--- a/BUSINESS_PLAN.docx
+++ b/BUSINESS_PLAN.docx
@@ -446,7 +446,7 @@
         <w:t xml:space="preserve"> </w:t>
       </w:r>
       <w:r>
-        <w:t xml:space="preserve">- Integrated travel planning (car services, hotels)</w:t>
+        <w:t xml:space="preserve">- Comprehensive winery profiles with reviews and ratings</w:t>
       </w:r>
       <w:r>
         <w:t xml:space="preserve"> </w:t>
@@ -556,7 +556,7 @@
         <w:t xml:space="preserve"> </w:t>
       </w:r>
       <w:r>
-        <w:t xml:space="preserve">$2.01M by Year 3</w:t>
+        <w:t xml:space="preserve">$1.97M by Year 3</w:t>
       </w:r>
     </w:p>
     <w:bookmarkEnd w:id="25"/>
@@ -1076,31 +1076,31 @@
               <w:jc w:val="left"/>
             </w:pPr>
             <w:r>
-              <w:t xml:space="preserve">$74K</w:t>
-            </w:r>
-          </w:p>
-        </w:tc>
-        <w:tc>
-          <w:tcPr/>
-          <w:p>
-            <w:pPr>
-              <w:pStyle w:val="Compact"/>
-              <w:jc w:val="left"/>
-            </w:pPr>
-            <w:r>
-              <w:t xml:space="preserve">$606K</w:t>
-            </w:r>
-          </w:p>
-        </w:tc>
-        <w:tc>
-          <w:tcPr/>
-          <w:p>
-            <w:pPr>
-              <w:pStyle w:val="Compact"/>
-              <w:jc w:val="left"/>
-            </w:pPr>
-            <w:r>
-              <w:t xml:space="preserve">$2.01M</w:t>
+              <w:t xml:space="preserve">$69K</w:t>
+            </w:r>
+          </w:p>
+        </w:tc>
+        <w:tc>
+          <w:tcPr/>
+          <w:p>
+            <w:pPr>
+              <w:pStyle w:val="Compact"/>
+              <w:jc w:val="left"/>
+            </w:pPr>
+            <w:r>
+              <w:t xml:space="preserve">$588K</w:t>
+            </w:r>
+          </w:p>
+        </w:tc>
+        <w:tc>
+          <w:tcPr/>
+          <w:p>
+            <w:pPr>
+              <w:pStyle w:val="Compact"/>
+              <w:jc w:val="left"/>
+            </w:pPr>
+            <w:r>
+              <w:t xml:space="preserve">$1.97M</w:t>
             </w:r>
           </w:p>
         </w:tc>
@@ -1142,19 +1142,19 @@
               <w:jc w:val="left"/>
             </w:pPr>
             <w:r>
-              <w:t xml:space="preserve">$450K</w:t>
-            </w:r>
-          </w:p>
-        </w:tc>
-        <w:tc>
-          <w:tcPr/>
-          <w:p>
-            <w:pPr>
-              <w:pStyle w:val="Compact"/>
-              <w:jc w:val="left"/>
-            </w:pPr>
-            <w:r>
-              <w:t xml:space="preserve">$900K</w:t>
+              <w:t xml:space="preserve">$437K</w:t>
+            </w:r>
+          </w:p>
+        </w:tc>
+        <w:tc>
+          <w:tcPr/>
+          <w:p>
+            <w:pPr>
+              <w:pStyle w:val="Compact"/>
+              <w:jc w:val="left"/>
+            </w:pPr>
+            <w:r>
+              <w:t xml:space="preserve">$866K</w:t>
             </w:r>
           </w:p>
         </w:tc>
@@ -1184,31 +1184,31 @@
               <w:jc w:val="left"/>
             </w:pPr>
             <w:r>
-              <w:t xml:space="preserve">-$76K</w:t>
-            </w:r>
-          </w:p>
-        </w:tc>
-        <w:tc>
-          <w:tcPr/>
-          <w:p>
-            <w:pPr>
-              <w:pStyle w:val="Compact"/>
-              <w:jc w:val="left"/>
-            </w:pPr>
-            <w:r>
-              <w:t xml:space="preserve">$156K</w:t>
-            </w:r>
-          </w:p>
-        </w:tc>
-        <w:tc>
-          <w:tcPr/>
-          <w:p>
-            <w:pPr>
-              <w:pStyle w:val="Compact"/>
-              <w:jc w:val="left"/>
-            </w:pPr>
-            <w:r>
-              <w:t xml:space="preserve">$1.11M</w:t>
+              <w:t xml:space="preserve">-$81K</w:t>
+            </w:r>
+          </w:p>
+        </w:tc>
+        <w:tc>
+          <w:tcPr/>
+          <w:p>
+            <w:pPr>
+              <w:pStyle w:val="Compact"/>
+              <w:jc w:val="left"/>
+            </w:pPr>
+            <w:r>
+              <w:t xml:space="preserve">$151K</w:t>
+            </w:r>
+          </w:p>
+        </w:tc>
+        <w:tc>
+          <w:tcPr/>
+          <w:p>
+            <w:pPr>
+              <w:pStyle w:val="Compact"/>
+              <w:jc w:val="left"/>
+            </w:pPr>
+            <w:r>
+              <w:t xml:space="preserve">$1.10M</w:t>
             </w:r>
           </w:p>
         </w:tc>
@@ -1886,7 +1886,7 @@
         <w:t xml:space="preserve"> </w:t>
       </w:r>
       <w:r>
-        <w:t xml:space="preserve">- Car service and hotel referrals</w:t>
+        <w:t xml:space="preserve">- Event ticketing and premium winery features</w:t>
       </w:r>
     </w:p>
     <w:p>
@@ -3905,7 +3905,7 @@
         <w:pStyle w:val="Compact"/>
       </w:pPr>
       <w:r>
-        <w:t xml:space="preserve">Integrated travel planning (car services, hotels)</w:t>
+        <w:t xml:space="preserve">Comprehensive winery profiles with photos and reviews</w:t>
       </w:r>
     </w:p>
     <w:p>
@@ -5516,7 +5516,7 @@
           <w:bCs/>
           <w:b/>
         </w:rPr>
-        <w:t xml:space="preserve">5. Integrated Travel Services</w:t>
+        <w:t xml:space="preserve">5. Itinerary Planning</w:t>
       </w:r>
       <w:r>
         <w:t xml:space="preserve"> </w:t>
@@ -5532,43 +5532,105 @@
           <w:bCs/>
           <w:b/>
         </w:rPr>
-        <w:t xml:space="preserve">Car Services Directory:</w:t>
-      </w:r>
-      <w:r>
-        <w:t xml:space="preserve"> </w:t>
-      </w:r>
-      <w:r>
-        <w:t xml:space="preserve">Browse local wine country transportation</w:t>
-      </w:r>
-      <w:r>
-        <w:t xml:space="preserve"> </w:t>
-      </w:r>
-      <w:r>
-        <w:t xml:space="preserve">- Sedan services</w:t>
-      </w:r>
-      <w:r>
-        <w:t xml:space="preserve"> </w:t>
-      </w:r>
-      <w:r>
-        <w:t xml:space="preserve">- Limo services</w:t>
-      </w:r>
-      <w:r>
-        <w:t xml:space="preserve"> </w:t>
-      </w:r>
-      <w:r>
-        <w:t xml:space="preserve">- Sprinter vans</w:t>
-      </w:r>
-      <w:r>
-        <w:t xml:space="preserve"> </w:t>
-      </w:r>
-      <w:r>
-        <w:t xml:space="preserve">- Private drivers</w:t>
-      </w:r>
-      <w:r>
-        <w:t xml:space="preserve"> </w:t>
-      </w:r>
-      <w:r>
-        <w:t xml:space="preserve">- Contact information and booking links</w:t>
+        <w:t xml:space="preserve">Multi-Winery Trip Planner:</w:t>
+      </w:r>
+      <w:r>
+        <w:t xml:space="preserve"> </w:t>
+      </w:r>
+      <w:r>
+        <w:t xml:space="preserve">Plan your perfect wine day</w:t>
+      </w:r>
+      <w:r>
+        <w:t xml:space="preserve"> </w:t>
+      </w:r>
+      <w:r>
+        <w:t xml:space="preserve">- Add multiple bookings to itinerary</w:t>
+      </w:r>
+      <w:r>
+        <w:t xml:space="preserve"> </w:t>
+      </w:r>
+      <w:r>
+        <w:t xml:space="preserve">- See map of route with driving times</w:t>
+      </w:r>
+      <w:r>
+        <w:t xml:space="preserve"> </w:t>
+      </w:r>
+      <w:r>
+        <w:t xml:space="preserve">- Suggested time between wineries</w:t>
+      </w:r>
+      <w:r>
+        <w:t xml:space="preserve"> </w:t>
+      </w:r>
+      <w:r>
+        <w:t xml:space="preserve">- Export to calendar (.ics file)</w:t>
+      </w:r>
+      <w:r>
+        <w:t xml:space="preserve"> </w:t>
+      </w:r>
+      <w:r>
+        <w:t xml:space="preserve">- Share itinerary with travel companions</w:t>
+      </w:r>
+    </w:p>
+    <w:bookmarkEnd w:id="58"/>
+    <w:bookmarkStart w:id="59" w:name="winery-portal-features"/>
+    <w:p>
+      <w:pPr>
+        <w:pStyle w:val="Heading4"/>
+      </w:pPr>
+      <w:r>
+        <w:t xml:space="preserve">Winery Portal Features</w:t>
+      </w:r>
+    </w:p>
+    <w:p>
+      <w:pPr>
+        <w:pStyle w:val="FirstParagraph"/>
+      </w:pPr>
+      <w:r>
+        <w:rPr>
+          <w:bCs/>
+          <w:b/>
+        </w:rPr>
+        <w:t xml:space="preserve">1. Dashboard</w:t>
+      </w:r>
+      <w:r>
+        <w:t xml:space="preserve"> </w:t>
+      </w:r>
+      <w:r>
+        <w:t xml:space="preserve">-</w:t>
+      </w:r>
+      <w:r>
+        <w:t xml:space="preserve"> </w:t>
+      </w:r>
+      <w:r>
+        <w:rPr>
+          <w:bCs/>
+          <w:b/>
+        </w:rPr>
+        <w:t xml:space="preserve">Today’s Overview:</w:t>
+      </w:r>
+      <w:r>
+        <w:t xml:space="preserve"> </w:t>
+      </w:r>
+      <w:r>
+        <w:t xml:space="preserve">- Reservations for today (upcoming and arrived)</w:t>
+      </w:r>
+      <w:r>
+        <w:t xml:space="preserve"> </w:t>
+      </w:r>
+      <w:r>
+        <w:t xml:space="preserve">- Capacity utilization (% of slots filled)</w:t>
+      </w:r>
+      <w:r>
+        <w:t xml:space="preserve"> </w:t>
+      </w:r>
+      <w:r>
+        <w:t xml:space="preserve">- Revenue summary (today, week, month)</w:t>
+      </w:r>
+      <w:r>
+        <w:t xml:space="preserve"> </w:t>
+      </w:r>
+      <w:r>
+        <w:t xml:space="preserve">- No-show tracking</w:t>
       </w:r>
     </w:p>
     <w:p>
@@ -5584,13 +5646,7 @@
           <w:bCs/>
           <w:b/>
         </w:rPr>
-        <w:t xml:space="preserve">Hotel Listings:</w:t>
-      </w:r>
-      <w:r>
-        <w:t xml:space="preserve"> </w:t>
-      </w:r>
-      <w:r>
-        <w:t xml:space="preserve">Partner accommodations with booking links</w:t>
+        <w:t xml:space="preserve">Calendar View:</w:t>
       </w:r>
     </w:p>
     <w:p>
@@ -5602,7 +5658,7 @@
         <w:pStyle w:val="Compact"/>
       </w:pPr>
       <w:r>
-        <w:t xml:space="preserve">Hotels in wine region</w:t>
+        <w:t xml:space="preserve">Weekly/monthly reservation calendar</w:t>
       </w:r>
     </w:p>
     <w:p>
@@ -5614,7 +5670,7 @@
         <w:pStyle w:val="Compact"/>
       </w:pPr>
       <w:r>
-        <w:t xml:space="preserve">Bed &amp; Breakfasts</w:t>
+        <w:t xml:space="preserve">Color-coded by tasting experience type</w:t>
       </w:r>
     </w:p>
     <w:p>
@@ -5626,7 +5682,7 @@
         <w:pStyle w:val="Compact"/>
       </w:pPr>
       <w:r>
-        <w:t xml:space="preserve">Vacation rentals</w:t>
+        <w:t xml:space="preserve">Visual capacity indicators</w:t>
       </w:r>
     </w:p>
     <w:p>
@@ -5638,155 +5694,157 @@
         <w:pStyle w:val="Compact"/>
       </w:pPr>
       <w:r>
-        <w:t xml:space="preserve">Special rates for platform users (future)</w:t>
+        <w:t xml:space="preserve">Quick filters (view specific experience types)</w:t>
+      </w:r>
+    </w:p>
+    <w:p>
+      <w:pPr>
+        <w:pStyle w:val="FirstParagraph"/>
+      </w:pPr>
+      <w:r>
+        <w:rPr>
+          <w:bCs/>
+          <w:b/>
+        </w:rPr>
+        <w:t xml:space="preserve">2. Reservation Management</w:t>
+      </w:r>
+      <w:r>
+        <w:t xml:space="preserve"> </w:t>
+      </w:r>
+      <w:r>
+        <w:t xml:space="preserve">-</w:t>
+      </w:r>
+      <w:r>
+        <w:t xml:space="preserve"> </w:t>
+      </w:r>
+      <w:r>
+        <w:rPr>
+          <w:bCs/>
+          <w:b/>
+        </w:rPr>
+        <w:t xml:space="preserve">Inbound Bookings:</w:t>
+      </w:r>
+      <w:r>
+        <w:t xml:space="preserve"> </w:t>
+      </w:r>
+      <w:r>
+        <w:t xml:space="preserve">- List view of all upcoming reservations</w:t>
+      </w:r>
+      <w:r>
+        <w:t xml:space="preserve"> </w:t>
+      </w:r>
+      <w:r>
+        <w:t xml:space="preserve">- Customer details (name, party size, contact info)</w:t>
+      </w:r>
+      <w:r>
+        <w:t xml:space="preserve"> </w:t>
+      </w:r>
+      <w:r>
+        <w:t xml:space="preserve">- Tasting experience selected</w:t>
+      </w:r>
+      <w:r>
+        <w:t xml:space="preserve"> </w:t>
+      </w:r>
+      <w:r>
+        <w:t xml:space="preserve">- Arrival time and duration</w:t>
+      </w:r>
+      <w:r>
+        <w:t xml:space="preserve"> </w:t>
+      </w:r>
+      <w:r>
+        <w:t xml:space="preserve">- Special requests from customer</w:t>
+      </w:r>
+      <w:r>
+        <w:t xml:space="preserve"> </w:t>
+      </w:r>
+      <w:r>
+        <w:t xml:space="preserve">- Payment status (prepaid, confirmed)</w:t>
+      </w:r>
+      <w:r>
+        <w:t xml:space="preserve"> </w:t>
+      </w:r>
+      <w:r>
+        <w:t xml:space="preserve">- Customer booking history (repeat visitor indicator)</w:t>
       </w:r>
     </w:p>
     <w:p>
       <w:pPr>
         <w:numPr>
           <w:ilvl w:val="0"/>
-          <w:numId w:val="1015"/>
-        </w:numPr>
-        <w:pStyle w:val="Compact"/>
-      </w:pPr>
-      <w:r>
-        <w:rPr>
-          <w:bCs/>
-          <w:b/>
-        </w:rPr>
-        <w:t xml:space="preserve">Itinerary Builder:</w:t>
-      </w:r>
-      <w:r>
-        <w:t xml:space="preserve"> </w:t>
-      </w:r>
-      <w:r>
-        <w:t xml:space="preserve">Plan multi-winery day trips</w:t>
+          <w:numId w:val="1017"/>
+        </w:numPr>
+        <w:pStyle w:val="Compact"/>
+      </w:pPr>
+      <w:r>
+        <w:rPr>
+          <w:bCs/>
+          <w:b/>
+        </w:rPr>
+        <w:t xml:space="preserve">Check-In System:</w:t>
       </w:r>
     </w:p>
     <w:p>
       <w:pPr>
         <w:numPr>
           <w:ilvl w:val="1"/>
+          <w:numId w:val="1018"/>
+        </w:numPr>
+        <w:pStyle w:val="Compact"/>
+      </w:pPr>
+      <w:r>
+        <w:t xml:space="preserve">QR code scanner (mobile app or web)</w:t>
+      </w:r>
+    </w:p>
+    <w:p>
+      <w:pPr>
+        <w:numPr>
+          <w:ilvl w:val="1"/>
+          <w:numId w:val="1018"/>
+        </w:numPr>
+        <w:pStyle w:val="Compact"/>
+      </w:pPr>
+      <w:r>
+        <w:t xml:space="preserve">Mark guests as arrived</w:t>
+      </w:r>
+    </w:p>
+    <w:p>
+      <w:pPr>
+        <w:numPr>
+          <w:ilvl w:val="1"/>
+          <w:numId w:val="1018"/>
+        </w:numPr>
+        <w:pStyle w:val="Compact"/>
+      </w:pPr>
+      <w:r>
+        <w:t xml:space="preserve">Track no-shows</w:t>
+      </w:r>
+    </w:p>
+    <w:p>
+      <w:pPr>
+        <w:numPr>
+          <w:ilvl w:val="1"/>
+          <w:numId w:val="1018"/>
+        </w:numPr>
+        <w:pStyle w:val="Compact"/>
+      </w:pPr>
+      <w:r>
+        <w:t xml:space="preserve">Add notes after visit</w:t>
+      </w:r>
+    </w:p>
+    <w:p>
+      <w:pPr>
+        <w:numPr>
+          <w:ilvl w:val="0"/>
           <w:numId w:val="1017"/>
         </w:numPr>
         <w:pStyle w:val="Compact"/>
       </w:pPr>
       <w:r>
-        <w:t xml:space="preserve">Add multiple bookings to itinerary</w:t>
-      </w:r>
-    </w:p>
-    <w:p>
-      <w:pPr>
-        <w:numPr>
-          <w:ilvl w:val="1"/>
-          <w:numId w:val="1017"/>
-        </w:numPr>
-        <w:pStyle w:val="Compact"/>
-      </w:pPr>
-      <w:r>
-        <w:t xml:space="preserve">See map of route</w:t>
-      </w:r>
-    </w:p>
-    <w:p>
-      <w:pPr>
-        <w:numPr>
-          <w:ilvl w:val="1"/>
-          <w:numId w:val="1017"/>
-        </w:numPr>
-        <w:pStyle w:val="Compact"/>
-      </w:pPr>
-      <w:r>
-        <w:t xml:space="preserve">Suggested time between wineries</w:t>
-      </w:r>
-    </w:p>
-    <w:p>
-      <w:pPr>
-        <w:numPr>
-          <w:ilvl w:val="1"/>
-          <w:numId w:val="1017"/>
-        </w:numPr>
-        <w:pStyle w:val="Compact"/>
-      </w:pPr>
-      <w:r>
-        <w:t xml:space="preserve">Export to calendar</w:t>
-      </w:r>
-    </w:p>
-    <w:bookmarkEnd w:id="58"/>
-    <w:bookmarkStart w:id="59" w:name="winery-portal-features"/>
-    <w:p>
-      <w:pPr>
-        <w:pStyle w:val="Heading4"/>
-      </w:pPr>
-      <w:r>
-        <w:t xml:space="preserve">Winery Portal Features</w:t>
-      </w:r>
-    </w:p>
-    <w:p>
-      <w:pPr>
-        <w:pStyle w:val="FirstParagraph"/>
-      </w:pPr>
-      <w:r>
-        <w:rPr>
-          <w:bCs/>
-          <w:b/>
-        </w:rPr>
-        <w:t xml:space="preserve">1. Dashboard</w:t>
-      </w:r>
-      <w:r>
-        <w:t xml:space="preserve"> </w:t>
-      </w:r>
-      <w:r>
-        <w:t xml:space="preserve">-</w:t>
-      </w:r>
-      <w:r>
-        <w:t xml:space="preserve"> </w:t>
-      </w:r>
-      <w:r>
-        <w:rPr>
-          <w:bCs/>
-          <w:b/>
-        </w:rPr>
-        <w:t xml:space="preserve">Today’s Overview:</w:t>
-      </w:r>
-      <w:r>
-        <w:t xml:space="preserve"> </w:t>
-      </w:r>
-      <w:r>
-        <w:t xml:space="preserve">- Reservations for today (upcoming and arrived)</w:t>
-      </w:r>
-      <w:r>
-        <w:t xml:space="preserve"> </w:t>
-      </w:r>
-      <w:r>
-        <w:t xml:space="preserve">- Capacity utilization (% of slots filled)</w:t>
-      </w:r>
-      <w:r>
-        <w:t xml:space="preserve"> </w:t>
-      </w:r>
-      <w:r>
-        <w:t xml:space="preserve">- Revenue summary (today, week, month)</w:t>
-      </w:r>
-      <w:r>
-        <w:t xml:space="preserve"> </w:t>
-      </w:r>
-      <w:r>
-        <w:t xml:space="preserve">- No-show tracking</w:t>
-      </w:r>
-    </w:p>
-    <w:p>
-      <w:pPr>
-        <w:numPr>
-          <w:ilvl w:val="0"/>
-          <w:numId w:val="1018"/>
-        </w:numPr>
-        <w:pStyle w:val="Compact"/>
-      </w:pPr>
-      <w:r>
-        <w:rPr>
-          <w:bCs/>
-          <w:b/>
-        </w:rPr>
-        <w:t xml:space="preserve">Calendar View:</w:t>
+        <w:rPr>
+          <w:bCs/>
+          <w:b/>
+        </w:rPr>
+        <w:t xml:space="preserve">Communication Tools:</w:t>
       </w:r>
     </w:p>
     <w:p>
@@ -5798,7 +5856,7 @@
         <w:pStyle w:val="Compact"/>
       </w:pPr>
       <w:r>
-        <w:t xml:space="preserve">Weekly/monthly reservation calendar</w:t>
+        <w:t xml:space="preserve">Send messages to specific reservations</w:t>
       </w:r>
     </w:p>
     <w:p>
@@ -5810,7 +5868,7 @@
         <w:pStyle w:val="Compact"/>
       </w:pPr>
       <w:r>
-        <w:t xml:space="preserve">Color-coded by tasting experience type</w:t>
+        <w:t xml:space="preserve">Bulk messaging for date range</w:t>
       </w:r>
     </w:p>
     <w:p>
@@ -5822,19 +5880,7 @@
         <w:pStyle w:val="Compact"/>
       </w:pPr>
       <w:r>
-        <w:t xml:space="preserve">Visual capacity indicators</w:t>
-      </w:r>
-    </w:p>
-    <w:p>
-      <w:pPr>
-        <w:numPr>
-          <w:ilvl w:val="1"/>
-          <w:numId w:val="1019"/>
-        </w:numPr>
-        <w:pStyle w:val="Compact"/>
-      </w:pPr>
-      <w:r>
-        <w:t xml:space="preserve">Quick filters (view specific experience types)</w:t>
+        <w:t xml:space="preserve">Automated reminder emails (customizable)</w:t>
       </w:r>
     </w:p>
     <w:p>
@@ -5846,7 +5892,7 @@
           <w:bCs/>
           <w:b/>
         </w:rPr>
-        <w:t xml:space="preserve">2. Reservation Management</w:t>
+        <w:t xml:space="preserve">3. Capacity Controls</w:t>
       </w:r>
       <w:r>
         <w:t xml:space="preserve"> </w:t>
@@ -5862,49 +5908,31 @@
           <w:bCs/>
           <w:b/>
         </w:rPr>
-        <w:t xml:space="preserve">Inbound Bookings:</w:t>
-      </w:r>
-      <w:r>
-        <w:t xml:space="preserve"> </w:t>
-      </w:r>
-      <w:r>
-        <w:t xml:space="preserve">- List view of all upcoming reservations</w:t>
-      </w:r>
-      <w:r>
-        <w:t xml:space="preserve"> </w:t>
-      </w:r>
-      <w:r>
-        <w:t xml:space="preserve">- Customer details (name, party size, contact info)</w:t>
-      </w:r>
-      <w:r>
-        <w:t xml:space="preserve"> </w:t>
-      </w:r>
-      <w:r>
-        <w:t xml:space="preserve">- Tasting experience selected</w:t>
-      </w:r>
-      <w:r>
-        <w:t xml:space="preserve"> </w:t>
-      </w:r>
-      <w:r>
-        <w:t xml:space="preserve">- Arrival time and duration</w:t>
-      </w:r>
-      <w:r>
-        <w:t xml:space="preserve"> </w:t>
-      </w:r>
-      <w:r>
-        <w:t xml:space="preserve">- Special requests from customer</w:t>
-      </w:r>
-      <w:r>
-        <w:t xml:space="preserve"> </w:t>
-      </w:r>
-      <w:r>
-        <w:t xml:space="preserve">- Payment status (prepaid, confirmed)</w:t>
-      </w:r>
-      <w:r>
-        <w:t xml:space="preserve"> </w:t>
-      </w:r>
-      <w:r>
-        <w:t xml:space="preserve">- Customer booking history (repeat visitor indicator)</w:t>
+        <w:t xml:space="preserve">Time Slot Configuration:</w:t>
+      </w:r>
+      <w:r>
+        <w:t xml:space="preserve"> </w:t>
+      </w:r>
+      <w:r>
+        <w:t xml:space="preserve">- Set time slot intervals (15 min, 30 min, 1 hour, etc.)</w:t>
+      </w:r>
+      <w:r>
+        <w:t xml:space="preserve"> </w:t>
+      </w:r>
+      <w:r>
+        <w:t xml:space="preserve">- Define max guests per slot</w:t>
+      </w:r>
+      <w:r>
+        <w:t xml:space="preserve"> </w:t>
+      </w:r>
+      <w:r>
+        <w:t xml:space="preserve">- Different capacities by day of week</w:t>
+      </w:r>
+      <w:r>
+        <w:t xml:space="preserve"> </w:t>
+      </w:r>
+      <w:r>
+        <w:t xml:space="preserve">- Seasonal capacity adjustments</w:t>
       </w:r>
     </w:p>
     <w:p>
@@ -5920,7 +5948,7 @@
           <w:bCs/>
           <w:b/>
         </w:rPr>
-        <w:t xml:space="preserve">Check-In System:</w:t>
+        <w:t xml:space="preserve">Availability Management:</w:t>
       </w:r>
     </w:p>
     <w:p>
@@ -5932,7 +5960,7 @@
         <w:pStyle w:val="Compact"/>
       </w:pPr>
       <w:r>
-        <w:t xml:space="preserve">QR code scanner (mobile app or web)</w:t>
+        <w:t xml:space="preserve">Block out specific dates/times (private events, holidays)</w:t>
       </w:r>
     </w:p>
     <w:p>
@@ -5944,7 +5972,7 @@
         <w:pStyle w:val="Compact"/>
       </w:pPr>
       <w:r>
-        <w:t xml:space="preserve">Mark guests as arrived</w:t>
+        <w:t xml:space="preserve">Set weekly operating hours</w:t>
       </w:r>
     </w:p>
     <w:p>
@@ -5956,7 +5984,7 @@
         <w:pStyle w:val="Compact"/>
       </w:pPr>
       <w:r>
-        <w:t xml:space="preserve">Track no-shows</w:t>
+        <w:t xml:space="preserve">Create seasonal schedules</w:t>
       </w:r>
     </w:p>
     <w:p>
@@ -5968,7 +5996,7 @@
         <w:pStyle w:val="Compact"/>
       </w:pPr>
       <w:r>
-        <w:t xml:space="preserve">Add notes after visit</w:t>
+        <w:t xml:space="preserve">Emergency closures (weather, staffing)</w:t>
       </w:r>
     </w:p>
     <w:p>
@@ -5984,7 +6012,7 @@
           <w:bCs/>
           <w:b/>
         </w:rPr>
-        <w:t xml:space="preserve">Communication Tools:</w:t>
+        <w:t xml:space="preserve">Buffer Settings:</w:t>
       </w:r>
     </w:p>
     <w:p>
@@ -5996,7 +6024,7 @@
         <w:pStyle w:val="Compact"/>
       </w:pPr>
       <w:r>
-        <w:t xml:space="preserve">Send messages to specific reservations</w:t>
+        <w:t xml:space="preserve">Time buffer between bookings</w:t>
       </w:r>
     </w:p>
     <w:p>
@@ -6008,7 +6036,7 @@
         <w:pStyle w:val="Compact"/>
       </w:pPr>
       <w:r>
-        <w:t xml:space="preserve">Bulk messaging for date range</w:t>
+        <w:t xml:space="preserve">Minimum advance booking time (e.g., 2 hours)</w:t>
       </w:r>
     </w:p>
     <w:p>
@@ -6020,7 +6048,7 @@
         <w:pStyle w:val="Compact"/>
       </w:pPr>
       <w:r>
-        <w:t xml:space="preserve">Automated reminder emails (customizable)</w:t>
+        <w:t xml:space="preserve">Maximum advance booking window (e.g., 90 days)</w:t>
       </w:r>
     </w:p>
     <w:p>
@@ -6032,7 +6060,7 @@
           <w:bCs/>
           <w:b/>
         </w:rPr>
-        <w:t xml:space="preserve">3. Capacity Controls</w:t>
+        <w:t xml:space="preserve">4. Experience Management</w:t>
       </w:r>
       <w:r>
         <w:t xml:space="preserve"> </w:t>
@@ -6048,31 +6076,88 @@
           <w:bCs/>
           <w:b/>
         </w:rPr>
-        <w:t xml:space="preserve">Time Slot Configuration:</w:t>
-      </w:r>
-      <w:r>
-        <w:t xml:space="preserve"> </w:t>
-      </w:r>
-      <w:r>
-        <w:t xml:space="preserve">- Set time slot intervals (15 min, 30 min, 1 hour, etc.)</w:t>
-      </w:r>
-      <w:r>
-        <w:t xml:space="preserve"> </w:t>
-      </w:r>
-      <w:r>
-        <w:t xml:space="preserve">- Define max guests per slot</w:t>
-      </w:r>
-      <w:r>
-        <w:t xml:space="preserve"> </w:t>
-      </w:r>
-      <w:r>
-        <w:t xml:space="preserve">- Different capacities by day of week</w:t>
-      </w:r>
-      <w:r>
-        <w:t xml:space="preserve"> </w:t>
-      </w:r>
-      <w:r>
-        <w:t xml:space="preserve">- Seasonal capacity adjustments</w:t>
+        <w:t xml:space="preserve">Create Tasting Experiences:</w:t>
+      </w:r>
+      <w:r>
+        <w:t xml:space="preserve"> </w:t>
+      </w:r>
+      <w:r>
+        <w:t xml:space="preserve">- Name (e.g.,</w:t>
+      </w:r>
+      <w:r>
+        <w:t xml:space="preserve"> </w:t>
+      </w:r>
+      <w:r>
+        <w:t xml:space="preserve">“</w:t>
+      </w:r>
+      <w:r>
+        <w:t xml:space="preserve">Classic Tasting,</w:t>
+      </w:r>
+      <w:r>
+        <w:t xml:space="preserve">”</w:t>
+      </w:r>
+      <w:r>
+        <w:t xml:space="preserve"> </w:t>
+      </w:r>
+      <w:r>
+        <w:t xml:space="preserve">“</w:t>
+      </w:r>
+      <w:r>
+        <w:t xml:space="preserve">Reserve Flight,</w:t>
+      </w:r>
+      <w:r>
+        <w:t xml:space="preserve">”</w:t>
+      </w:r>
+      <w:r>
+        <w:t xml:space="preserve"> </w:t>
+      </w:r>
+      <w:r>
+        <w:t xml:space="preserve">“</w:t>
+      </w:r>
+      <w:r>
+        <w:t xml:space="preserve">Vineyard Tour &amp; Tasting</w:t>
+      </w:r>
+      <w:r>
+        <w:t xml:space="preserve">”</w:t>
+      </w:r>
+      <w:r>
+        <w:t xml:space="preserve">)</w:t>
+      </w:r>
+      <w:r>
+        <w:t xml:space="preserve"> </w:t>
+      </w:r>
+      <w:r>
+        <w:t xml:space="preserve">- Description and inclusions</w:t>
+      </w:r>
+      <w:r>
+        <w:t xml:space="preserve"> </w:t>
+      </w:r>
+      <w:r>
+        <w:t xml:space="preserve">- Duration (30 min, 1 hour, 2 hours, etc.)</w:t>
+      </w:r>
+      <w:r>
+        <w:t xml:space="preserve"> </w:t>
+      </w:r>
+      <w:r>
+        <w:t xml:space="preserve">- Pricing</w:t>
+      </w:r>
+      <w:r>
+        <w:t xml:space="preserve"> </w:t>
+      </w:r>
+      <w:r>
+        <w:t xml:space="preserve">- Number of wines included</w:t>
+      </w:r>
+      <w:r>
+        <w:t xml:space="preserve"> </w:t>
+      </w:r>
+      <w:r>
+        <w:t xml:space="preserve">- Food pairings (if applicable)</w:t>
+      </w:r>
+      <w:r>
+        <w:t xml:space="preserve"> </w:t>
+      </w:r>
+      <w:r>
+        <w:t xml:space="preserve">- Photos</w:t>
       </w:r>
     </w:p>
     <w:p>
@@ -6088,7 +6173,7 @@
           <w:bCs/>
           <w:b/>
         </w:rPr>
-        <w:t xml:space="preserve">Availability Management:</w:t>
+        <w:t xml:space="preserve">Availability Rules:</w:t>
       </w:r>
     </w:p>
     <w:p>
@@ -6100,7 +6185,7 @@
         <w:pStyle w:val="Compact"/>
       </w:pPr>
       <w:r>
-        <w:t xml:space="preserve">Block out specific dates/times (private events, holidays)</w:t>
+        <w:t xml:space="preserve">Days/times each experience is offered</w:t>
       </w:r>
     </w:p>
     <w:p>
@@ -6112,7 +6197,7 @@
         <w:pStyle w:val="Compact"/>
       </w:pPr>
       <w:r>
-        <w:t xml:space="preserve">Set weekly operating hours</w:t>
+        <w:t xml:space="preserve">Minimum/maximum party size</w:t>
       </w:r>
     </w:p>
     <w:p>
@@ -6124,196 +6209,157 @@
         <w:pStyle w:val="Compact"/>
       </w:pPr>
       <w:r>
-        <w:t xml:space="preserve">Create seasonal schedules</w:t>
+        <w:t xml:space="preserve">Seasonal offerings (harvest tasting, holiday flights)</w:t>
+      </w:r>
+    </w:p>
+    <w:p>
+      <w:pPr>
+        <w:pStyle w:val="FirstParagraph"/>
+      </w:pPr>
+      <w:r>
+        <w:rPr>
+          <w:bCs/>
+          <w:b/>
+        </w:rPr>
+        <w:t xml:space="preserve">5. Analytics &amp; Insights</w:t>
+      </w:r>
+      <w:r>
+        <w:t xml:space="preserve"> </w:t>
+      </w:r>
+      <w:r>
+        <w:t xml:space="preserve">-</w:t>
+      </w:r>
+      <w:r>
+        <w:t xml:space="preserve"> </w:t>
+      </w:r>
+      <w:r>
+        <w:rPr>
+          <w:bCs/>
+          <w:b/>
+        </w:rPr>
+        <w:t xml:space="preserve">Booking Metrics:</w:t>
+      </w:r>
+      <w:r>
+        <w:t xml:space="preserve"> </w:t>
+      </w:r>
+      <w:r>
+        <w:t xml:space="preserve">- Total bookings (daily, weekly, monthly)</w:t>
+      </w:r>
+      <w:r>
+        <w:t xml:space="preserve"> </w:t>
+      </w:r>
+      <w:r>
+        <w:t xml:space="preserve">- Booking lead time (how far in advance customers book)</w:t>
+      </w:r>
+      <w:r>
+        <w:t xml:space="preserve"> </w:t>
+      </w:r>
+      <w:r>
+        <w:t xml:space="preserve">- Most popular time slots</w:t>
+      </w:r>
+      <w:r>
+        <w:t xml:space="preserve"> </w:t>
+      </w:r>
+      <w:r>
+        <w:t xml:space="preserve">- Most popular tasting experiences</w:t>
+      </w:r>
+      <w:r>
+        <w:t xml:space="preserve"> </w:t>
+      </w:r>
+      <w:r>
+        <w:t xml:space="preserve">- Average party size</w:t>
+      </w:r>
+    </w:p>
+    <w:p>
+      <w:pPr>
+        <w:numPr>
+          <w:ilvl w:val="0"/>
+          <w:numId w:val="1025"/>
+        </w:numPr>
+        <w:pStyle w:val="Compact"/>
+      </w:pPr>
+      <w:r>
+        <w:rPr>
+          <w:bCs/>
+          <w:b/>
+        </w:rPr>
+        <w:t xml:space="preserve">Revenue Tracking:</w:t>
       </w:r>
     </w:p>
     <w:p>
       <w:pPr>
         <w:numPr>
           <w:ilvl w:val="1"/>
-          <w:numId w:val="1024"/>
-        </w:numPr>
-        <w:pStyle w:val="Compact"/>
-      </w:pPr>
-      <w:r>
-        <w:t xml:space="preserve">Emergency closures (weather, staffing)</w:t>
+          <w:numId w:val="1026"/>
+        </w:numPr>
+        <w:pStyle w:val="Compact"/>
+      </w:pPr>
+      <w:r>
+        <w:t xml:space="preserve">Gross revenue (before fees)</w:t>
+      </w:r>
+    </w:p>
+    <w:p>
+      <w:pPr>
+        <w:numPr>
+          <w:ilvl w:val="1"/>
+          <w:numId w:val="1026"/>
+        </w:numPr>
+        <w:pStyle w:val="Compact"/>
+      </w:pPr>
+      <w:r>
+        <w:t xml:space="preserve">Platform fees paid</w:t>
+      </w:r>
+    </w:p>
+    <w:p>
+      <w:pPr>
+        <w:numPr>
+          <w:ilvl w:val="1"/>
+          <w:numId w:val="1026"/>
+        </w:numPr>
+        <w:pStyle w:val="Compact"/>
+      </w:pPr>
+      <w:r>
+        <w:t xml:space="preserve">Net revenue received</w:t>
+      </w:r>
+    </w:p>
+    <w:p>
+      <w:pPr>
+        <w:numPr>
+          <w:ilvl w:val="1"/>
+          <w:numId w:val="1026"/>
+        </w:numPr>
+        <w:pStyle w:val="Compact"/>
+      </w:pPr>
+      <w:r>
+        <w:t xml:space="preserve">Average booking value</w:t>
+      </w:r>
+    </w:p>
+    <w:p>
+      <w:pPr>
+        <w:numPr>
+          <w:ilvl w:val="1"/>
+          <w:numId w:val="1026"/>
+        </w:numPr>
+        <w:pStyle w:val="Compact"/>
+      </w:pPr>
+      <w:r>
+        <w:t xml:space="preserve">Revenue by experience type</w:t>
       </w:r>
     </w:p>
     <w:p>
       <w:pPr>
         <w:numPr>
           <w:ilvl w:val="0"/>
-          <w:numId w:val="1023"/>
-        </w:numPr>
-        <w:pStyle w:val="Compact"/>
-      </w:pPr>
-      <w:r>
-        <w:rPr>
-          <w:bCs/>
-          <w:b/>
-        </w:rPr>
-        <w:t xml:space="preserve">Buffer Settings:</w:t>
-      </w:r>
-    </w:p>
-    <w:p>
-      <w:pPr>
-        <w:numPr>
-          <w:ilvl w:val="1"/>
           <w:numId w:val="1025"/>
         </w:numPr>
         <w:pStyle w:val="Compact"/>
       </w:pPr>
       <w:r>
-        <w:t xml:space="preserve">Time buffer between bookings</w:t>
-      </w:r>
-    </w:p>
-    <w:p>
-      <w:pPr>
-        <w:numPr>
-          <w:ilvl w:val="1"/>
-          <w:numId w:val="1025"/>
-        </w:numPr>
-        <w:pStyle w:val="Compact"/>
-      </w:pPr>
-      <w:r>
-        <w:t xml:space="preserve">Minimum advance booking time (e.g., 2 hours)</w:t>
-      </w:r>
-    </w:p>
-    <w:p>
-      <w:pPr>
-        <w:numPr>
-          <w:ilvl w:val="1"/>
-          <w:numId w:val="1025"/>
-        </w:numPr>
-        <w:pStyle w:val="Compact"/>
-      </w:pPr>
-      <w:r>
-        <w:t xml:space="preserve">Maximum advance booking window (e.g., 90 days)</w:t>
-      </w:r>
-    </w:p>
-    <w:p>
-      <w:pPr>
-        <w:pStyle w:val="FirstParagraph"/>
-      </w:pPr>
-      <w:r>
-        <w:rPr>
-          <w:bCs/>
-          <w:b/>
-        </w:rPr>
-        <w:t xml:space="preserve">4. Experience Management</w:t>
-      </w:r>
-      <w:r>
-        <w:t xml:space="preserve"> </w:t>
-      </w:r>
-      <w:r>
-        <w:t xml:space="preserve">-</w:t>
-      </w:r>
-      <w:r>
-        <w:t xml:space="preserve"> </w:t>
-      </w:r>
-      <w:r>
-        <w:rPr>
-          <w:bCs/>
-          <w:b/>
-        </w:rPr>
-        <w:t xml:space="preserve">Create Tasting Experiences:</w:t>
-      </w:r>
-      <w:r>
-        <w:t xml:space="preserve"> </w:t>
-      </w:r>
-      <w:r>
-        <w:t xml:space="preserve">- Name (e.g.,</w:t>
-      </w:r>
-      <w:r>
-        <w:t xml:space="preserve"> </w:t>
-      </w:r>
-      <w:r>
-        <w:t xml:space="preserve">“</w:t>
-      </w:r>
-      <w:r>
-        <w:t xml:space="preserve">Classic Tasting,</w:t>
-      </w:r>
-      <w:r>
-        <w:t xml:space="preserve">”</w:t>
-      </w:r>
-      <w:r>
-        <w:t xml:space="preserve"> </w:t>
-      </w:r>
-      <w:r>
-        <w:t xml:space="preserve">“</w:t>
-      </w:r>
-      <w:r>
-        <w:t xml:space="preserve">Reserve Flight,</w:t>
-      </w:r>
-      <w:r>
-        <w:t xml:space="preserve">”</w:t>
-      </w:r>
-      <w:r>
-        <w:t xml:space="preserve"> </w:t>
-      </w:r>
-      <w:r>
-        <w:t xml:space="preserve">“</w:t>
-      </w:r>
-      <w:r>
-        <w:t xml:space="preserve">Vineyard Tour &amp; Tasting</w:t>
-      </w:r>
-      <w:r>
-        <w:t xml:space="preserve">”</w:t>
-      </w:r>
-      <w:r>
-        <w:t xml:space="preserve">)</w:t>
-      </w:r>
-      <w:r>
-        <w:t xml:space="preserve"> </w:t>
-      </w:r>
-      <w:r>
-        <w:t xml:space="preserve">- Description and inclusions</w:t>
-      </w:r>
-      <w:r>
-        <w:t xml:space="preserve"> </w:t>
-      </w:r>
-      <w:r>
-        <w:t xml:space="preserve">- Duration (30 min, 1 hour, 2 hours, etc.)</w:t>
-      </w:r>
-      <w:r>
-        <w:t xml:space="preserve"> </w:t>
-      </w:r>
-      <w:r>
-        <w:t xml:space="preserve">- Pricing</w:t>
-      </w:r>
-      <w:r>
-        <w:t xml:space="preserve"> </w:t>
-      </w:r>
-      <w:r>
-        <w:t xml:space="preserve">- Number of wines included</w:t>
-      </w:r>
-      <w:r>
-        <w:t xml:space="preserve"> </w:t>
-      </w:r>
-      <w:r>
-        <w:t xml:space="preserve">- Food pairings (if applicable)</w:t>
-      </w:r>
-      <w:r>
-        <w:t xml:space="preserve"> </w:t>
-      </w:r>
-      <w:r>
-        <w:t xml:space="preserve">- Photos</w:t>
-      </w:r>
-    </w:p>
-    <w:p>
-      <w:pPr>
-        <w:numPr>
-          <w:ilvl w:val="0"/>
-          <w:numId w:val="1026"/>
-        </w:numPr>
-        <w:pStyle w:val="Compact"/>
-      </w:pPr>
-      <w:r>
-        <w:rPr>
-          <w:bCs/>
-          <w:b/>
-        </w:rPr>
-        <w:t xml:space="preserve">Availability Rules:</w:t>
+        <w:rPr>
+          <w:bCs/>
+          <w:b/>
+        </w:rPr>
+        <w:t xml:space="preserve">Customer Insights:</w:t>
       </w:r>
     </w:p>
     <w:p>
@@ -6325,7 +6371,7 @@
         <w:pStyle w:val="Compact"/>
       </w:pPr>
       <w:r>
-        <w:t xml:space="preserve">Days/times each experience is offered</w:t>
+        <w:t xml:space="preserve">New vs. repeat visitors</w:t>
       </w:r>
     </w:p>
     <w:p>
@@ -6337,7 +6383,7 @@
         <w:pStyle w:val="Compact"/>
       </w:pPr>
       <w:r>
-        <w:t xml:space="preserve">Minimum/maximum party size</w:t>
+        <w:t xml:space="preserve">Customer demographics (ZIP code analysis)</w:t>
       </w:r>
     </w:p>
     <w:p>
@@ -6349,7 +6395,19 @@
         <w:pStyle w:val="Compact"/>
       </w:pPr>
       <w:r>
-        <w:t xml:space="preserve">Seasonal offerings (harvest tasting, holiday flights)</w:t>
+        <w:t xml:space="preserve">Source (organic search, social media, referral)</w:t>
+      </w:r>
+    </w:p>
+    <w:p>
+      <w:pPr>
+        <w:numPr>
+          <w:ilvl w:val="1"/>
+          <w:numId w:val="1027"/>
+        </w:numPr>
+        <w:pStyle w:val="Compact"/>
+      </w:pPr>
+      <w:r>
+        <w:t xml:space="preserve">Cancellation/no-show rates</w:t>
       </w:r>
     </w:p>
     <w:p>
@@ -6361,7 +6419,7 @@
           <w:bCs/>
           <w:b/>
         </w:rPr>
-        <w:t xml:space="preserve">5. Analytics &amp; Insights</w:t>
+        <w:t xml:space="preserve">6. Business Settings</w:t>
       </w:r>
       <w:r>
         <w:t xml:space="preserve"> </w:t>
@@ -6377,37 +6435,37 @@
           <w:bCs/>
           <w:b/>
         </w:rPr>
-        <w:t xml:space="preserve">Booking Metrics:</w:t>
-      </w:r>
-      <w:r>
-        <w:t xml:space="preserve"> </w:t>
-      </w:r>
-      <w:r>
-        <w:t xml:space="preserve">- Total bookings (daily, weekly, monthly)</w:t>
-      </w:r>
-      <w:r>
-        <w:t xml:space="preserve"> </w:t>
-      </w:r>
-      <w:r>
-        <w:t xml:space="preserve">- Booking lead time (how far in advance customers book)</w:t>
-      </w:r>
-      <w:r>
-        <w:t xml:space="preserve"> </w:t>
-      </w:r>
-      <w:r>
-        <w:t xml:space="preserve">- Most popular time slots</w:t>
-      </w:r>
-      <w:r>
-        <w:t xml:space="preserve"> </w:t>
-      </w:r>
-      <w:r>
-        <w:t xml:space="preserve">- Most popular tasting experiences</w:t>
-      </w:r>
-      <w:r>
-        <w:t xml:space="preserve"> </w:t>
-      </w:r>
-      <w:r>
-        <w:t xml:space="preserve">- Average party size</w:t>
+        <w:t xml:space="preserve">Winery Profile:</w:t>
+      </w:r>
+      <w:r>
+        <w:t xml:space="preserve"> </w:t>
+      </w:r>
+      <w:r>
+        <w:t xml:space="preserve">- Business information</w:t>
+      </w:r>
+      <w:r>
+        <w:t xml:space="preserve"> </w:t>
+      </w:r>
+      <w:r>
+        <w:t xml:space="preserve">- Photos and logo</w:t>
+      </w:r>
+      <w:r>
+        <w:t xml:space="preserve"> </w:t>
+      </w:r>
+      <w:r>
+        <w:t xml:space="preserve">- Description and story</w:t>
+      </w:r>
+      <w:r>
+        <w:t xml:space="preserve"> </w:t>
+      </w:r>
+      <w:r>
+        <w:t xml:space="preserve">- Contact details</w:t>
+      </w:r>
+      <w:r>
+        <w:t xml:space="preserve"> </w:t>
+      </w:r>
+      <w:r>
+        <w:t xml:space="preserve">- Amenities and features</w:t>
       </w:r>
     </w:p>
     <w:p>
@@ -6423,7 +6481,7 @@
           <w:bCs/>
           <w:b/>
         </w:rPr>
-        <w:t xml:space="preserve">Revenue Tracking:</w:t>
+        <w:t xml:space="preserve">Payment Settings:</w:t>
       </w:r>
     </w:p>
     <w:p>
@@ -6435,7 +6493,7 @@
         <w:pStyle w:val="Compact"/>
       </w:pPr>
       <w:r>
-        <w:t xml:space="preserve">Gross revenue (before fees)</w:t>
+        <w:t xml:space="preserve">Stripe Connect account setup</w:t>
       </w:r>
     </w:p>
     <w:p>
@@ -6447,7 +6505,7 @@
         <w:pStyle w:val="Compact"/>
       </w:pPr>
       <w:r>
-        <w:t xml:space="preserve">Platform fees paid</w:t>
+        <w:t xml:space="preserve">Bank account for payouts</w:t>
       </w:r>
     </w:p>
     <w:p>
@@ -6459,7 +6517,7 @@
         <w:pStyle w:val="Compact"/>
       </w:pPr>
       <w:r>
-        <w:t xml:space="preserve">Net revenue received</w:t>
+        <w:t xml:space="preserve">Payout schedule (daily, weekly, monthly)</w:t>
       </w:r>
     </w:p>
     <w:p>
@@ -6471,19 +6529,7 @@
         <w:pStyle w:val="Compact"/>
       </w:pPr>
       <w:r>
-        <w:t xml:space="preserve">Average booking value</w:t>
-      </w:r>
-    </w:p>
-    <w:p>
-      <w:pPr>
-        <w:numPr>
-          <w:ilvl w:val="1"/>
-          <w:numId w:val="1029"/>
-        </w:numPr>
-        <w:pStyle w:val="Compact"/>
-      </w:pPr>
-      <w:r>
-        <w:t xml:space="preserve">Revenue by experience type</w:t>
+        <w:t xml:space="preserve">View transaction history</w:t>
       </w:r>
     </w:p>
     <w:p>
@@ -6499,7 +6545,7 @@
           <w:bCs/>
           <w:b/>
         </w:rPr>
-        <w:t xml:space="preserve">Customer Insights:</w:t>
+        <w:t xml:space="preserve">Cancellation Policy:</w:t>
       </w:r>
     </w:p>
     <w:p>
@@ -6511,7 +6557,7 @@
         <w:pStyle w:val="Compact"/>
       </w:pPr>
       <w:r>
-        <w:t xml:space="preserve">New vs. repeat visitors</w:t>
+        <w:t xml:space="preserve">Define refund windows</w:t>
       </w:r>
     </w:p>
     <w:p>
@@ -6523,7 +6569,7 @@
         <w:pStyle w:val="Compact"/>
       </w:pPr>
       <w:r>
-        <w:t xml:space="preserve">Customer demographics (ZIP code analysis)</w:t>
+        <w:t xml:space="preserve">Full refund deadline (e.g., 48 hours)</w:t>
       </w:r>
     </w:p>
     <w:p>
@@ -6535,7 +6581,7 @@
         <w:pStyle w:val="Compact"/>
       </w:pPr>
       <w:r>
-        <w:t xml:space="preserve">Source (organic search, social media, referral)</w:t>
+        <w:t xml:space="preserve">Partial refund window (e.g., 24-48 hours)</w:t>
       </w:r>
     </w:p>
     <w:p>
@@ -6547,7 +6593,17 @@
         <w:pStyle w:val="Compact"/>
       </w:pPr>
       <w:r>
-        <w:t xml:space="preserve">Cancellation/no-show rates</w:t>
+        <w:t xml:space="preserve">No refund window (&lt;24 hours)</w:t>
+      </w:r>
+    </w:p>
+    <w:bookmarkEnd w:id="59"/>
+    <w:bookmarkStart w:id="60" w:name="admin-portal-features"/>
+    <w:p>
+      <w:pPr>
+        <w:pStyle w:val="Heading4"/>
+      </w:pPr>
+      <w:r>
+        <w:t xml:space="preserve">Admin Portal Features</w:t>
       </w:r>
     </w:p>
     <w:p>
@@ -6559,7 +6615,7 @@
           <w:bCs/>
           <w:b/>
         </w:rPr>
-        <w:t xml:space="preserve">6. Business Settings</w:t>
+        <w:t xml:space="preserve">1. Platform Management</w:t>
       </w:r>
       <w:r>
         <w:t xml:space="preserve"> </w:t>
@@ -6575,37 +6631,37 @@
           <w:bCs/>
           <w:b/>
         </w:rPr>
-        <w:t xml:space="preserve">Winery Profile:</w:t>
-      </w:r>
-      <w:r>
-        <w:t xml:space="preserve"> </w:t>
-      </w:r>
-      <w:r>
-        <w:t xml:space="preserve">- Business information</w:t>
-      </w:r>
-      <w:r>
-        <w:t xml:space="preserve"> </w:t>
-      </w:r>
-      <w:r>
-        <w:t xml:space="preserve">- Photos and logo</w:t>
-      </w:r>
-      <w:r>
-        <w:t xml:space="preserve"> </w:t>
-      </w:r>
-      <w:r>
-        <w:t xml:space="preserve">- Description and story</w:t>
-      </w:r>
-      <w:r>
-        <w:t xml:space="preserve"> </w:t>
-      </w:r>
-      <w:r>
-        <w:t xml:space="preserve">- Contact details</w:t>
-      </w:r>
-      <w:r>
-        <w:t xml:space="preserve"> </w:t>
-      </w:r>
-      <w:r>
-        <w:t xml:space="preserve">- Amenities and features</w:t>
+        <w:t xml:space="preserve">User Management:</w:t>
+      </w:r>
+      <w:r>
+        <w:t xml:space="preserve"> </w:t>
+      </w:r>
+      <w:r>
+        <w:t xml:space="preserve">- View all user accounts</w:t>
+      </w:r>
+      <w:r>
+        <w:t xml:space="preserve"> </w:t>
+      </w:r>
+      <w:r>
+        <w:t xml:space="preserve">- Search by name, email, booking history</w:t>
+      </w:r>
+      <w:r>
+        <w:t xml:space="preserve"> </w:t>
+      </w:r>
+      <w:r>
+        <w:t xml:space="preserve">- Suspend or delete accounts (policy violations)</w:t>
+      </w:r>
+      <w:r>
+        <w:t xml:space="preserve"> </w:t>
+      </w:r>
+      <w:r>
+        <w:t xml:space="preserve">- View user booking history</w:t>
+      </w:r>
+      <w:r>
+        <w:t xml:space="preserve"> </w:t>
+      </w:r>
+      <w:r>
+        <w:t xml:space="preserve">- Handle customer support tickets</w:t>
       </w:r>
     </w:p>
     <w:p>
@@ -6621,7 +6677,7 @@
           <w:bCs/>
           <w:b/>
         </w:rPr>
-        <w:t xml:space="preserve">Payment Settings:</w:t>
+        <w:t xml:space="preserve">Winery Management:</w:t>
       </w:r>
     </w:p>
     <w:p>
@@ -6633,7 +6689,7 @@
         <w:pStyle w:val="Compact"/>
       </w:pPr>
       <w:r>
-        <w:t xml:space="preserve">Stripe Connect account setup</w:t>
+        <w:t xml:space="preserve">Review new winery applications</w:t>
       </w:r>
     </w:p>
     <w:p>
@@ -6645,7 +6701,7 @@
         <w:pStyle w:val="Compact"/>
       </w:pPr>
       <w:r>
-        <w:t xml:space="preserve">Bank account for payouts</w:t>
+        <w:t xml:space="preserve">Approve/reject onboarding</w:t>
       </w:r>
     </w:p>
     <w:p>
@@ -6657,7 +6713,7 @@
         <w:pStyle w:val="Compact"/>
       </w:pPr>
       <w:r>
-        <w:t xml:space="preserve">Payout schedule (daily, weekly, monthly)</w:t>
+        <w:t xml:space="preserve">View winery performance metrics</w:t>
       </w:r>
     </w:p>
     <w:p>
@@ -6669,283 +6725,255 @@
         <w:pStyle w:val="Compact"/>
       </w:pPr>
       <w:r>
-        <w:t xml:space="preserve">View transaction history</w:t>
+        <w:t xml:space="preserve">Suspend wineries (quality issues)</w:t>
+      </w:r>
+    </w:p>
+    <w:p>
+      <w:pPr>
+        <w:numPr>
+          <w:ilvl w:val="1"/>
+          <w:numId w:val="1032"/>
+        </w:numPr>
+        <w:pStyle w:val="Compact"/>
+      </w:pPr>
+      <w:r>
+        <w:t xml:space="preserve">Handle winery support requests</w:t>
+      </w:r>
+    </w:p>
+    <w:p>
+      <w:pPr>
+        <w:pStyle w:val="FirstParagraph"/>
+      </w:pPr>
+      <w:r>
+        <w:rPr>
+          <w:bCs/>
+          <w:b/>
+        </w:rPr>
+        <w:t xml:space="preserve">2. Content Management</w:t>
+      </w:r>
+      <w:r>
+        <w:t xml:space="preserve"> </w:t>
+      </w:r>
+      <w:r>
+        <w:t xml:space="preserve">-</w:t>
+      </w:r>
+      <w:r>
+        <w:t xml:space="preserve"> </w:t>
+      </w:r>
+      <w:r>
+        <w:rPr>
+          <w:bCs/>
+          <w:b/>
+        </w:rPr>
+        <w:t xml:space="preserve">Wine Regions:</w:t>
+      </w:r>
+      <w:r>
+        <w:t xml:space="preserve"> </w:t>
+      </w:r>
+      <w:r>
+        <w:t xml:space="preserve">- Add/edit wine regions</w:t>
+      </w:r>
+      <w:r>
+        <w:t xml:space="preserve"> </w:t>
+      </w:r>
+      <w:r>
+        <w:t xml:space="preserve">- Region descriptions</w:t>
+      </w:r>
+      <w:r>
+        <w:t xml:space="preserve"> </w:t>
+      </w:r>
+      <w:r>
+        <w:t xml:space="preserve">- Featured photos</w:t>
+      </w:r>
+      <w:r>
+        <w:t xml:space="preserve"> </w:t>
+      </w:r>
+      <w:r>
+        <w:t xml:space="preserve">- SEO metadata</w:t>
       </w:r>
     </w:p>
     <w:p>
       <w:pPr>
         <w:numPr>
           <w:ilvl w:val="0"/>
-          <w:numId w:val="1031"/>
-        </w:numPr>
-        <w:pStyle w:val="Compact"/>
-      </w:pPr>
-      <w:r>
-        <w:rPr>
-          <w:bCs/>
-          <w:b/>
-        </w:rPr>
-        <w:t xml:space="preserve">Cancellation Policy:</w:t>
+          <w:numId w:val="1033"/>
+        </w:numPr>
+        <w:pStyle w:val="Compact"/>
+      </w:pPr>
+      <w:r>
+        <w:rPr>
+          <w:bCs/>
+          <w:b/>
+        </w:rPr>
+        <w:t xml:space="preserve">Featured Wineries:</w:t>
       </w:r>
     </w:p>
     <w:p>
       <w:pPr>
         <w:numPr>
           <w:ilvl w:val="1"/>
-          <w:numId w:val="1033"/>
-        </w:numPr>
-        <w:pStyle w:val="Compact"/>
-      </w:pPr>
-      <w:r>
-        <w:t xml:space="preserve">Define refund windows</w:t>
+          <w:numId w:val="1034"/>
+        </w:numPr>
+        <w:pStyle w:val="Compact"/>
+      </w:pPr>
+      <w:r>
+        <w:t xml:space="preserve">Curate homepage carousel</w:t>
       </w:r>
     </w:p>
     <w:p>
       <w:pPr>
         <w:numPr>
           <w:ilvl w:val="1"/>
-          <w:numId w:val="1033"/>
-        </w:numPr>
-        <w:pStyle w:val="Compact"/>
-      </w:pPr>
-      <w:r>
-        <w:t xml:space="preserve">Full refund deadline (e.g., 48 hours)</w:t>
+          <w:numId w:val="1034"/>
+        </w:numPr>
+        <w:pStyle w:val="Compact"/>
+      </w:pPr>
+      <w:r>
+        <w:t xml:space="preserve">Featured section on region pages</w:t>
       </w:r>
     </w:p>
     <w:p>
       <w:pPr>
         <w:numPr>
           <w:ilvl w:val="1"/>
-          <w:numId w:val="1033"/>
-        </w:numPr>
-        <w:pStyle w:val="Compact"/>
-      </w:pPr>
-      <w:r>
-        <w:t xml:space="preserve">Partial refund window (e.g., 24-48 hours)</w:t>
+          <w:numId w:val="1034"/>
+        </w:numPr>
+        <w:pStyle w:val="Compact"/>
+      </w:pPr>
+      <w:r>
+        <w:t xml:space="preserve">Seasonal promotions</w:t>
+      </w:r>
+    </w:p>
+    <w:p>
+      <w:pPr>
+        <w:pStyle w:val="FirstParagraph"/>
+      </w:pPr>
+      <w:r>
+        <w:rPr>
+          <w:bCs/>
+          <w:b/>
+        </w:rPr>
+        <w:t xml:space="preserve">3. Platform Analytics</w:t>
+      </w:r>
+      <w:r>
+        <w:t xml:space="preserve"> </w:t>
+      </w:r>
+      <w:r>
+        <w:t xml:space="preserve">-</w:t>
+      </w:r>
+      <w:r>
+        <w:t xml:space="preserve"> </w:t>
+      </w:r>
+      <w:r>
+        <w:rPr>
+          <w:bCs/>
+          <w:b/>
+        </w:rPr>
+        <w:t xml:space="preserve">Key Metrics Dashboard:</w:t>
+      </w:r>
+      <w:r>
+        <w:t xml:space="preserve"> </w:t>
+      </w:r>
+      <w:r>
+        <w:t xml:space="preserve">- Total GMV (Gross Merchandise Value)</w:t>
+      </w:r>
+      <w:r>
+        <w:t xml:space="preserve"> </w:t>
+      </w:r>
+      <w:r>
+        <w:t xml:space="preserve">- Total bookings</w:t>
+      </w:r>
+      <w:r>
+        <w:t xml:space="preserve"> </w:t>
+      </w:r>
+      <w:r>
+        <w:t xml:space="preserve">- Platform revenue</w:t>
+      </w:r>
+      <w:r>
+        <w:t xml:space="preserve"> </w:t>
+      </w:r>
+      <w:r>
+        <w:t xml:space="preserve">- Active users</w:t>
+      </w:r>
+      <w:r>
+        <w:t xml:space="preserve"> </w:t>
+      </w:r>
+      <w:r>
+        <w:t xml:space="preserve">- Active wineries</w:t>
+      </w:r>
+      <w:r>
+        <w:t xml:space="preserve"> </w:t>
+      </w:r>
+      <w:r>
+        <w:t xml:space="preserve">- Growth rates (MoM, YoY)</w:t>
+      </w:r>
+    </w:p>
+    <w:p>
+      <w:pPr>
+        <w:numPr>
+          <w:ilvl w:val="0"/>
+          <w:numId w:val="1035"/>
+        </w:numPr>
+        <w:pStyle w:val="Compact"/>
+      </w:pPr>
+      <w:r>
+        <w:rPr>
+          <w:bCs/>
+          <w:b/>
+        </w:rPr>
+        <w:t xml:space="preserve">Regional Performance:</w:t>
       </w:r>
     </w:p>
     <w:p>
       <w:pPr>
         <w:numPr>
           <w:ilvl w:val="1"/>
-          <w:numId w:val="1033"/>
-        </w:numPr>
-        <w:pStyle w:val="Compact"/>
-      </w:pPr>
-      <w:r>
-        <w:t xml:space="preserve">No refund window (&lt;24 hours)</w:t>
-      </w:r>
-    </w:p>
-    <w:bookmarkEnd w:id="59"/>
-    <w:bookmarkStart w:id="60" w:name="admin-portal-features"/>
-    <w:p>
-      <w:pPr>
-        <w:pStyle w:val="Heading4"/>
-      </w:pPr>
-      <w:r>
-        <w:t xml:space="preserve">Admin Portal Features</w:t>
-      </w:r>
-    </w:p>
-    <w:p>
-      <w:pPr>
-        <w:pStyle w:val="FirstParagraph"/>
-      </w:pPr>
-      <w:r>
-        <w:rPr>
-          <w:bCs/>
-          <w:b/>
-        </w:rPr>
-        <w:t xml:space="preserve">1. Platform Management</w:t>
-      </w:r>
-      <w:r>
-        <w:t xml:space="preserve"> </w:t>
-      </w:r>
-      <w:r>
-        <w:t xml:space="preserve">-</w:t>
-      </w:r>
-      <w:r>
-        <w:t xml:space="preserve"> </w:t>
-      </w:r>
-      <w:r>
-        <w:rPr>
-          <w:bCs/>
-          <w:b/>
-        </w:rPr>
-        <w:t xml:space="preserve">User Management:</w:t>
-      </w:r>
-      <w:r>
-        <w:t xml:space="preserve"> </w:t>
-      </w:r>
-      <w:r>
-        <w:t xml:space="preserve">- View all user accounts</w:t>
-      </w:r>
-      <w:r>
-        <w:t xml:space="preserve"> </w:t>
-      </w:r>
-      <w:r>
-        <w:t xml:space="preserve">- Search by name, email, booking history</w:t>
-      </w:r>
-      <w:r>
-        <w:t xml:space="preserve"> </w:t>
-      </w:r>
-      <w:r>
-        <w:t xml:space="preserve">- Suspend or delete accounts (policy violations)</w:t>
-      </w:r>
-      <w:r>
-        <w:t xml:space="preserve"> </w:t>
-      </w:r>
-      <w:r>
-        <w:t xml:space="preserve">- View user booking history</w:t>
-      </w:r>
-      <w:r>
-        <w:t xml:space="preserve"> </w:t>
-      </w:r>
-      <w:r>
-        <w:t xml:space="preserve">- Handle customer support tickets</w:t>
+          <w:numId w:val="1036"/>
+        </w:numPr>
+        <w:pStyle w:val="Compact"/>
+      </w:pPr>
+      <w:r>
+        <w:t xml:space="preserve">Bookings by region</w:t>
+      </w:r>
+    </w:p>
+    <w:p>
+      <w:pPr>
+        <w:numPr>
+          <w:ilvl w:val="1"/>
+          <w:numId w:val="1036"/>
+        </w:numPr>
+        <w:pStyle w:val="Compact"/>
+      </w:pPr>
+      <w:r>
+        <w:t xml:space="preserve">Top-performing wineries</w:t>
+      </w:r>
+    </w:p>
+    <w:p>
+      <w:pPr>
+        <w:numPr>
+          <w:ilvl w:val="1"/>
+          <w:numId w:val="1036"/>
+        </w:numPr>
+        <w:pStyle w:val="Compact"/>
+      </w:pPr>
+      <w:r>
+        <w:t xml:space="preserve">User acquisition by region</w:t>
       </w:r>
     </w:p>
     <w:p>
       <w:pPr>
         <w:numPr>
           <w:ilvl w:val="0"/>
-          <w:numId w:val="1034"/>
-        </w:numPr>
-        <w:pStyle w:val="Compact"/>
-      </w:pPr>
-      <w:r>
-        <w:rPr>
-          <w:bCs/>
-          <w:b/>
-        </w:rPr>
-        <w:t xml:space="preserve">Winery Management:</w:t>
-      </w:r>
-    </w:p>
-    <w:p>
-      <w:pPr>
-        <w:numPr>
-          <w:ilvl w:val="1"/>
           <w:numId w:val="1035"/>
         </w:numPr>
         <w:pStyle w:val="Compact"/>
       </w:pPr>
       <w:r>
-        <w:t xml:space="preserve">Review new winery applications</w:t>
-      </w:r>
-    </w:p>
-    <w:p>
-      <w:pPr>
-        <w:numPr>
-          <w:ilvl w:val="1"/>
-          <w:numId w:val="1035"/>
-        </w:numPr>
-        <w:pStyle w:val="Compact"/>
-      </w:pPr>
-      <w:r>
-        <w:t xml:space="preserve">Approve/reject onboarding</w:t>
-      </w:r>
-    </w:p>
-    <w:p>
-      <w:pPr>
-        <w:numPr>
-          <w:ilvl w:val="1"/>
-          <w:numId w:val="1035"/>
-        </w:numPr>
-        <w:pStyle w:val="Compact"/>
-      </w:pPr>
-      <w:r>
-        <w:t xml:space="preserve">View winery performance metrics</w:t>
-      </w:r>
-    </w:p>
-    <w:p>
-      <w:pPr>
-        <w:numPr>
-          <w:ilvl w:val="1"/>
-          <w:numId w:val="1035"/>
-        </w:numPr>
-        <w:pStyle w:val="Compact"/>
-      </w:pPr>
-      <w:r>
-        <w:t xml:space="preserve">Suspend wineries (quality issues)</w:t>
-      </w:r>
-    </w:p>
-    <w:p>
-      <w:pPr>
-        <w:numPr>
-          <w:ilvl w:val="1"/>
-          <w:numId w:val="1035"/>
-        </w:numPr>
-        <w:pStyle w:val="Compact"/>
-      </w:pPr>
-      <w:r>
-        <w:t xml:space="preserve">Handle winery support requests</w:t>
-      </w:r>
-    </w:p>
-    <w:p>
-      <w:pPr>
-        <w:pStyle w:val="FirstParagraph"/>
-      </w:pPr>
-      <w:r>
-        <w:rPr>
-          <w:bCs/>
-          <w:b/>
-        </w:rPr>
-        <w:t xml:space="preserve">2. Content Management</w:t>
-      </w:r>
-      <w:r>
-        <w:t xml:space="preserve"> </w:t>
-      </w:r>
-      <w:r>
-        <w:t xml:space="preserve">-</w:t>
-      </w:r>
-      <w:r>
-        <w:t xml:space="preserve"> </w:t>
-      </w:r>
-      <w:r>
-        <w:rPr>
-          <w:bCs/>
-          <w:b/>
-        </w:rPr>
-        <w:t xml:space="preserve">Wine Regions:</w:t>
-      </w:r>
-      <w:r>
-        <w:t xml:space="preserve"> </w:t>
-      </w:r>
-      <w:r>
-        <w:t xml:space="preserve">- Add/edit wine regions</w:t>
-      </w:r>
-      <w:r>
-        <w:t xml:space="preserve"> </w:t>
-      </w:r>
-      <w:r>
-        <w:t xml:space="preserve">- Region descriptions</w:t>
-      </w:r>
-      <w:r>
-        <w:t xml:space="preserve"> </w:t>
-      </w:r>
-      <w:r>
-        <w:t xml:space="preserve">- Featured photos</w:t>
-      </w:r>
-      <w:r>
-        <w:t xml:space="preserve"> </w:t>
-      </w:r>
-      <w:r>
-        <w:t xml:space="preserve">- SEO metadata</w:t>
-      </w:r>
-    </w:p>
-    <w:p>
-      <w:pPr>
-        <w:numPr>
-          <w:ilvl w:val="0"/>
-          <w:numId w:val="1036"/>
-        </w:numPr>
-        <w:pStyle w:val="Compact"/>
-      </w:pPr>
-      <w:r>
-        <w:rPr>
-          <w:bCs/>
-          <w:b/>
-        </w:rPr>
-        <w:t xml:space="preserve">Featured Wineries:</w:t>
+        <w:rPr>
+          <w:bCs/>
+          <w:b/>
+        </w:rPr>
+        <w:t xml:space="preserve">Funnel Analysis:</w:t>
       </w:r>
     </w:p>
     <w:p>
@@ -6957,7 +6985,7 @@
         <w:pStyle w:val="Compact"/>
       </w:pPr>
       <w:r>
-        <w:t xml:space="preserve">Curate homepage carousel</w:t>
+        <w:t xml:space="preserve">Search → winery view → booking conversion</w:t>
       </w:r>
     </w:p>
     <w:p>
@@ -6969,7 +6997,7 @@
         <w:pStyle w:val="Compact"/>
       </w:pPr>
       <w:r>
-        <w:t xml:space="preserve">Featured section on region pages</w:t>
+        <w:t xml:space="preserve">Drop-off points</w:t>
       </w:r>
     </w:p>
     <w:p>
@@ -6981,7 +7009,7 @@
         <w:pStyle w:val="Compact"/>
       </w:pPr>
       <w:r>
-        <w:t xml:space="preserve">Seasonal promotions</w:t>
+        <w:t xml:space="preserve">A/B test results</w:t>
       </w:r>
     </w:p>
     <w:p>
@@ -6993,7 +7021,7 @@
           <w:bCs/>
           <w:b/>
         </w:rPr>
-        <w:t xml:space="preserve">3. Platform Analytics</w:t>
+        <w:t xml:space="preserve">4. Operations</w:t>
       </w:r>
       <w:r>
         <w:t xml:space="preserve"> </w:t>
@@ -7009,43 +7037,31 @@
           <w:bCs/>
           <w:b/>
         </w:rPr>
-        <w:t xml:space="preserve">Key Metrics Dashboard:</w:t>
-      </w:r>
-      <w:r>
-        <w:t xml:space="preserve"> </w:t>
-      </w:r>
-      <w:r>
-        <w:t xml:space="preserve">- Total GMV (Gross Merchandise Value)</w:t>
-      </w:r>
-      <w:r>
-        <w:t xml:space="preserve"> </w:t>
-      </w:r>
-      <w:r>
-        <w:t xml:space="preserve">- Total bookings</w:t>
-      </w:r>
-      <w:r>
-        <w:t xml:space="preserve"> </w:t>
-      </w:r>
-      <w:r>
-        <w:t xml:space="preserve">- Platform revenue</w:t>
-      </w:r>
-      <w:r>
-        <w:t xml:space="preserve"> </w:t>
-      </w:r>
-      <w:r>
-        <w:t xml:space="preserve">- Active users</w:t>
-      </w:r>
-      <w:r>
-        <w:t xml:space="preserve"> </w:t>
-      </w:r>
-      <w:r>
-        <w:t xml:space="preserve">- Active wineries</w:t>
-      </w:r>
-      <w:r>
-        <w:t xml:space="preserve"> </w:t>
-      </w:r>
-      <w:r>
-        <w:t xml:space="preserve">- Growth rates (MoM, YoY)</w:t>
+        <w:t xml:space="preserve">Dispute/Refund Management:</w:t>
+      </w:r>
+      <w:r>
+        <w:t xml:space="preserve"> </w:t>
+      </w:r>
+      <w:r>
+        <w:t xml:space="preserve">- Handle customer disputes</w:t>
+      </w:r>
+      <w:r>
+        <w:t xml:space="preserve"> </w:t>
+      </w:r>
+      <w:r>
+        <w:t xml:space="preserve">- Process refunds</w:t>
+      </w:r>
+      <w:r>
+        <w:t xml:space="preserve"> </w:t>
+      </w:r>
+      <w:r>
+        <w:t xml:space="preserve">- Track resolution time</w:t>
+      </w:r>
+      <w:r>
+        <w:t xml:space="preserve"> </w:t>
+      </w:r>
+      <w:r>
+        <w:t xml:space="preserve">- Escalation workflow</w:t>
       </w:r>
     </w:p>
     <w:p>
@@ -7061,7 +7077,7 @@
           <w:bCs/>
           <w:b/>
         </w:rPr>
-        <w:t xml:space="preserve">Regional Performance:</w:t>
+        <w:t xml:space="preserve">Review Moderation:</w:t>
       </w:r>
     </w:p>
     <w:p>
@@ -7073,7 +7089,7 @@
         <w:pStyle w:val="Compact"/>
       </w:pPr>
       <w:r>
-        <w:t xml:space="preserve">Bookings by region</w:t>
+        <w:t xml:space="preserve">Approve/reject reviews</w:t>
       </w:r>
     </w:p>
     <w:p>
@@ -7085,7 +7101,7 @@
         <w:pStyle w:val="Compact"/>
       </w:pPr>
       <w:r>
-        <w:t xml:space="preserve">Top-performing wineries</w:t>
+        <w:t xml:space="preserve">Flag inappropriate content</w:t>
       </w:r>
     </w:p>
     <w:p>
@@ -7097,7 +7113,7 @@
         <w:pStyle w:val="Compact"/>
       </w:pPr>
       <w:r>
-        <w:t xml:space="preserve">User acquisition by region</w:t>
+        <w:t xml:space="preserve">Respond to reviews on behalf of platform</w:t>
       </w:r>
     </w:p>
     <w:p>
@@ -7113,7 +7129,7 @@
           <w:bCs/>
           <w:b/>
         </w:rPr>
-        <w:t xml:space="preserve">Funnel Analysis:</w:t>
+        <w:t xml:space="preserve">Review Moderation:</w:t>
       </w:r>
     </w:p>
     <w:p>
@@ -7125,7 +7141,7 @@
         <w:pStyle w:val="Compact"/>
       </w:pPr>
       <w:r>
-        <w:t xml:space="preserve">Search → winery view → booking conversion</w:t>
+        <w:t xml:space="preserve">Approve/reject user reviews</w:t>
       </w:r>
     </w:p>
     <w:p>
@@ -7137,7 +7153,7 @@
         <w:pStyle w:val="Compact"/>
       </w:pPr>
       <w:r>
-        <w:t xml:space="preserve">Drop-off points</w:t>
+        <w:t xml:space="preserve">Flag inappropriate content</w:t>
       </w:r>
     </w:p>
     <w:p>
@@ -7149,163 +7165,7 @@
         <w:pStyle w:val="Compact"/>
       </w:pPr>
       <w:r>
-        <w:t xml:space="preserve">A/B test results</w:t>
-      </w:r>
-    </w:p>
-    <w:p>
-      <w:pPr>
-        <w:pStyle w:val="FirstParagraph"/>
-      </w:pPr>
-      <w:r>
-        <w:rPr>
-          <w:bCs/>
-          <w:b/>
-        </w:rPr>
-        <w:t xml:space="preserve">4. Operations</w:t>
-      </w:r>
-      <w:r>
-        <w:t xml:space="preserve"> </w:t>
-      </w:r>
-      <w:r>
-        <w:t xml:space="preserve">-</w:t>
-      </w:r>
-      <w:r>
-        <w:t xml:space="preserve"> </w:t>
-      </w:r>
-      <w:r>
-        <w:rPr>
-          <w:bCs/>
-          <w:b/>
-        </w:rPr>
-        <w:t xml:space="preserve">Dispute/Refund Management:</w:t>
-      </w:r>
-      <w:r>
-        <w:t xml:space="preserve"> </w:t>
-      </w:r>
-      <w:r>
-        <w:t xml:space="preserve">- Handle customer disputes</w:t>
-      </w:r>
-      <w:r>
-        <w:t xml:space="preserve"> </w:t>
-      </w:r>
-      <w:r>
-        <w:t xml:space="preserve">- Process refunds</w:t>
-      </w:r>
-      <w:r>
-        <w:t xml:space="preserve"> </w:t>
-      </w:r>
-      <w:r>
-        <w:t xml:space="preserve">- Track resolution time</w:t>
-      </w:r>
-      <w:r>
-        <w:t xml:space="preserve"> </w:t>
-      </w:r>
-      <w:r>
-        <w:t xml:space="preserve">- Escalation workflow</w:t>
-      </w:r>
-    </w:p>
-    <w:p>
-      <w:pPr>
-        <w:numPr>
-          <w:ilvl w:val="0"/>
-          <w:numId w:val="1041"/>
-        </w:numPr>
-        <w:pStyle w:val="Compact"/>
-      </w:pPr>
-      <w:r>
-        <w:rPr>
-          <w:bCs/>
-          <w:b/>
-        </w:rPr>
-        <w:t xml:space="preserve">Review Moderation:</w:t>
-      </w:r>
-    </w:p>
-    <w:p>
-      <w:pPr>
-        <w:numPr>
-          <w:ilvl w:val="1"/>
-          <w:numId w:val="1042"/>
-        </w:numPr>
-        <w:pStyle w:val="Compact"/>
-      </w:pPr>
-      <w:r>
-        <w:t xml:space="preserve">Approve/reject reviews</w:t>
-      </w:r>
-    </w:p>
-    <w:p>
-      <w:pPr>
-        <w:numPr>
-          <w:ilvl w:val="1"/>
-          <w:numId w:val="1042"/>
-        </w:numPr>
-        <w:pStyle w:val="Compact"/>
-      </w:pPr>
-      <w:r>
-        <w:t xml:space="preserve">Flag inappropriate content</w:t>
-      </w:r>
-    </w:p>
-    <w:p>
-      <w:pPr>
-        <w:numPr>
-          <w:ilvl w:val="1"/>
-          <w:numId w:val="1042"/>
-        </w:numPr>
-        <w:pStyle w:val="Compact"/>
-      </w:pPr>
-      <w:r>
-        <w:t xml:space="preserve">Respond to reviews on behalf of platform</w:t>
-      </w:r>
-    </w:p>
-    <w:p>
-      <w:pPr>
-        <w:numPr>
-          <w:ilvl w:val="0"/>
-          <w:numId w:val="1041"/>
-        </w:numPr>
-        <w:pStyle w:val="Compact"/>
-      </w:pPr>
-      <w:r>
-        <w:rPr>
-          <w:bCs/>
-          <w:b/>
-        </w:rPr>
-        <w:t xml:space="preserve">Partner Management:</w:t>
-      </w:r>
-    </w:p>
-    <w:p>
-      <w:pPr>
-        <w:numPr>
-          <w:ilvl w:val="1"/>
-          <w:numId w:val="1043"/>
-        </w:numPr>
-        <w:pStyle w:val="Compact"/>
-      </w:pPr>
-      <w:r>
-        <w:t xml:space="preserve">Car service listings</w:t>
-      </w:r>
-    </w:p>
-    <w:p>
-      <w:pPr>
-        <w:numPr>
-          <w:ilvl w:val="1"/>
-          <w:numId w:val="1043"/>
-        </w:numPr>
-        <w:pStyle w:val="Compact"/>
-      </w:pPr>
-      <w:r>
-        <w:t xml:space="preserve">Hotel partnerships</w:t>
-      </w:r>
-    </w:p>
-    <w:p>
-      <w:pPr>
-        <w:numPr>
-          <w:ilvl w:val="1"/>
-          <w:numId w:val="1043"/>
-        </w:numPr>
-        <w:pStyle w:val="Compact"/>
-      </w:pPr>
-      <w:r>
-        <w:t xml:space="preserve">Track referral revenue</w:t>
+        <w:t xml:space="preserve">Monitor winery ratings</w:t>
       </w:r>
     </w:p>
     <w:bookmarkEnd w:id="60"/>
@@ -7704,6 +7564,210 @@
       <w:pPr>
         <w:numPr>
           <w:ilvl w:val="0"/>
+          <w:numId w:val="1041"/>
+        </w:numPr>
+        <w:pStyle w:val="Compact"/>
+      </w:pPr>
+      <w:r>
+        <w:rPr>
+          <w:bCs/>
+          <w:b/>
+        </w:rPr>
+        <w:t xml:space="preserve">Fulfillment Tracking:</w:t>
+      </w:r>
+    </w:p>
+    <w:p>
+      <w:pPr>
+        <w:numPr>
+          <w:ilvl w:val="1"/>
+          <w:numId w:val="1042"/>
+        </w:numPr>
+        <w:pStyle w:val="Compact"/>
+      </w:pPr>
+      <w:r>
+        <w:t xml:space="preserve">Integration with ShipCompliant (wine shipping compliance)</w:t>
+      </w:r>
+    </w:p>
+    <w:p>
+      <w:pPr>
+        <w:numPr>
+          <w:ilvl w:val="1"/>
+          <w:numId w:val="1042"/>
+        </w:numPr>
+        <w:pStyle w:val="Compact"/>
+      </w:pPr>
+      <w:r>
+        <w:t xml:space="preserve">Check member states for legal shipping</w:t>
+      </w:r>
+    </w:p>
+    <w:p>
+      <w:pPr>
+        <w:numPr>
+          <w:ilvl w:val="1"/>
+          <w:numId w:val="1042"/>
+        </w:numPr>
+        <w:pStyle w:val="Compact"/>
+      </w:pPr>
+      <w:r>
+        <w:t xml:space="preserve">Generate shipping labels</w:t>
+      </w:r>
+    </w:p>
+    <w:p>
+      <w:pPr>
+        <w:numPr>
+          <w:ilvl w:val="1"/>
+          <w:numId w:val="1042"/>
+        </w:numPr>
+        <w:pStyle w:val="Compact"/>
+      </w:pPr>
+      <w:r>
+        <w:t xml:space="preserve">Track shipment status (processing, shipped, delivered)</w:t>
+      </w:r>
+    </w:p>
+    <w:p>
+      <w:pPr>
+        <w:numPr>
+          <w:ilvl w:val="1"/>
+          <w:numId w:val="1042"/>
+        </w:numPr>
+        <w:pStyle w:val="Compact"/>
+      </w:pPr>
+      <w:r>
+        <w:t xml:space="preserve">Carrier integration (FedEx, UPS, wine shippers)</w:t>
+      </w:r>
+    </w:p>
+    <w:p>
+      <w:pPr>
+        <w:numPr>
+          <w:ilvl w:val="0"/>
+          <w:numId w:val="1041"/>
+        </w:numPr>
+        <w:pStyle w:val="Compact"/>
+      </w:pPr>
+      <w:r>
+        <w:rPr>
+          <w:bCs/>
+          <w:b/>
+        </w:rPr>
+        <w:t xml:space="preserve">Notifications:</w:t>
+      </w:r>
+    </w:p>
+    <w:p>
+      <w:pPr>
+        <w:numPr>
+          <w:ilvl w:val="1"/>
+          <w:numId w:val="1043"/>
+        </w:numPr>
+        <w:pStyle w:val="Compact"/>
+      </w:pPr>
+      <w:r>
+        <w:t xml:space="preserve">“</w:t>
+      </w:r>
+      <w:r>
+        <w:t xml:space="preserve">Your shipment is being prepared</w:t>
+      </w:r>
+      <w:r>
+        <w:t xml:space="preserve">”</w:t>
+      </w:r>
+    </w:p>
+    <w:p>
+      <w:pPr>
+        <w:numPr>
+          <w:ilvl w:val="1"/>
+          <w:numId w:val="1043"/>
+        </w:numPr>
+        <w:pStyle w:val="Compact"/>
+      </w:pPr>
+      <w:r>
+        <w:t xml:space="preserve">“</w:t>
+      </w:r>
+      <w:r>
+        <w:t xml:space="preserve">Your shipment has been sent</w:t>
+      </w:r>
+      <w:r>
+        <w:t xml:space="preserve">”</w:t>
+      </w:r>
+      <w:r>
+        <w:t xml:space="preserve"> </w:t>
+      </w:r>
+      <w:r>
+        <w:t xml:space="preserve">(with tracking)</w:t>
+      </w:r>
+    </w:p>
+    <w:p>
+      <w:pPr>
+        <w:numPr>
+          <w:ilvl w:val="1"/>
+          <w:numId w:val="1043"/>
+        </w:numPr>
+        <w:pStyle w:val="Compact"/>
+      </w:pPr>
+      <w:r>
+        <w:t xml:space="preserve">“</w:t>
+      </w:r>
+      <w:r>
+        <w:t xml:space="preserve">Your shipment was delivered</w:t>
+      </w:r>
+      <w:r>
+        <w:t xml:space="preserve">”</w:t>
+      </w:r>
+    </w:p>
+    <w:p>
+      <w:pPr>
+        <w:pStyle w:val="FirstParagraph"/>
+      </w:pPr>
+      <w:r>
+        <w:rPr>
+          <w:bCs/>
+          <w:b/>
+        </w:rPr>
+        <w:t xml:space="preserve">4. Member Portal</w:t>
+      </w:r>
+      <w:r>
+        <w:t xml:space="preserve"> </w:t>
+      </w:r>
+      <w:r>
+        <w:t xml:space="preserve">- Members log in to personal dashboard</w:t>
+      </w:r>
+      <w:r>
+        <w:t xml:space="preserve"> </w:t>
+      </w:r>
+      <w:r>
+        <w:t xml:space="preserve">-</w:t>
+      </w:r>
+      <w:r>
+        <w:t xml:space="preserve"> </w:t>
+      </w:r>
+      <w:r>
+        <w:rPr>
+          <w:bCs/>
+          <w:b/>
+        </w:rPr>
+        <w:t xml:space="preserve">Update Information:</w:t>
+      </w:r>
+      <w:r>
+        <w:t xml:space="preserve"> </w:t>
+      </w:r>
+      <w:r>
+        <w:t xml:space="preserve">- Shipping address</w:t>
+      </w:r>
+      <w:r>
+        <w:t xml:space="preserve"> </w:t>
+      </w:r>
+      <w:r>
+        <w:t xml:space="preserve">- Payment method</w:t>
+      </w:r>
+      <w:r>
+        <w:t xml:space="preserve"> </w:t>
+      </w:r>
+      <w:r>
+        <w:t xml:space="preserve">- Email/phone</w:t>
+      </w:r>
+    </w:p>
+    <w:p>
+      <w:pPr>
+        <w:numPr>
+          <w:ilvl w:val="0"/>
           <w:numId w:val="1044"/>
         </w:numPr>
         <w:pStyle w:val="Compact"/>
@@ -7713,7 +7777,7 @@
           <w:bCs/>
           <w:b/>
         </w:rPr>
-        <w:t xml:space="preserve">Fulfillment Tracking:</w:t>
+        <w:t xml:space="preserve">Manage Membership:</w:t>
       </w:r>
     </w:p>
     <w:p>
@@ -7725,7 +7789,7 @@
         <w:pStyle w:val="Compact"/>
       </w:pPr>
       <w:r>
-        <w:t xml:space="preserve">Integration with ShipCompliant (wine shipping compliance)</w:t>
+        <w:t xml:space="preserve">Skip next shipment</w:t>
       </w:r>
     </w:p>
     <w:p>
@@ -7737,7 +7801,7 @@
         <w:pStyle w:val="Compact"/>
       </w:pPr>
       <w:r>
-        <w:t xml:space="preserve">Check member states for legal shipping</w:t>
+        <w:t xml:space="preserve">Pause membership (vacation hold)</w:t>
       </w:r>
     </w:p>
     <w:p>
@@ -7749,7 +7813,7 @@
         <w:pStyle w:val="Compact"/>
       </w:pPr>
       <w:r>
-        <w:t xml:space="preserve">Generate shipping labels</w:t>
+        <w:t xml:space="preserve">Cancel membership</w:t>
       </w:r>
     </w:p>
     <w:p>
@@ -7761,19 +7825,7 @@
         <w:pStyle w:val="Compact"/>
       </w:pPr>
       <w:r>
-        <w:t xml:space="preserve">Track shipment status (processing, shipped, delivered)</w:t>
-      </w:r>
-    </w:p>
-    <w:p>
-      <w:pPr>
-        <w:numPr>
-          <w:ilvl w:val="1"/>
-          <w:numId w:val="1045"/>
-        </w:numPr>
-        <w:pStyle w:val="Compact"/>
-      </w:pPr>
-      <w:r>
-        <w:t xml:space="preserve">Carrier integration (FedEx, UPS, wine shippers)</w:t>
+        <w:t xml:space="preserve">Upgrade/downgrade tier</w:t>
       </w:r>
     </w:p>
     <w:p>
@@ -7789,7 +7841,7 @@
           <w:bCs/>
           <w:b/>
         </w:rPr>
-        <w:t xml:space="preserve">Notifications:</w:t>
+        <w:t xml:space="preserve">Additional Features:</w:t>
       </w:r>
     </w:p>
     <w:p>
@@ -7801,13 +7853,7 @@
         <w:pStyle w:val="Compact"/>
       </w:pPr>
       <w:r>
-        <w:t xml:space="preserve">“</w:t>
-      </w:r>
-      <w:r>
-        <w:t xml:space="preserve">Your shipment is being prepared</w:t>
-      </w:r>
-      <w:r>
-        <w:t xml:space="preserve">”</w:t>
+        <w:t xml:space="preserve">View shipment history</w:t>
       </w:r>
     </w:p>
     <w:p>
@@ -7819,19 +7865,7 @@
         <w:pStyle w:val="Compact"/>
       </w:pPr>
       <w:r>
-        <w:t xml:space="preserve">“</w:t>
-      </w:r>
-      <w:r>
-        <w:t xml:space="preserve">Your shipment has been sent</w:t>
-      </w:r>
-      <w:r>
-        <w:t xml:space="preserve">”</w:t>
-      </w:r>
-      <w:r>
-        <w:t xml:space="preserve"> </w:t>
-      </w:r>
-      <w:r>
-        <w:t xml:space="preserve">(with tracking)</w:t>
+        <w:t xml:space="preserve">Refer friends (get referral credit)</w:t>
       </w:r>
     </w:p>
     <w:p>
@@ -7843,13 +7877,19 @@
         <w:pStyle w:val="Compact"/>
       </w:pPr>
       <w:r>
-        <w:t xml:space="preserve">“</w:t>
-      </w:r>
-      <w:r>
-        <w:t xml:space="preserve">Your shipment was delivered</w:t>
-      </w:r>
-      <w:r>
-        <w:t xml:space="preserve">”</w:t>
+        <w:t xml:space="preserve">Shop additional wines at member discount</w:t>
+      </w:r>
+    </w:p>
+    <w:p>
+      <w:pPr>
+        <w:numPr>
+          <w:ilvl w:val="1"/>
+          <w:numId w:val="1046"/>
+        </w:numPr>
+        <w:pStyle w:val="Compact"/>
+      </w:pPr>
+      <w:r>
+        <w:t xml:space="preserve">RSVP to member-only events</w:t>
       </w:r>
     </w:p>
     <w:p>
@@ -7861,13 +7901,7 @@
           <w:bCs/>
           <w:b/>
         </w:rPr>
-        <w:t xml:space="preserve">4. Member Portal</w:t>
-      </w:r>
-      <w:r>
-        <w:t xml:space="preserve"> </w:t>
-      </w:r>
-      <w:r>
-        <w:t xml:space="preserve">- Members log in to personal dashboard</w:t>
+        <w:t xml:space="preserve">5. Communication Tools</w:t>
       </w:r>
       <w:r>
         <w:t xml:space="preserve"> </w:t>
@@ -7883,25 +7917,25 @@
           <w:bCs/>
           <w:b/>
         </w:rPr>
-        <w:t xml:space="preserve">Update Information:</w:t>
-      </w:r>
-      <w:r>
-        <w:t xml:space="preserve"> </w:t>
-      </w:r>
-      <w:r>
-        <w:t xml:space="preserve">- Shipping address</w:t>
-      </w:r>
-      <w:r>
-        <w:t xml:space="preserve"> </w:t>
-      </w:r>
-      <w:r>
-        <w:t xml:space="preserve">- Payment method</w:t>
-      </w:r>
-      <w:r>
-        <w:t xml:space="preserve"> </w:t>
-      </w:r>
-      <w:r>
-        <w:t xml:space="preserve">- Email/phone</w:t>
+        <w:t xml:space="preserve">Email Campaigns:</w:t>
+      </w:r>
+      <w:r>
+        <w:t xml:space="preserve"> </w:t>
+      </w:r>
+      <w:r>
+        <w:t xml:space="preserve">- Segment by tier, status, or custom</w:t>
+      </w:r>
+      <w:r>
+        <w:t xml:space="preserve"> </w:t>
+      </w:r>
+      <w:r>
+        <w:t xml:space="preserve">- Templates for common emails (welcome, shipment, renewal)</w:t>
+      </w:r>
+      <w:r>
+        <w:t xml:space="preserve"> </w:t>
+      </w:r>
+      <w:r>
+        <w:t xml:space="preserve">- Track open rates and clicks</w:t>
       </w:r>
     </w:p>
     <w:p>
@@ -7917,7 +7951,7 @@
           <w:bCs/>
           <w:b/>
         </w:rPr>
-        <w:t xml:space="preserve">Manage Membership:</w:t>
+        <w:t xml:space="preserve">Automated Emails:</w:t>
       </w:r>
     </w:p>
     <w:p>
@@ -7929,7 +7963,7 @@
         <w:pStyle w:val="Compact"/>
       </w:pPr>
       <w:r>
-        <w:t xml:space="preserve">Skip next shipment</w:t>
+        <w:t xml:space="preserve">Welcome sequence (new member onboarding)</w:t>
       </w:r>
     </w:p>
     <w:p>
@@ -7941,7 +7975,7 @@
         <w:pStyle w:val="Compact"/>
       </w:pPr>
       <w:r>
-        <w:t xml:space="preserve">Pause membership (vacation hold)</w:t>
+        <w:t xml:space="preserve">Shipment notifications</w:t>
       </w:r>
     </w:p>
     <w:p>
@@ -7953,7 +7987,7 @@
         <w:pStyle w:val="Compact"/>
       </w:pPr>
       <w:r>
-        <w:t xml:space="preserve">Cancel membership</w:t>
+        <w:t xml:space="preserve">Payment reminders</w:t>
       </w:r>
     </w:p>
     <w:p>
@@ -7965,7 +7999,19 @@
         <w:pStyle w:val="Compact"/>
       </w:pPr>
       <w:r>
-        <w:t xml:space="preserve">Upgrade/downgrade tier</w:t>
+        <w:t xml:space="preserve">Renewal reminders</w:t>
+      </w:r>
+    </w:p>
+    <w:p>
+      <w:pPr>
+        <w:numPr>
+          <w:ilvl w:val="1"/>
+          <w:numId w:val="1048"/>
+        </w:numPr>
+        <w:pStyle w:val="Compact"/>
+      </w:pPr>
+      <w:r>
+        <w:t xml:space="preserve">Re-engagement (win back cancelled members)</w:t>
       </w:r>
     </w:p>
     <w:p>
@@ -7981,7 +8027,7 @@
           <w:bCs/>
           <w:b/>
         </w:rPr>
-        <w:t xml:space="preserve">Additional Features:</w:t>
+        <w:t xml:space="preserve">SMS Notifications (Optional):</w:t>
       </w:r>
     </w:p>
     <w:p>
@@ -7993,7 +8039,7 @@
         <w:pStyle w:val="Compact"/>
       </w:pPr>
       <w:r>
-        <w:t xml:space="preserve">View shipment history</w:t>
+        <w:t xml:space="preserve">Shipment updates</w:t>
       </w:r>
     </w:p>
     <w:p>
@@ -8005,7 +8051,7 @@
         <w:pStyle w:val="Compact"/>
       </w:pPr>
       <w:r>
-        <w:t xml:space="preserve">Refer friends (get referral credit)</w:t>
+        <w:t xml:space="preserve">Event invitations</w:t>
       </w:r>
     </w:p>
     <w:p>
@@ -8017,19 +8063,7 @@
         <w:pStyle w:val="Compact"/>
       </w:pPr>
       <w:r>
-        <w:t xml:space="preserve">Shop additional wines at member discount</w:t>
-      </w:r>
-    </w:p>
-    <w:p>
-      <w:pPr>
-        <w:numPr>
-          <w:ilvl w:val="1"/>
-          <w:numId w:val="1049"/>
-        </w:numPr>
-        <w:pStyle w:val="Compact"/>
-      </w:pPr>
-      <w:r>
-        <w:t xml:space="preserve">RSVP to member-only events</w:t>
+        <w:t xml:space="preserve">Payment reminders</w:t>
       </w:r>
     </w:p>
     <w:p>
@@ -8041,7 +8075,7 @@
           <w:bCs/>
           <w:b/>
         </w:rPr>
-        <w:t xml:space="preserve">5. Communication Tools</w:t>
+        <w:t xml:space="preserve">6. Analytics Dashboard</w:t>
       </w:r>
       <w:r>
         <w:t xml:space="preserve"> </w:t>
@@ -8057,25 +8091,37 @@
           <w:bCs/>
           <w:b/>
         </w:rPr>
-        <w:t xml:space="preserve">Email Campaigns:</w:t>
-      </w:r>
-      <w:r>
-        <w:t xml:space="preserve"> </w:t>
-      </w:r>
-      <w:r>
-        <w:t xml:space="preserve">- Segment by tier, status, or custom</w:t>
-      </w:r>
-      <w:r>
-        <w:t xml:space="preserve"> </w:t>
-      </w:r>
-      <w:r>
-        <w:t xml:space="preserve">- Templates for common emails (welcome, shipment, renewal)</w:t>
-      </w:r>
-      <w:r>
-        <w:t xml:space="preserve"> </w:t>
-      </w:r>
-      <w:r>
-        <w:t xml:space="preserve">- Track open rates and clicks</w:t>
+        <w:t xml:space="preserve">Key Metrics:</w:t>
+      </w:r>
+      <w:r>
+        <w:t xml:space="preserve"> </w:t>
+      </w:r>
+      <w:r>
+        <w:t xml:space="preserve">- MRR (Monthly Recurring Revenue)</w:t>
+      </w:r>
+      <w:r>
+        <w:t xml:space="preserve"> </w:t>
+      </w:r>
+      <w:r>
+        <w:t xml:space="preserve">- Total members by tier</w:t>
+      </w:r>
+      <w:r>
+        <w:t xml:space="preserve"> </w:t>
+      </w:r>
+      <w:r>
+        <w:t xml:space="preserve">- New members this month</w:t>
+      </w:r>
+      <w:r>
+        <w:t xml:space="preserve"> </w:t>
+      </w:r>
+      <w:r>
+        <w:t xml:space="preserve">- Churn rate (% cancelled)</w:t>
+      </w:r>
+      <w:r>
+        <w:t xml:space="preserve"> </w:t>
+      </w:r>
+      <w:r>
+        <w:t xml:space="preserve">- Average LTV per member</w:t>
       </w:r>
     </w:p>
     <w:p>
@@ -8091,7 +8137,7 @@
           <w:bCs/>
           <w:b/>
         </w:rPr>
-        <w:t xml:space="preserve">Automated Emails:</w:t>
+        <w:t xml:space="preserve">Cohort Analysis:</w:t>
       </w:r>
     </w:p>
     <w:p>
@@ -8103,7 +8149,7 @@
         <w:pStyle w:val="Compact"/>
       </w:pPr>
       <w:r>
-        <w:t xml:space="preserve">Welcome sequence (new member onboarding)</w:t>
+        <w:t xml:space="preserve">Retention curves by cohort</w:t>
       </w:r>
     </w:p>
     <w:p>
@@ -8115,43 +8161,7 @@
         <w:pStyle w:val="Compact"/>
       </w:pPr>
       <w:r>
-        <w:t xml:space="preserve">Shipment notifications</w:t>
-      </w:r>
-    </w:p>
-    <w:p>
-      <w:pPr>
-        <w:numPr>
-          <w:ilvl w:val="1"/>
-          <w:numId w:val="1051"/>
-        </w:numPr>
-        <w:pStyle w:val="Compact"/>
-      </w:pPr>
-      <w:r>
-        <w:t xml:space="preserve">Payment reminders</w:t>
-      </w:r>
-    </w:p>
-    <w:p>
-      <w:pPr>
-        <w:numPr>
-          <w:ilvl w:val="1"/>
-          <w:numId w:val="1051"/>
-        </w:numPr>
-        <w:pStyle w:val="Compact"/>
-      </w:pPr>
-      <w:r>
-        <w:t xml:space="preserve">Renewal reminders</w:t>
-      </w:r>
-    </w:p>
-    <w:p>
-      <w:pPr>
-        <w:numPr>
-          <w:ilvl w:val="1"/>
-          <w:numId w:val="1051"/>
-        </w:numPr>
-        <w:pStyle w:val="Compact"/>
-      </w:pPr>
-      <w:r>
-        <w:t xml:space="preserve">Re-engagement (win back cancelled members)</w:t>
+        <w:t xml:space="preserve">Which acquisition source has best retention</w:t>
       </w:r>
     </w:p>
     <w:p>
@@ -8167,7 +8177,7 @@
           <w:bCs/>
           <w:b/>
         </w:rPr>
-        <w:t xml:space="preserve">SMS Notifications (Optional):</w:t>
+        <w:t xml:space="preserve">Financial Reporting:</w:t>
       </w:r>
     </w:p>
     <w:p>
@@ -8179,7 +8189,7 @@
         <w:pStyle w:val="Compact"/>
       </w:pPr>
       <w:r>
-        <w:t xml:space="preserve">Shipment updates</w:t>
+        <w:t xml:space="preserve">Revenue by tier</w:t>
       </w:r>
     </w:p>
     <w:p>
@@ -8191,7 +8201,7 @@
         <w:pStyle w:val="Compact"/>
       </w:pPr>
       <w:r>
-        <w:t xml:space="preserve">Event invitations</w:t>
+        <w:t xml:space="preserve">Payment success rate</w:t>
       </w:r>
     </w:p>
     <w:p>
@@ -8199,156 +8209,6 @@
         <w:numPr>
           <w:ilvl w:val="1"/>
           <w:numId w:val="1052"/>
-        </w:numPr>
-        <w:pStyle w:val="Compact"/>
-      </w:pPr>
-      <w:r>
-        <w:t xml:space="preserve">Payment reminders</w:t>
-      </w:r>
-    </w:p>
-    <w:p>
-      <w:pPr>
-        <w:pStyle w:val="FirstParagraph"/>
-      </w:pPr>
-      <w:r>
-        <w:rPr>
-          <w:bCs/>
-          <w:b/>
-        </w:rPr>
-        <w:t xml:space="preserve">6. Analytics Dashboard</w:t>
-      </w:r>
-      <w:r>
-        <w:t xml:space="preserve"> </w:t>
-      </w:r>
-      <w:r>
-        <w:t xml:space="preserve">-</w:t>
-      </w:r>
-      <w:r>
-        <w:t xml:space="preserve"> </w:t>
-      </w:r>
-      <w:r>
-        <w:rPr>
-          <w:bCs/>
-          <w:b/>
-        </w:rPr>
-        <w:t xml:space="preserve">Key Metrics:</w:t>
-      </w:r>
-      <w:r>
-        <w:t xml:space="preserve"> </w:t>
-      </w:r>
-      <w:r>
-        <w:t xml:space="preserve">- MRR (Monthly Recurring Revenue)</w:t>
-      </w:r>
-      <w:r>
-        <w:t xml:space="preserve"> </w:t>
-      </w:r>
-      <w:r>
-        <w:t xml:space="preserve">- Total members by tier</w:t>
-      </w:r>
-      <w:r>
-        <w:t xml:space="preserve"> </w:t>
-      </w:r>
-      <w:r>
-        <w:t xml:space="preserve">- New members this month</w:t>
-      </w:r>
-      <w:r>
-        <w:t xml:space="preserve"> </w:t>
-      </w:r>
-      <w:r>
-        <w:t xml:space="preserve">- Churn rate (% cancelled)</w:t>
-      </w:r>
-      <w:r>
-        <w:t xml:space="preserve"> </w:t>
-      </w:r>
-      <w:r>
-        <w:t xml:space="preserve">- Average LTV per member</w:t>
-      </w:r>
-    </w:p>
-    <w:p>
-      <w:pPr>
-        <w:numPr>
-          <w:ilvl w:val="0"/>
-          <w:numId w:val="1053"/>
-        </w:numPr>
-        <w:pStyle w:val="Compact"/>
-      </w:pPr>
-      <w:r>
-        <w:rPr>
-          <w:bCs/>
-          <w:b/>
-        </w:rPr>
-        <w:t xml:space="preserve">Cohort Analysis:</w:t>
-      </w:r>
-    </w:p>
-    <w:p>
-      <w:pPr>
-        <w:numPr>
-          <w:ilvl w:val="1"/>
-          <w:numId w:val="1054"/>
-        </w:numPr>
-        <w:pStyle w:val="Compact"/>
-      </w:pPr>
-      <w:r>
-        <w:t xml:space="preserve">Retention curves by cohort</w:t>
-      </w:r>
-    </w:p>
-    <w:p>
-      <w:pPr>
-        <w:numPr>
-          <w:ilvl w:val="1"/>
-          <w:numId w:val="1054"/>
-        </w:numPr>
-        <w:pStyle w:val="Compact"/>
-      </w:pPr>
-      <w:r>
-        <w:t xml:space="preserve">Which acquisition source has best retention</w:t>
-      </w:r>
-    </w:p>
-    <w:p>
-      <w:pPr>
-        <w:numPr>
-          <w:ilvl w:val="0"/>
-          <w:numId w:val="1053"/>
-        </w:numPr>
-        <w:pStyle w:val="Compact"/>
-      </w:pPr>
-      <w:r>
-        <w:rPr>
-          <w:bCs/>
-          <w:b/>
-        </w:rPr>
-        <w:t xml:space="preserve">Financial Reporting:</w:t>
-      </w:r>
-    </w:p>
-    <w:p>
-      <w:pPr>
-        <w:numPr>
-          <w:ilvl w:val="1"/>
-          <w:numId w:val="1055"/>
-        </w:numPr>
-        <w:pStyle w:val="Compact"/>
-      </w:pPr>
-      <w:r>
-        <w:t xml:space="preserve">Revenue by tier</w:t>
-      </w:r>
-    </w:p>
-    <w:p>
-      <w:pPr>
-        <w:numPr>
-          <w:ilvl w:val="1"/>
-          <w:numId w:val="1055"/>
-        </w:numPr>
-        <w:pStyle w:val="Compact"/>
-      </w:pPr>
-      <w:r>
-        <w:t xml:space="preserve">Payment success rate</w:t>
-      </w:r>
-    </w:p>
-    <w:p>
-      <w:pPr>
-        <w:numPr>
-          <w:ilvl w:val="1"/>
-          <w:numId w:val="1055"/>
         </w:numPr>
         <w:pStyle w:val="Compact"/>
       </w:pPr>
@@ -8626,12 +8486,177 @@
       <w:pPr>
         <w:numPr>
           <w:ilvl w:val="0"/>
-          <w:numId w:val="1056"/>
+          <w:numId w:val="1053"/>
         </w:numPr>
         <w:pStyle w:val="Compact"/>
       </w:pPr>
       <w:r>
         <w:t xml:space="preserve">Sell tickets to winery events (harvest dinners, release parties, vineyard tours)</w:t>
+      </w:r>
+    </w:p>
+    <w:p>
+      <w:pPr>
+        <w:numPr>
+          <w:ilvl w:val="0"/>
+          <w:numId w:val="1053"/>
+        </w:numPr>
+        <w:pStyle w:val="Compact"/>
+      </w:pPr>
+      <w:r>
+        <w:t xml:space="preserve">5-8% commission on ticket sales</w:t>
+      </w:r>
+    </w:p>
+    <w:p>
+      <w:pPr>
+        <w:numPr>
+          <w:ilvl w:val="0"/>
+          <w:numId w:val="1053"/>
+        </w:numPr>
+        <w:pStyle w:val="Compact"/>
+      </w:pPr>
+      <w:r>
+        <w:t xml:space="preserve">Integrated with main booking calendar</w:t>
+      </w:r>
+    </w:p>
+    <w:bookmarkEnd w:id="65"/>
+    <w:bookmarkStart w:id="66" w:name="mobile-apps"/>
+    <w:p>
+      <w:pPr>
+        <w:pStyle w:val="Heading4"/>
+      </w:pPr>
+      <w:r>
+        <w:t xml:space="preserve">Mobile Apps</w:t>
+      </w:r>
+    </w:p>
+    <w:p>
+      <w:pPr>
+        <w:numPr>
+          <w:ilvl w:val="0"/>
+          <w:numId w:val="1054"/>
+        </w:numPr>
+        <w:pStyle w:val="Compact"/>
+      </w:pPr>
+      <w:r>
+        <w:t xml:space="preserve">Native iOS and Android apps</w:t>
+      </w:r>
+    </w:p>
+    <w:p>
+      <w:pPr>
+        <w:numPr>
+          <w:ilvl w:val="0"/>
+          <w:numId w:val="1054"/>
+        </w:numPr>
+        <w:pStyle w:val="Compact"/>
+      </w:pPr>
+      <w:r>
+        <w:t xml:space="preserve">Enhanced mobile booking experience</w:t>
+      </w:r>
+    </w:p>
+    <w:p>
+      <w:pPr>
+        <w:numPr>
+          <w:ilvl w:val="0"/>
+          <w:numId w:val="1054"/>
+        </w:numPr>
+        <w:pStyle w:val="Compact"/>
+      </w:pPr>
+      <w:r>
+        <w:t xml:space="preserve">Push notifications for booking reminders</w:t>
+      </w:r>
+    </w:p>
+    <w:p>
+      <w:pPr>
+        <w:numPr>
+          <w:ilvl w:val="0"/>
+          <w:numId w:val="1054"/>
+        </w:numPr>
+        <w:pStyle w:val="Compact"/>
+      </w:pPr>
+      <w:r>
+        <w:t xml:space="preserve">Mobile check-in for wineries (QR scanner)</w:t>
+      </w:r>
+    </w:p>
+    <w:bookmarkEnd w:id="66"/>
+    <w:bookmarkStart w:id="67" w:name="white-label-regional-platforms"/>
+    <w:p>
+      <w:pPr>
+        <w:pStyle w:val="Heading4"/>
+      </w:pPr>
+      <w:r>
+        <w:t xml:space="preserve">White-Label Regional Platforms</w:t>
+      </w:r>
+    </w:p>
+    <w:p>
+      <w:pPr>
+        <w:numPr>
+          <w:ilvl w:val="0"/>
+          <w:numId w:val="1055"/>
+        </w:numPr>
+        <w:pStyle w:val="Compact"/>
+      </w:pPr>
+      <w:r>
+        <w:t xml:space="preserve">License platform to wine associations or tourism boards</w:t>
+      </w:r>
+    </w:p>
+    <w:p>
+      <w:pPr>
+        <w:numPr>
+          <w:ilvl w:val="0"/>
+          <w:numId w:val="1055"/>
+        </w:numPr>
+        <w:pStyle w:val="Compact"/>
+      </w:pPr>
+      <w:r>
+        <w:t xml:space="preserve">Setup fee: $10-25K</w:t>
+      </w:r>
+    </w:p>
+    <w:p>
+      <w:pPr>
+        <w:numPr>
+          <w:ilvl w:val="0"/>
+          <w:numId w:val="1055"/>
+        </w:numPr>
+        <w:pStyle w:val="Compact"/>
+      </w:pPr>
+      <w:r>
+        <w:t xml:space="preserve">Monthly license: $500-2,000</w:t>
+      </w:r>
+    </w:p>
+    <w:p>
+      <w:pPr>
+        <w:numPr>
+          <w:ilvl w:val="0"/>
+          <w:numId w:val="1055"/>
+        </w:numPr>
+        <w:pStyle w:val="Compact"/>
+      </w:pPr>
+      <w:r>
+        <w:t xml:space="preserve">Branded as regional platform (e.g.,</w:t>
+      </w:r>
+      <w:r>
+        <w:t xml:space="preserve"> </w:t>
+      </w:r>
+      <w:r>
+        <w:t xml:space="preserve">“</w:t>
+      </w:r>
+      <w:r>
+        <w:t xml:space="preserve">Walla Walla Wine Bookings</w:t>
+      </w:r>
+      <w:r>
+        <w:t xml:space="preserve">”</w:t>
+      </w:r>
+      <w:r>
+        <w:t xml:space="preserve">)</w:t>
+      </w:r>
+    </w:p>
+    <w:bookmarkEnd w:id="67"/>
+    <w:bookmarkStart w:id="68" w:name="wine-marketplace"/>
+    <w:p>
+      <w:pPr>
+        <w:pStyle w:val="Heading4"/>
+      </w:pPr>
+      <w:r>
+        <w:t xml:space="preserve">Wine Marketplace</w:t>
       </w:r>
     </w:p>
     <w:p>
@@ -8643,7 +8668,7 @@
         <w:pStyle w:val="Compact"/>
       </w:pPr>
       <w:r>
-        <w:t xml:space="preserve">5-8% commission on ticket sales</w:t>
+        <w:t xml:space="preserve">Allow users to purchase wine bottles from visited wineries</w:t>
       </w:r>
     </w:p>
     <w:p>
@@ -8655,179 +8680,14 @@
         <w:pStyle w:val="Compact"/>
       </w:pPr>
       <w:r>
-        <w:t xml:space="preserve">Integrated with main booking calendar</w:t>
-      </w:r>
-    </w:p>
-    <w:bookmarkEnd w:id="65"/>
-    <w:bookmarkStart w:id="66" w:name="mobile-apps"/>
-    <w:p>
-      <w:pPr>
-        <w:pStyle w:val="Heading4"/>
-      </w:pPr>
-      <w:r>
-        <w:t xml:space="preserve">Mobile Apps</w:t>
+        <w:t xml:space="preserve">Commission on wine sales (3-5%)</w:t>
       </w:r>
     </w:p>
     <w:p>
       <w:pPr>
         <w:numPr>
           <w:ilvl w:val="0"/>
-          <w:numId w:val="1057"/>
-        </w:numPr>
-        <w:pStyle w:val="Compact"/>
-      </w:pPr>
-      <w:r>
-        <w:t xml:space="preserve">Native iOS and Android apps</w:t>
-      </w:r>
-    </w:p>
-    <w:p>
-      <w:pPr>
-        <w:numPr>
-          <w:ilvl w:val="0"/>
-          <w:numId w:val="1057"/>
-        </w:numPr>
-        <w:pStyle w:val="Compact"/>
-      </w:pPr>
-      <w:r>
-        <w:t xml:space="preserve">Enhanced mobile booking experience</w:t>
-      </w:r>
-    </w:p>
-    <w:p>
-      <w:pPr>
-        <w:numPr>
-          <w:ilvl w:val="0"/>
-          <w:numId w:val="1057"/>
-        </w:numPr>
-        <w:pStyle w:val="Compact"/>
-      </w:pPr>
-      <w:r>
-        <w:t xml:space="preserve">Push notifications for booking reminders</w:t>
-      </w:r>
-    </w:p>
-    <w:p>
-      <w:pPr>
-        <w:numPr>
-          <w:ilvl w:val="0"/>
-          <w:numId w:val="1057"/>
-        </w:numPr>
-        <w:pStyle w:val="Compact"/>
-      </w:pPr>
-      <w:r>
-        <w:t xml:space="preserve">Mobile check-in for wineries (QR scanner)</w:t>
-      </w:r>
-    </w:p>
-    <w:bookmarkEnd w:id="66"/>
-    <w:bookmarkStart w:id="67" w:name="white-label-regional-platforms"/>
-    <w:p>
-      <w:pPr>
-        <w:pStyle w:val="Heading4"/>
-      </w:pPr>
-      <w:r>
-        <w:t xml:space="preserve">White-Label Regional Platforms</w:t>
-      </w:r>
-    </w:p>
-    <w:p>
-      <w:pPr>
-        <w:numPr>
-          <w:ilvl w:val="0"/>
-          <w:numId w:val="1058"/>
-        </w:numPr>
-        <w:pStyle w:val="Compact"/>
-      </w:pPr>
-      <w:r>
-        <w:t xml:space="preserve">License platform to wine associations or tourism boards</w:t>
-      </w:r>
-    </w:p>
-    <w:p>
-      <w:pPr>
-        <w:numPr>
-          <w:ilvl w:val="0"/>
-          <w:numId w:val="1058"/>
-        </w:numPr>
-        <w:pStyle w:val="Compact"/>
-      </w:pPr>
-      <w:r>
-        <w:t xml:space="preserve">Setup fee: $10-25K</w:t>
-      </w:r>
-    </w:p>
-    <w:p>
-      <w:pPr>
-        <w:numPr>
-          <w:ilvl w:val="0"/>
-          <w:numId w:val="1058"/>
-        </w:numPr>
-        <w:pStyle w:val="Compact"/>
-      </w:pPr>
-      <w:r>
-        <w:t xml:space="preserve">Monthly license: $500-2,000</w:t>
-      </w:r>
-    </w:p>
-    <w:p>
-      <w:pPr>
-        <w:numPr>
-          <w:ilvl w:val="0"/>
-          <w:numId w:val="1058"/>
-        </w:numPr>
-        <w:pStyle w:val="Compact"/>
-      </w:pPr>
-      <w:r>
-        <w:t xml:space="preserve">Branded as regional platform (e.g.,</w:t>
-      </w:r>
-      <w:r>
-        <w:t xml:space="preserve"> </w:t>
-      </w:r>
-      <w:r>
-        <w:t xml:space="preserve">“</w:t>
-      </w:r>
-      <w:r>
-        <w:t xml:space="preserve">Walla Walla Wine Bookings</w:t>
-      </w:r>
-      <w:r>
-        <w:t xml:space="preserve">”</w:t>
-      </w:r>
-      <w:r>
-        <w:t xml:space="preserve">)</w:t>
-      </w:r>
-    </w:p>
-    <w:bookmarkEnd w:id="67"/>
-    <w:bookmarkStart w:id="68" w:name="wine-marketplace"/>
-    <w:p>
-      <w:pPr>
-        <w:pStyle w:val="Heading4"/>
-      </w:pPr>
-      <w:r>
-        <w:t xml:space="preserve">Wine Marketplace</w:t>
-      </w:r>
-    </w:p>
-    <w:p>
-      <w:pPr>
-        <w:numPr>
-          <w:ilvl w:val="0"/>
-          <w:numId w:val="1059"/>
-        </w:numPr>
-        <w:pStyle w:val="Compact"/>
-      </w:pPr>
-      <w:r>
-        <w:t xml:space="preserve">Allow users to purchase wine bottles from visited wineries</w:t>
-      </w:r>
-    </w:p>
-    <w:p>
-      <w:pPr>
-        <w:numPr>
-          <w:ilvl w:val="0"/>
-          <w:numId w:val="1059"/>
-        </w:numPr>
-        <w:pStyle w:val="Compact"/>
-      </w:pPr>
-      <w:r>
-        <w:t xml:space="preserve">Commission on wine sales (3-5%)</w:t>
-      </w:r>
-    </w:p>
-    <w:p>
-      <w:pPr>
-        <w:numPr>
-          <w:ilvl w:val="0"/>
-          <w:numId w:val="1059"/>
+          <w:numId w:val="1056"/>
         </w:numPr>
         <w:pStyle w:val="Compact"/>
       </w:pPr>
@@ -9142,6 +9002,156 @@
       <w:pPr>
         <w:numPr>
           <w:ilvl w:val="0"/>
+          <w:numId w:val="1057"/>
+        </w:numPr>
+        <w:pStyle w:val="Compact"/>
+      </w:pPr>
+      <w:r>
+        <w:rPr>
+          <w:bCs/>
+          <w:b/>
+        </w:rPr>
+        <w:t xml:space="preserve">Founding Partner Program:</w:t>
+      </w:r>
+    </w:p>
+    <w:p>
+      <w:pPr>
+        <w:numPr>
+          <w:ilvl w:val="1"/>
+          <w:numId w:val="1058"/>
+        </w:numPr>
+        <w:pStyle w:val="Compact"/>
+      </w:pPr>
+      <w:r>
+        <w:t xml:space="preserve">Early adopter benefits (featured on homepage, case studies)</w:t>
+      </w:r>
+    </w:p>
+    <w:p>
+      <w:pPr>
+        <w:numPr>
+          <w:ilvl w:val="1"/>
+          <w:numId w:val="1058"/>
+        </w:numPr>
+        <w:pStyle w:val="Compact"/>
+      </w:pPr>
+      <w:r>
+        <w:t xml:space="preserve">Direct founder support and priority feature requests</w:t>
+      </w:r>
+    </w:p>
+    <w:p>
+      <w:pPr>
+        <w:numPr>
+          <w:ilvl w:val="1"/>
+          <w:numId w:val="1058"/>
+        </w:numPr>
+        <w:pStyle w:val="Compact"/>
+      </w:pPr>
+      <w:r>
+        <w:t xml:space="preserve">Testimonials and referrals to other wineries</w:t>
+      </w:r>
+    </w:p>
+    <w:p>
+      <w:pPr>
+        <w:numPr>
+          <w:ilvl w:val="0"/>
+          <w:numId w:val="1057"/>
+        </w:numPr>
+        <w:pStyle w:val="Compact"/>
+      </w:pPr>
+      <w:r>
+        <w:rPr>
+          <w:bCs/>
+          <w:b/>
+        </w:rPr>
+        <w:t xml:space="preserve">Wine Association Partnership:</w:t>
+      </w:r>
+    </w:p>
+    <w:p>
+      <w:pPr>
+        <w:numPr>
+          <w:ilvl w:val="1"/>
+          <w:numId w:val="1059"/>
+        </w:numPr>
+        <w:pStyle w:val="Compact"/>
+      </w:pPr>
+      <w:r>
+        <w:t xml:space="preserve">Partner with Walla Walla Wine Alliance</w:t>
+      </w:r>
+    </w:p>
+    <w:p>
+      <w:pPr>
+        <w:numPr>
+          <w:ilvl w:val="1"/>
+          <w:numId w:val="1059"/>
+        </w:numPr>
+        <w:pStyle w:val="Compact"/>
+      </w:pPr>
+      <w:r>
+        <w:t xml:space="preserve">Present at member meeting</w:t>
+      </w:r>
+    </w:p>
+    <w:p>
+      <w:pPr>
+        <w:numPr>
+          <w:ilvl w:val="1"/>
+          <w:numId w:val="1059"/>
+        </w:numPr>
+        <w:pStyle w:val="Compact"/>
+      </w:pPr>
+      <w:r>
+        <w:t xml:space="preserve">Co-branded marketing materials</w:t>
+      </w:r>
+    </w:p>
+    <w:p>
+      <w:pPr>
+        <w:pStyle w:val="FirstParagraph"/>
+      </w:pPr>
+      <w:r>
+        <w:rPr>
+          <w:bCs/>
+          <w:b/>
+        </w:rPr>
+        <w:t xml:space="preserve">User Acquisition:</w:t>
+      </w:r>
+      <w:r>
+        <w:t xml:space="preserve"> </w:t>
+      </w:r>
+      <w:r>
+        <w:t xml:space="preserve">1.</w:t>
+      </w:r>
+      <w:r>
+        <w:t xml:space="preserve"> </w:t>
+      </w:r>
+      <w:r>
+        <w:rPr>
+          <w:bCs/>
+          <w:b/>
+        </w:rPr>
+        <w:t xml:space="preserve">Pre-Launch:</w:t>
+      </w:r>
+      <w:r>
+        <w:t xml:space="preserve"> </w:t>
+      </w:r>
+      <w:r>
+        <w:t xml:space="preserve">- Landing page with email capture (target: 100 signups)</w:t>
+      </w:r>
+      <w:r>
+        <w:t xml:space="preserve"> </w:t>
+      </w:r>
+      <w:r>
+        <w:t xml:space="preserve">- Local PR: Walla Walla Union-Bulletin feature</w:t>
+      </w:r>
+      <w:r>
+        <w:t xml:space="preserve"> </w:t>
+      </w:r>
+      <w:r>
+        <w:t xml:space="preserve">- Social media: Instagram, Facebook (founder’s personal network)</w:t>
+      </w:r>
+    </w:p>
+    <w:p>
+      <w:pPr>
+        <w:numPr>
+          <w:ilvl w:val="0"/>
           <w:numId w:val="1060"/>
         </w:numPr>
         <w:pStyle w:val="Compact"/>
@@ -9151,7 +9161,7 @@
           <w:bCs/>
           <w:b/>
         </w:rPr>
-        <w:t xml:space="preserve">Founding Partner Program:</w:t>
+        <w:t xml:space="preserve">Launch:</w:t>
       </w:r>
     </w:p>
     <w:p>
@@ -9163,7 +9173,7 @@
         <w:pStyle w:val="Compact"/>
       </w:pPr>
       <w:r>
-        <w:t xml:space="preserve">Early adopter benefits (featured on homepage, case studies)</w:t>
+        <w:t xml:space="preserve">Email blast to waitlist</w:t>
       </w:r>
     </w:p>
     <w:p>
@@ -9175,7 +9185,7 @@
         <w:pStyle w:val="Compact"/>
       </w:pPr>
       <w:r>
-        <w:t xml:space="preserve">Direct founder support and priority feature requests</w:t>
+        <w:t xml:space="preserve">Founding winery cross-promotion (share on their channels)</w:t>
       </w:r>
     </w:p>
     <w:p>
@@ -9187,7 +9197,19 @@
         <w:pStyle w:val="Compact"/>
       </w:pPr>
       <w:r>
-        <w:t xml:space="preserve">Testimonials and referrals to other wineries</w:t>
+        <w:t xml:space="preserve">Local Facebook groups and wine forums</w:t>
+      </w:r>
+    </w:p>
+    <w:p>
+      <w:pPr>
+        <w:numPr>
+          <w:ilvl w:val="1"/>
+          <w:numId w:val="1061"/>
+        </w:numPr>
+        <w:pStyle w:val="Compact"/>
+      </w:pPr>
+      <w:r>
+        <w:t xml:space="preserve">Walla Walla tourism board partnership</w:t>
       </w:r>
     </w:p>
     <w:p>
@@ -9203,7 +9225,7 @@
           <w:bCs/>
           <w:b/>
         </w:rPr>
-        <w:t xml:space="preserve">Wine Association Partnership:</w:t>
+        <w:t xml:space="preserve">Ongoing:</w:t>
       </w:r>
     </w:p>
     <w:p>
@@ -9215,7 +9237,19 @@
         <w:pStyle w:val="Compact"/>
       </w:pPr>
       <w:r>
-        <w:t xml:space="preserve">Partner with Walla Walla Wine Alliance</w:t>
+        <w:t xml:space="preserve">SEO optimization:</w:t>
+      </w:r>
+      <w:r>
+        <w:t xml:space="preserve"> </w:t>
+      </w:r>
+      <w:r>
+        <w:t xml:space="preserve">“</w:t>
+      </w:r>
+      <w:r>
+        <w:t xml:space="preserve">Walla Walla wine tasting reservations</w:t>
+      </w:r>
+      <w:r>
+        <w:t xml:space="preserve">”</w:t>
       </w:r>
     </w:p>
     <w:p>
@@ -9227,7 +9261,19 @@
         <w:pStyle w:val="Compact"/>
       </w:pPr>
       <w:r>
-        <w:t xml:space="preserve">Present at member meeting</w:t>
+        <w:t xml:space="preserve">Content: Blog posts (</w:t>
+      </w:r>
+      <w:r>
+        <w:t xml:space="preserve">“</w:t>
+      </w:r>
+      <w:r>
+        <w:t xml:space="preserve">Top 10 Walla Walla Wineries</w:t>
+      </w:r>
+      <w:r>
+        <w:t xml:space="preserve">”</w:t>
+      </w:r>
+      <w:r>
+        <w:t xml:space="preserve">)</w:t>
       </w:r>
     </w:p>
     <w:p>
@@ -9239,7 +9285,7 @@
         <w:pStyle w:val="Compact"/>
       </w:pPr>
       <w:r>
-        <w:t xml:space="preserve">Co-branded marketing materials</w:t>
+        <w:t xml:space="preserve">User-generated content: Encourage check-in photos</w:t>
       </w:r>
     </w:p>
     <w:p>
@@ -9251,7 +9297,95 @@
           <w:bCs/>
           <w:b/>
         </w:rPr>
-        <w:t xml:space="preserve">User Acquisition:</w:t>
+        <w:t xml:space="preserve">Budget (Months 1-6):</w:t>
+      </w:r>
+      <w:r>
+        <w:t xml:space="preserve"> </w:t>
+      </w:r>
+      <w:r>
+        <w:t xml:space="preserve">$5-10K</w:t>
+      </w:r>
+      <w:r>
+        <w:t xml:space="preserve"> </w:t>
+      </w:r>
+      <w:r>
+        <w:t xml:space="preserve">- PR/content: $2K</w:t>
+      </w:r>
+      <w:r>
+        <w:t xml:space="preserve"> </w:t>
+      </w:r>
+      <w:r>
+        <w:t xml:space="preserve">- Paid ads (Facebook, Google): $3-5K</w:t>
+      </w:r>
+      <w:r>
+        <w:t xml:space="preserve"> </w:t>
+      </w:r>
+      <w:r>
+        <w:t xml:space="preserve">- Photography: $1K</w:t>
+      </w:r>
+      <w:r>
+        <w:t xml:space="preserve"> </w:t>
+      </w:r>
+      <w:r>
+        <w:t xml:space="preserve">- Events/networking: $1-2K</w:t>
+      </w:r>
+    </w:p>
+    <w:bookmarkEnd w:id="72"/>
+    <w:bookmarkStart w:id="73" w:name="X8fb90c6e5894fe64880e3f7eb7f2085860930c6"/>
+    <w:p>
+      <w:pPr>
+        <w:pStyle w:val="Heading4"/>
+      </w:pPr>
+      <w:r>
+        <w:t xml:space="preserve">Phase 2: Pacific Northwest Expansion (Months 7-12)</w:t>
+      </w:r>
+    </w:p>
+    <w:p>
+      <w:pPr>
+        <w:pStyle w:val="FirstParagraph"/>
+      </w:pPr>
+      <w:r>
+        <w:rPr>
+          <w:bCs/>
+          <w:b/>
+        </w:rPr>
+        <w:t xml:space="preserve">Goals:</w:t>
+      </w:r>
+      <w:r>
+        <w:t xml:space="preserve"> </w:t>
+      </w:r>
+      <w:r>
+        <w:t xml:space="preserve">- Add 3 new regions (Willamette, Columbia Gorge, Yakima)</w:t>
+      </w:r>
+      <w:r>
+        <w:t xml:space="preserve"> </w:t>
+      </w:r>
+      <w:r>
+        <w:t xml:space="preserve">- Reach 40-50 total wineries</w:t>
+      </w:r>
+      <w:r>
+        <w:t xml:space="preserve"> </w:t>
+      </w:r>
+      <w:r>
+        <w:t xml:space="preserve">- 2,000 registered users</w:t>
+      </w:r>
+      <w:r>
+        <w:t xml:space="preserve"> </w:t>
+      </w:r>
+      <w:r>
+        <w:t xml:space="preserve">- 300-500 monthly bookings by Month 12</w:t>
+      </w:r>
+    </w:p>
+    <w:p>
+      <w:pPr>
+        <w:pStyle w:val="BodyText"/>
+      </w:pPr>
+      <w:r>
+        <w:rPr>
+          <w:bCs/>
+          <w:b/>
+        </w:rPr>
+        <w:t xml:space="preserve">Winery Acquisition:</w:t>
       </w:r>
       <w:r>
         <w:t xml:space="preserve"> </w:t>
@@ -9267,25 +9401,43 @@
           <w:bCs/>
           <w:b/>
         </w:rPr>
-        <w:t xml:space="preserve">Pre-Launch:</w:t>
-      </w:r>
-      <w:r>
-        <w:t xml:space="preserve"> </w:t>
-      </w:r>
-      <w:r>
-        <w:t xml:space="preserve">- Landing page with email capture (target: 100 signups)</w:t>
-      </w:r>
-      <w:r>
-        <w:t xml:space="preserve"> </w:t>
-      </w:r>
-      <w:r>
-        <w:t xml:space="preserve">- Local PR: Walla Walla Union-Bulletin feature</w:t>
-      </w:r>
-      <w:r>
-        <w:t xml:space="preserve"> </w:t>
-      </w:r>
-      <w:r>
-        <w:t xml:space="preserve">- Social media: Instagram, Facebook (founder’s personal network)</w:t>
+        <w:t xml:space="preserve">Regional Playbook:</w:t>
+      </w:r>
+      <w:r>
+        <w:t xml:space="preserve"> </w:t>
+      </w:r>
+      <w:r>
+        <w:t xml:space="preserve">- Research top 50 wineries per region</w:t>
+      </w:r>
+      <w:r>
+        <w:t xml:space="preserve"> </w:t>
+      </w:r>
+      <w:r>
+        <w:t xml:space="preserve">- Identify</w:t>
+      </w:r>
+      <w:r>
+        <w:t xml:space="preserve"> </w:t>
+      </w:r>
+      <w:r>
+        <w:t xml:space="preserve">“</w:t>
+      </w:r>
+      <w:r>
+        <w:t xml:space="preserve">lighthouse</w:t>
+      </w:r>
+      <w:r>
+        <w:t xml:space="preserve">”</w:t>
+      </w:r>
+      <w:r>
+        <w:t xml:space="preserve"> </w:t>
+      </w:r>
+      <w:r>
+        <w:t xml:space="preserve">wineries (high profile, influential)</w:t>
+      </w:r>
+      <w:r>
+        <w:t xml:space="preserve"> </w:t>
+      </w:r>
+      <w:r>
+        <w:t xml:space="preserve">- Target 10-15 wineries per region</w:t>
       </w:r>
     </w:p>
     <w:p>
@@ -9301,7 +9453,7 @@
           <w:bCs/>
           <w:b/>
         </w:rPr>
-        <w:t xml:space="preserve">Launch:</w:t>
+        <w:t xml:space="preserve">Sales Process:</w:t>
       </w:r>
     </w:p>
     <w:p>
@@ -9313,7 +9465,7 @@
         <w:pStyle w:val="Compact"/>
       </w:pPr>
       <w:r>
-        <w:t xml:space="preserve">Email blast to waitlist</w:t>
+        <w:t xml:space="preserve">Cold outreach via email (personalized)</w:t>
       </w:r>
     </w:p>
     <w:p>
@@ -9325,7 +9477,7 @@
         <w:pStyle w:val="Compact"/>
       </w:pPr>
       <w:r>
-        <w:t xml:space="preserve">Founding winery cross-promotion (share on their channels)</w:t>
+        <w:t xml:space="preserve">Demo calls with winery managers</w:t>
       </w:r>
     </w:p>
     <w:p>
@@ -9337,7 +9489,7 @@
         <w:pStyle w:val="Compact"/>
       </w:pPr>
       <w:r>
-        <w:t xml:space="preserve">Local Facebook groups and wine forums</w:t>
+        <w:t xml:space="preserve">Walla Walla case studies and testimonials</w:t>
       </w:r>
     </w:p>
     <w:p>
@@ -9349,7 +9501,7 @@
         <w:pStyle w:val="Compact"/>
       </w:pPr>
       <w:r>
-        <w:t xml:space="preserve">Walla Walla tourism board partnership</w:t>
+        <w:t xml:space="preserve">30-day free trial</w:t>
       </w:r>
     </w:p>
     <w:p>
@@ -9365,7 +9517,7 @@
           <w:bCs/>
           <w:b/>
         </w:rPr>
-        <w:t xml:space="preserve">Ongoing:</w:t>
+        <w:t xml:space="preserve">Partnerships:</w:t>
       </w:r>
     </w:p>
     <w:p>
@@ -9377,19 +9529,7 @@
         <w:pStyle w:val="Compact"/>
       </w:pPr>
       <w:r>
-        <w:t xml:space="preserve">SEO optimization:</w:t>
-      </w:r>
-      <w:r>
-        <w:t xml:space="preserve"> </w:t>
-      </w:r>
-      <w:r>
-        <w:t xml:space="preserve">“</w:t>
-      </w:r>
-      <w:r>
-        <w:t xml:space="preserve">Walla Walla wine tasting reservations</w:t>
-      </w:r>
-      <w:r>
-        <w:t xml:space="preserve">”</w:t>
+        <w:t xml:space="preserve">Partner with regional wine associations</w:t>
       </w:r>
     </w:p>
     <w:p>
@@ -9401,19 +9541,7 @@
         <w:pStyle w:val="Compact"/>
       </w:pPr>
       <w:r>
-        <w:t xml:space="preserve">Content: Blog posts (</w:t>
-      </w:r>
-      <w:r>
-        <w:t xml:space="preserve">“</w:t>
-      </w:r>
-      <w:r>
-        <w:t xml:space="preserve">Top 10 Walla Walla Wineries</w:t>
-      </w:r>
-      <w:r>
-        <w:t xml:space="preserve">”</w:t>
-      </w:r>
-      <w:r>
-        <w:t xml:space="preserve">)</w:t>
+        <w:t xml:space="preserve">Sponsor wine industry events</w:t>
       </w:r>
     </w:p>
     <w:p>
@@ -9425,7 +9553,7 @@
         <w:pStyle w:val="Compact"/>
       </w:pPr>
       <w:r>
-        <w:t xml:space="preserve">User-generated content: Encourage check-in photos</w:t>
+        <w:t xml:space="preserve">Trade show booth at Oregon Wine Symposium</w:t>
       </w:r>
     </w:p>
     <w:p>
@@ -9437,95 +9565,7 @@
           <w:bCs/>
           <w:b/>
         </w:rPr>
-        <w:t xml:space="preserve">Budget (Months 1-6):</w:t>
-      </w:r>
-      <w:r>
-        <w:t xml:space="preserve"> </w:t>
-      </w:r>
-      <w:r>
-        <w:t xml:space="preserve">$5-10K</w:t>
-      </w:r>
-      <w:r>
-        <w:t xml:space="preserve"> </w:t>
-      </w:r>
-      <w:r>
-        <w:t xml:space="preserve">- PR/content: $2K</w:t>
-      </w:r>
-      <w:r>
-        <w:t xml:space="preserve"> </w:t>
-      </w:r>
-      <w:r>
-        <w:t xml:space="preserve">- Paid ads (Facebook, Google): $3-5K</w:t>
-      </w:r>
-      <w:r>
-        <w:t xml:space="preserve"> </w:t>
-      </w:r>
-      <w:r>
-        <w:t xml:space="preserve">- Photography: $1K</w:t>
-      </w:r>
-      <w:r>
-        <w:t xml:space="preserve"> </w:t>
-      </w:r>
-      <w:r>
-        <w:t xml:space="preserve">- Events/networking: $1-2K</w:t>
-      </w:r>
-    </w:p>
-    <w:bookmarkEnd w:id="72"/>
-    <w:bookmarkStart w:id="73" w:name="X8fb90c6e5894fe64880e3f7eb7f2085860930c6"/>
-    <w:p>
-      <w:pPr>
-        <w:pStyle w:val="Heading4"/>
-      </w:pPr>
-      <w:r>
-        <w:t xml:space="preserve">Phase 2: Pacific Northwest Expansion (Months 7-12)</w:t>
-      </w:r>
-    </w:p>
-    <w:p>
-      <w:pPr>
-        <w:pStyle w:val="FirstParagraph"/>
-      </w:pPr>
-      <w:r>
-        <w:rPr>
-          <w:bCs/>
-          <w:b/>
-        </w:rPr>
-        <w:t xml:space="preserve">Goals:</w:t>
-      </w:r>
-      <w:r>
-        <w:t xml:space="preserve"> </w:t>
-      </w:r>
-      <w:r>
-        <w:t xml:space="preserve">- Add 3 new regions (Willamette, Columbia Gorge, Yakima)</w:t>
-      </w:r>
-      <w:r>
-        <w:t xml:space="preserve"> </w:t>
-      </w:r>
-      <w:r>
-        <w:t xml:space="preserve">- Reach 40-50 total wineries</w:t>
-      </w:r>
-      <w:r>
-        <w:t xml:space="preserve"> </w:t>
-      </w:r>
-      <w:r>
-        <w:t xml:space="preserve">- 2,000 registered users</w:t>
-      </w:r>
-      <w:r>
-        <w:t xml:space="preserve"> </w:t>
-      </w:r>
-      <w:r>
-        <w:t xml:space="preserve">- 300-500 monthly bookings by Month 12</w:t>
-      </w:r>
-    </w:p>
-    <w:p>
-      <w:pPr>
-        <w:pStyle w:val="BodyText"/>
-      </w:pPr>
-      <w:r>
-        <w:rPr>
-          <w:bCs/>
-          <w:b/>
-        </w:rPr>
-        <w:t xml:space="preserve">Winery Acquisition:</w:t>
+        <w:t xml:space="preserve">User Acquisition:</w:t>
       </w:r>
       <w:r>
         <w:t xml:space="preserve"> </w:t>
@@ -9541,19 +9581,13 @@
           <w:bCs/>
           <w:b/>
         </w:rPr>
-        <w:t xml:space="preserve">Regional Playbook:</w:t>
-      </w:r>
-      <w:r>
-        <w:t xml:space="preserve"> </w:t>
-      </w:r>
-      <w:r>
-        <w:t xml:space="preserve">- Research top 50 wineries per region</w:t>
-      </w:r>
-      <w:r>
-        <w:t xml:space="preserve"> </w:t>
-      </w:r>
-      <w:r>
-        <w:t xml:space="preserve">- Identify</w:t>
+        <w:t xml:space="preserve">SEO Expansion:</w:t>
+      </w:r>
+      <w:r>
+        <w:t xml:space="preserve"> </w:t>
+      </w:r>
+      <w:r>
+        <w:t xml:space="preserve">- Target</w:t>
       </w:r>
       <w:r>
         <w:t xml:space="preserve"> </w:t>
@@ -9562,7 +9596,7 @@
         <w:t xml:space="preserve">“</w:t>
       </w:r>
       <w:r>
-        <w:t xml:space="preserve">lighthouse</w:t>
+        <w:t xml:space="preserve">[region] wine tasting</w:t>
       </w:r>
       <w:r>
         <w:t xml:space="preserve">”</w:t>
@@ -9571,13 +9605,19 @@
         <w:t xml:space="preserve"> </w:t>
       </w:r>
       <w:r>
-        <w:t xml:space="preserve">wineries (high profile, influential)</w:t>
-      </w:r>
-      <w:r>
-        <w:t xml:space="preserve"> </w:t>
-      </w:r>
-      <w:r>
-        <w:t xml:space="preserve">- Target 10-15 wineries per region</w:t>
+        <w:t xml:space="preserve">keywords</w:t>
+      </w:r>
+      <w:r>
+        <w:t xml:space="preserve"> </w:t>
+      </w:r>
+      <w:r>
+        <w:t xml:space="preserve">- Region-specific landing pages</w:t>
+      </w:r>
+      <w:r>
+        <w:t xml:space="preserve"> </w:t>
+      </w:r>
+      <w:r>
+        <w:t xml:space="preserve">- Google My Business listings</w:t>
       </w:r>
     </w:p>
     <w:p>
@@ -9593,7 +9633,7 @@
           <w:bCs/>
           <w:b/>
         </w:rPr>
-        <w:t xml:space="preserve">Sales Process:</w:t>
+        <w:t xml:space="preserve">Content Marketing:</w:t>
       </w:r>
     </w:p>
     <w:p>
@@ -9605,7 +9645,19 @@
         <w:pStyle w:val="Compact"/>
       </w:pPr>
       <w:r>
-        <w:t xml:space="preserve">Cold outreach via email (personalized)</w:t>
+        <w:t xml:space="preserve">Blog:</w:t>
+      </w:r>
+      <w:r>
+        <w:t xml:space="preserve"> </w:t>
+      </w:r>
+      <w:r>
+        <w:t xml:space="preserve">“</w:t>
+      </w:r>
+      <w:r>
+        <w:t xml:space="preserve">Ultimate Guide to Willamette Valley Wineries</w:t>
+      </w:r>
+      <w:r>
+        <w:t xml:space="preserve">”</w:t>
       </w:r>
     </w:p>
     <w:p>
@@ -9617,7 +9669,7 @@
         <w:pStyle w:val="Compact"/>
       </w:pPr>
       <w:r>
-        <w:t xml:space="preserve">Demo calls with winery managers</w:t>
+        <w:t xml:space="preserve">YouTube: Video tours of featured wineries</w:t>
       </w:r>
     </w:p>
     <w:p>
@@ -9629,19 +9681,7 @@
         <w:pStyle w:val="Compact"/>
       </w:pPr>
       <w:r>
-        <w:t xml:space="preserve">Walla Walla case studies and testimonials</w:t>
-      </w:r>
-    </w:p>
-    <w:p>
-      <w:pPr>
-        <w:numPr>
-          <w:ilvl w:val="1"/>
-          <w:numId w:val="1067"/>
-        </w:numPr>
-        <w:pStyle w:val="Compact"/>
-      </w:pPr>
-      <w:r>
-        <w:t xml:space="preserve">30-day free trial</w:t>
+        <w:t xml:space="preserve">Email newsletter: Weekly wine country inspiration</w:t>
       </w:r>
     </w:p>
     <w:p>
@@ -9657,7 +9697,7 @@
           <w:bCs/>
           <w:b/>
         </w:rPr>
-        <w:t xml:space="preserve">Partnerships:</w:t>
+        <w:t xml:space="preserve">Paid Advertising:</w:t>
       </w:r>
     </w:p>
     <w:p>
@@ -9669,7 +9709,7 @@
         <w:pStyle w:val="Compact"/>
       </w:pPr>
       <w:r>
-        <w:t xml:space="preserve">Partner with regional wine associations</w:t>
+        <w:t xml:space="preserve">Facebook/Instagram ads targeting wine enthusiasts in Seattle, Portland</w:t>
       </w:r>
     </w:p>
     <w:p>
@@ -9681,7 +9721,7 @@
         <w:pStyle w:val="Compact"/>
       </w:pPr>
       <w:r>
-        <w:t xml:space="preserve">Sponsor wine industry events</w:t>
+        <w:t xml:space="preserve">Google Ads for high-intent searches</w:t>
       </w:r>
     </w:p>
     <w:p>
@@ -9693,7 +9733,7 @@
         <w:pStyle w:val="Compact"/>
       </w:pPr>
       <w:r>
-        <w:t xml:space="preserve">Trade show booth at Oregon Wine Symposium</w:t>
+        <w:t xml:space="preserve">Target CAC: $15-20 per user</w:t>
       </w:r>
     </w:p>
     <w:p>
@@ -9705,7 +9745,95 @@
           <w:bCs/>
           <w:b/>
         </w:rPr>
-        <w:t xml:space="preserve">User Acquisition:</w:t>
+        <w:t xml:space="preserve">Budget (Months 7-12):</w:t>
+      </w:r>
+      <w:r>
+        <w:t xml:space="preserve"> </w:t>
+      </w:r>
+      <w:r>
+        <w:t xml:space="preserve">$20-30K</w:t>
+      </w:r>
+      <w:r>
+        <w:t xml:space="preserve"> </w:t>
+      </w:r>
+      <w:r>
+        <w:t xml:space="preserve">- Paid ads: $10-15K</w:t>
+      </w:r>
+      <w:r>
+        <w:t xml:space="preserve"> </w:t>
+      </w:r>
+      <w:r>
+        <w:t xml:space="preserve">- Content creation: $5K</w:t>
+      </w:r>
+      <w:r>
+        <w:t xml:space="preserve"> </w:t>
+      </w:r>
+      <w:r>
+        <w:t xml:space="preserve">- Regional partnerships: $3-5K</w:t>
+      </w:r>
+      <w:r>
+        <w:t xml:space="preserve"> </w:t>
+      </w:r>
+      <w:r>
+        <w:t xml:space="preserve">- Sales travel: $2-5K</w:t>
+      </w:r>
+    </w:p>
+    <w:bookmarkEnd w:id="73"/>
+    <w:bookmarkStart w:id="74" w:name="phase-3-west-coast-scale-year-2"/>
+    <w:p>
+      <w:pPr>
+        <w:pStyle w:val="Heading4"/>
+      </w:pPr>
+      <w:r>
+        <w:t xml:space="preserve">Phase 3: West Coast Scale (Year 2)</w:t>
+      </w:r>
+    </w:p>
+    <w:p>
+      <w:pPr>
+        <w:pStyle w:val="FirstParagraph"/>
+      </w:pPr>
+      <w:r>
+        <w:rPr>
+          <w:bCs/>
+          <w:b/>
+        </w:rPr>
+        <w:t xml:space="preserve">Goals:</w:t>
+      </w:r>
+      <w:r>
+        <w:t xml:space="preserve"> </w:t>
+      </w:r>
+      <w:r>
+        <w:t xml:space="preserve">- Enter Napa, Sonoma, Paso Robles, Russian River (1,125 wineries)</w:t>
+      </w:r>
+      <w:r>
+        <w:t xml:space="preserve"> </w:t>
+      </w:r>
+      <w:r>
+        <w:t xml:space="preserve">- Reach 200-300 total wineries</w:t>
+      </w:r>
+      <w:r>
+        <w:t xml:space="preserve"> </w:t>
+      </w:r>
+      <w:r>
+        <w:t xml:space="preserve">- 15,000 registered users</w:t>
+      </w:r>
+      <w:r>
+        <w:t xml:space="preserve"> </w:t>
+      </w:r>
+      <w:r>
+        <w:t xml:space="preserve">- 2,000+ monthly bookings</w:t>
+      </w:r>
+    </w:p>
+    <w:p>
+      <w:pPr>
+        <w:pStyle w:val="BodyText"/>
+      </w:pPr>
+      <w:r>
+        <w:rPr>
+          <w:bCs/>
+          <w:b/>
+        </w:rPr>
+        <w:t xml:space="preserve">Winery Acquisition:</w:t>
       </w:r>
       <w:r>
         <w:t xml:space="preserve"> </w:t>
@@ -9721,43 +9849,25 @@
           <w:bCs/>
           <w:b/>
         </w:rPr>
-        <w:t xml:space="preserve">SEO Expansion:</w:t>
-      </w:r>
-      <w:r>
-        <w:t xml:space="preserve"> </w:t>
-      </w:r>
-      <w:r>
-        <w:t xml:space="preserve">- Target</w:t>
-      </w:r>
-      <w:r>
-        <w:t xml:space="preserve"> </w:t>
-      </w:r>
-      <w:r>
-        <w:t xml:space="preserve">“</w:t>
-      </w:r>
-      <w:r>
-        <w:t xml:space="preserve">[region] wine tasting</w:t>
-      </w:r>
-      <w:r>
-        <w:t xml:space="preserve">”</w:t>
-      </w:r>
-      <w:r>
-        <w:t xml:space="preserve"> </w:t>
-      </w:r>
-      <w:r>
-        <w:t xml:space="preserve">keywords</w:t>
-      </w:r>
-      <w:r>
-        <w:t xml:space="preserve"> </w:t>
-      </w:r>
-      <w:r>
-        <w:t xml:space="preserve">- Region-specific landing pages</w:t>
-      </w:r>
-      <w:r>
-        <w:t xml:space="preserve"> </w:t>
-      </w:r>
-      <w:r>
-        <w:t xml:space="preserve">- Google My Business listings</w:t>
+        <w:t xml:space="preserve">Self-Service Signup:</w:t>
+      </w:r>
+      <w:r>
+        <w:t xml:space="preserve"> </w:t>
+      </w:r>
+      <w:r>
+        <w:t xml:space="preserve">- Build winery application flow (apply online)</w:t>
+      </w:r>
+      <w:r>
+        <w:t xml:space="preserve"> </w:t>
+      </w:r>
+      <w:r>
+        <w:t xml:space="preserve">- Automated onboarding with video tutorials</w:t>
+      </w:r>
+      <w:r>
+        <w:t xml:space="preserve"> </w:t>
+      </w:r>
+      <w:r>
+        <w:t xml:space="preserve">- Reduce founder bottleneck</w:t>
       </w:r>
     </w:p>
     <w:p>
@@ -9773,7 +9883,7 @@
           <w:bCs/>
           <w:b/>
         </w:rPr>
-        <w:t xml:space="preserve">Content Marketing:</w:t>
+        <w:t xml:space="preserve">Sales Team:</w:t>
       </w:r>
     </w:p>
     <w:p>
@@ -9785,19 +9895,7 @@
         <w:pStyle w:val="Compact"/>
       </w:pPr>
       <w:r>
-        <w:t xml:space="preserve">Blog:</w:t>
-      </w:r>
-      <w:r>
-        <w:t xml:space="preserve"> </w:t>
-      </w:r>
-      <w:r>
-        <w:t xml:space="preserve">“</w:t>
-      </w:r>
-      <w:r>
-        <w:t xml:space="preserve">Ultimate Guide to Willamette Valley Wineries</w:t>
-      </w:r>
-      <w:r>
-        <w:t xml:space="preserve">”</w:t>
+        <w:t xml:space="preserve">Hire 2 account managers</w:t>
       </w:r>
     </w:p>
     <w:p>
@@ -9809,7 +9907,7 @@
         <w:pStyle w:val="Compact"/>
       </w:pPr>
       <w:r>
-        <w:t xml:space="preserve">YouTube: Video tours of featured wineries</w:t>
+        <w:t xml:space="preserve">Dedicated regional focus</w:t>
       </w:r>
     </w:p>
     <w:p>
@@ -9821,7 +9919,7 @@
         <w:pStyle w:val="Compact"/>
       </w:pPr>
       <w:r>
-        <w:t xml:space="preserve">Email newsletter: Weekly wine country inspiration</w:t>
+        <w:t xml:space="preserve">Commission-based comp (align incentives)</w:t>
       </w:r>
     </w:p>
     <w:p>
@@ -9837,7 +9935,7 @@
           <w:bCs/>
           <w:b/>
         </w:rPr>
-        <w:t xml:space="preserve">Paid Advertising:</w:t>
+        <w:t xml:space="preserve">Referral Program:</w:t>
       </w:r>
     </w:p>
     <w:p>
@@ -9849,7 +9947,7 @@
         <w:pStyle w:val="Compact"/>
       </w:pPr>
       <w:r>
-        <w:t xml:space="preserve">Facebook/Instagram ads targeting wine enthusiasts in Seattle, Portland</w:t>
+        <w:t xml:space="preserve">Give wineries $100 credit for each referral</w:t>
       </w:r>
     </w:p>
     <w:p>
@@ -9861,19 +9959,7 @@
         <w:pStyle w:val="Compact"/>
       </w:pPr>
       <w:r>
-        <w:t xml:space="preserve">Google Ads for high-intent searches</w:t>
-      </w:r>
-    </w:p>
-    <w:p>
-      <w:pPr>
-        <w:numPr>
-          <w:ilvl w:val="1"/>
-          <w:numId w:val="1071"/>
-        </w:numPr>
-        <w:pStyle w:val="Compact"/>
-      </w:pPr>
-      <w:r>
-        <w:t xml:space="preserve">Target CAC: $15-20 per user</w:t>
+        <w:t xml:space="preserve">Gamification (leaderboard of top referrers)</w:t>
       </w:r>
     </w:p>
     <w:p>
@@ -9885,95 +9971,7 @@
           <w:bCs/>
           <w:b/>
         </w:rPr>
-        <w:t xml:space="preserve">Budget (Months 7-12):</w:t>
-      </w:r>
-      <w:r>
-        <w:t xml:space="preserve"> </w:t>
-      </w:r>
-      <w:r>
-        <w:t xml:space="preserve">$20-30K</w:t>
-      </w:r>
-      <w:r>
-        <w:t xml:space="preserve"> </w:t>
-      </w:r>
-      <w:r>
-        <w:t xml:space="preserve">- Paid ads: $10-15K</w:t>
-      </w:r>
-      <w:r>
-        <w:t xml:space="preserve"> </w:t>
-      </w:r>
-      <w:r>
-        <w:t xml:space="preserve">- Content creation: $5K</w:t>
-      </w:r>
-      <w:r>
-        <w:t xml:space="preserve"> </w:t>
-      </w:r>
-      <w:r>
-        <w:t xml:space="preserve">- Regional partnerships: $3-5K</w:t>
-      </w:r>
-      <w:r>
-        <w:t xml:space="preserve"> </w:t>
-      </w:r>
-      <w:r>
-        <w:t xml:space="preserve">- Sales travel: $2-5K</w:t>
-      </w:r>
-    </w:p>
-    <w:bookmarkEnd w:id="73"/>
-    <w:bookmarkStart w:id="74" w:name="phase-3-west-coast-scale-year-2"/>
-    <w:p>
-      <w:pPr>
-        <w:pStyle w:val="Heading4"/>
-      </w:pPr>
-      <w:r>
-        <w:t xml:space="preserve">Phase 3: West Coast Scale (Year 2)</w:t>
-      </w:r>
-    </w:p>
-    <w:p>
-      <w:pPr>
-        <w:pStyle w:val="FirstParagraph"/>
-      </w:pPr>
-      <w:r>
-        <w:rPr>
-          <w:bCs/>
-          <w:b/>
-        </w:rPr>
-        <w:t xml:space="preserve">Goals:</w:t>
-      </w:r>
-      <w:r>
-        <w:t xml:space="preserve"> </w:t>
-      </w:r>
-      <w:r>
-        <w:t xml:space="preserve">- Enter Napa, Sonoma, Paso Robles, Russian River (1,125 wineries)</w:t>
-      </w:r>
-      <w:r>
-        <w:t xml:space="preserve"> </w:t>
-      </w:r>
-      <w:r>
-        <w:t xml:space="preserve">- Reach 200-300 total wineries</w:t>
-      </w:r>
-      <w:r>
-        <w:t xml:space="preserve"> </w:t>
-      </w:r>
-      <w:r>
-        <w:t xml:space="preserve">- 15,000 registered users</w:t>
-      </w:r>
-      <w:r>
-        <w:t xml:space="preserve"> </w:t>
-      </w:r>
-      <w:r>
-        <w:t xml:space="preserve">- 2,000+ monthly bookings</w:t>
-      </w:r>
-    </w:p>
-    <w:p>
-      <w:pPr>
-        <w:pStyle w:val="BodyText"/>
-      </w:pPr>
-      <w:r>
-        <w:rPr>
-          <w:bCs/>
-          <w:b/>
-        </w:rPr>
-        <w:t xml:space="preserve">Winery Acquisition:</w:t>
+        <w:t xml:space="preserve">User Acquisition:</w:t>
       </w:r>
       <w:r>
         <w:t xml:space="preserve"> </w:t>
@@ -9989,25 +9987,25 @@
           <w:bCs/>
           <w:b/>
         </w:rPr>
-        <w:t xml:space="preserve">Self-Service Signup:</w:t>
-      </w:r>
-      <w:r>
-        <w:t xml:space="preserve"> </w:t>
-      </w:r>
-      <w:r>
-        <w:t xml:space="preserve">- Build winery application flow (apply online)</w:t>
-      </w:r>
-      <w:r>
-        <w:t xml:space="preserve"> </w:t>
-      </w:r>
-      <w:r>
-        <w:t xml:space="preserve">- Automated onboarding with video tutorials</w:t>
-      </w:r>
-      <w:r>
-        <w:t xml:space="preserve"> </w:t>
-      </w:r>
-      <w:r>
-        <w:t xml:space="preserve">- Reduce founder bottleneck</w:t>
+        <w:t xml:space="preserve">SEO at Scale:</w:t>
+      </w:r>
+      <w:r>
+        <w:t xml:space="preserve"> </w:t>
+      </w:r>
+      <w:r>
+        <w:t xml:space="preserve">- Hire SEO specialist</w:t>
+      </w:r>
+      <w:r>
+        <w:t xml:space="preserve"> </w:t>
+      </w:r>
+      <w:r>
+        <w:t xml:space="preserve">- Build region + winery pages (1,000+ pages)</w:t>
+      </w:r>
+      <w:r>
+        <w:t xml:space="preserve"> </w:t>
+      </w:r>
+      <w:r>
+        <w:t xml:space="preserve">- Backlink strategy (wine blogs, tourism sites)</w:t>
       </w:r>
     </w:p>
     <w:p>
@@ -10023,7 +10021,7 @@
           <w:bCs/>
           <w:b/>
         </w:rPr>
-        <w:t xml:space="preserve">Sales Team:</w:t>
+        <w:t xml:space="preserve">Influencer Partnerships:</w:t>
       </w:r>
     </w:p>
     <w:p>
@@ -10035,7 +10033,7 @@
         <w:pStyle w:val="Compact"/>
       </w:pPr>
       <w:r>
-        <w:t xml:space="preserve">Hire 2 account managers</w:t>
+        <w:t xml:space="preserve">Partner with 10-20 wine Instagram influencers</w:t>
       </w:r>
     </w:p>
     <w:p>
@@ -10047,7 +10045,7 @@
         <w:pStyle w:val="Compact"/>
       </w:pPr>
       <w:r>
-        <w:t xml:space="preserve">Dedicated regional focus</w:t>
+        <w:t xml:space="preserve">Provide free bookings in exchange for content</w:t>
       </w:r>
     </w:p>
     <w:p>
@@ -10059,7 +10057,7 @@
         <w:pStyle w:val="Compact"/>
       </w:pPr>
       <w:r>
-        <w:t xml:space="preserve">Commission-based comp (align incentives)</w:t>
+        <w:t xml:space="preserve">Influencer discount codes (track attribution)</w:t>
       </w:r>
     </w:p>
     <w:p>
@@ -10075,7 +10073,7 @@
           <w:bCs/>
           <w:b/>
         </w:rPr>
-        <w:t xml:space="preserve">Referral Program:</w:t>
+        <w:t xml:space="preserve">Performance Marketing:</w:t>
       </w:r>
     </w:p>
     <w:p>
@@ -10087,7 +10085,7 @@
         <w:pStyle w:val="Compact"/>
       </w:pPr>
       <w:r>
-        <w:t xml:space="preserve">Give wineries $100 credit for each referral</w:t>
+        <w:t xml:space="preserve">Hire growth marketer</w:t>
       </w:r>
     </w:p>
     <w:p>
@@ -10099,164 +10097,26 @@
         <w:pStyle w:val="Compact"/>
       </w:pPr>
       <w:r>
-        <w:t xml:space="preserve">Gamification (leaderboard of top referrers)</w:t>
-      </w:r>
-    </w:p>
-    <w:p>
-      <w:pPr>
-        <w:pStyle w:val="FirstParagraph"/>
-      </w:pPr>
-      <w:r>
-        <w:rPr>
-          <w:bCs/>
-          <w:b/>
-        </w:rPr>
-        <w:t xml:space="preserve">User Acquisition:</w:t>
-      </w:r>
-      <w:r>
-        <w:t xml:space="preserve"> </w:t>
-      </w:r>
-      <w:r>
-        <w:t xml:space="preserve">1.</w:t>
-      </w:r>
-      <w:r>
-        <w:t xml:space="preserve"> </w:t>
-      </w:r>
-      <w:r>
-        <w:rPr>
-          <w:bCs/>
-          <w:b/>
-        </w:rPr>
-        <w:t xml:space="preserve">SEO at Scale:</w:t>
-      </w:r>
-      <w:r>
-        <w:t xml:space="preserve"> </w:t>
-      </w:r>
-      <w:r>
-        <w:t xml:space="preserve">- Hire SEO specialist</w:t>
-      </w:r>
-      <w:r>
-        <w:t xml:space="preserve"> </w:t>
-      </w:r>
-      <w:r>
-        <w:t xml:space="preserve">- Build region + winery pages (1,000+ pages)</w:t>
-      </w:r>
-      <w:r>
-        <w:t xml:space="preserve"> </w:t>
-      </w:r>
-      <w:r>
-        <w:t xml:space="preserve">- Backlink strategy (wine blogs, tourism sites)</w:t>
-      </w:r>
-    </w:p>
-    <w:p>
-      <w:pPr>
-        <w:numPr>
-          <w:ilvl w:val="0"/>
-          <w:numId w:val="1075"/>
-        </w:numPr>
-        <w:pStyle w:val="Compact"/>
-      </w:pPr>
-      <w:r>
-        <w:rPr>
-          <w:bCs/>
-          <w:b/>
-        </w:rPr>
-        <w:t xml:space="preserve">Influencer Partnerships:</w:t>
+        <w:t xml:space="preserve">Scaled Facebook/Instagram campaigns</w:t>
       </w:r>
     </w:p>
     <w:p>
       <w:pPr>
         <w:numPr>
           <w:ilvl w:val="1"/>
-          <w:numId w:val="1076"/>
-        </w:numPr>
-        <w:pStyle w:val="Compact"/>
-      </w:pPr>
-      <w:r>
-        <w:t xml:space="preserve">Partner with 10-20 wine Instagram influencers</w:t>
+          <w:numId w:val="1074"/>
+        </w:numPr>
+        <w:pStyle w:val="Compact"/>
+      </w:pPr>
+      <w:r>
+        <w:t xml:space="preserve">Retargeting campaigns (capture abandoners)</w:t>
       </w:r>
     </w:p>
     <w:p>
       <w:pPr>
         <w:numPr>
           <w:ilvl w:val="1"/>
-          <w:numId w:val="1076"/>
-        </w:numPr>
-        <w:pStyle w:val="Compact"/>
-      </w:pPr>
-      <w:r>
-        <w:t xml:space="preserve">Provide free bookings in exchange for content</w:t>
-      </w:r>
-    </w:p>
-    <w:p>
-      <w:pPr>
-        <w:numPr>
-          <w:ilvl w:val="1"/>
-          <w:numId w:val="1076"/>
-        </w:numPr>
-        <w:pStyle w:val="Compact"/>
-      </w:pPr>
-      <w:r>
-        <w:t xml:space="preserve">Influencer discount codes (track attribution)</w:t>
-      </w:r>
-    </w:p>
-    <w:p>
-      <w:pPr>
-        <w:numPr>
-          <w:ilvl w:val="0"/>
-          <w:numId w:val="1075"/>
-        </w:numPr>
-        <w:pStyle w:val="Compact"/>
-      </w:pPr>
-      <w:r>
-        <w:rPr>
-          <w:bCs/>
-          <w:b/>
-        </w:rPr>
-        <w:t xml:space="preserve">Performance Marketing:</w:t>
-      </w:r>
-    </w:p>
-    <w:p>
-      <w:pPr>
-        <w:numPr>
-          <w:ilvl w:val="1"/>
-          <w:numId w:val="1077"/>
-        </w:numPr>
-        <w:pStyle w:val="Compact"/>
-      </w:pPr>
-      <w:r>
-        <w:t xml:space="preserve">Hire growth marketer</w:t>
-      </w:r>
-    </w:p>
-    <w:p>
-      <w:pPr>
-        <w:numPr>
-          <w:ilvl w:val="1"/>
-          <w:numId w:val="1077"/>
-        </w:numPr>
-        <w:pStyle w:val="Compact"/>
-      </w:pPr>
-      <w:r>
-        <w:t xml:space="preserve">Scaled Facebook/Instagram campaigns</w:t>
-      </w:r>
-    </w:p>
-    <w:p>
-      <w:pPr>
-        <w:numPr>
-          <w:ilvl w:val="1"/>
-          <w:numId w:val="1077"/>
-        </w:numPr>
-        <w:pStyle w:val="Compact"/>
-      </w:pPr>
-      <w:r>
-        <w:t xml:space="preserve">Retargeting campaigns (capture abandoners)</w:t>
-      </w:r>
-    </w:p>
-    <w:p>
-      <w:pPr>
-        <w:numPr>
-          <w:ilvl w:val="1"/>
-          <w:numId w:val="1077"/>
+          <w:numId w:val="1074"/>
         </w:numPr>
         <w:pStyle w:val="Compact"/>
       </w:pPr>
@@ -10333,16 +10193,338 @@
       <w:pPr>
         <w:numPr>
           <w:ilvl w:val="0"/>
+          <w:numId w:val="1075"/>
+        </w:numPr>
+        <w:pStyle w:val="Compact"/>
+      </w:pPr>
+      <w:r>
+        <w:rPr>
+          <w:bCs/>
+          <w:b/>
+        </w:rPr>
+        <w:t xml:space="preserve">SEO (Search Engine Optimization):</w:t>
+      </w:r>
+    </w:p>
+    <w:p>
+      <w:pPr>
+        <w:numPr>
+          <w:ilvl w:val="1"/>
+          <w:numId w:val="1076"/>
+        </w:numPr>
+        <w:pStyle w:val="Compact"/>
+      </w:pPr>
+      <w:r>
+        <w:t xml:space="preserve">Target keywords:</w:t>
+      </w:r>
+      <w:r>
+        <w:t xml:space="preserve"> </w:t>
+      </w:r>
+      <w:r>
+        <w:t xml:space="preserve">“</w:t>
+      </w:r>
+      <w:r>
+        <w:t xml:space="preserve">[region] wine tasting reservations,</w:t>
+      </w:r>
+      <w:r>
+        <w:t xml:space="preserve">”</w:t>
+      </w:r>
+      <w:r>
+        <w:t xml:space="preserve"> </w:t>
+      </w:r>
+      <w:r>
+        <w:t xml:space="preserve">“</w:t>
+      </w:r>
+      <w:r>
+        <w:t xml:space="preserve">book wine tasting [region]</w:t>
+      </w:r>
+      <w:r>
+        <w:t xml:space="preserve">”</w:t>
+      </w:r>
+    </w:p>
+    <w:p>
+      <w:pPr>
+        <w:numPr>
+          <w:ilvl w:val="1"/>
+          <w:numId w:val="1076"/>
+        </w:numPr>
+        <w:pStyle w:val="Compact"/>
+      </w:pPr>
+      <w:r>
+        <w:t xml:space="preserve">Create comprehensive region guides (10,000+ words)</w:t>
+      </w:r>
+    </w:p>
+    <w:p>
+      <w:pPr>
+        <w:numPr>
+          <w:ilvl w:val="1"/>
+          <w:numId w:val="1076"/>
+        </w:numPr>
+        <w:pStyle w:val="Compact"/>
+      </w:pPr>
+      <w:r>
+        <w:t xml:space="preserve">Winery profile pages (unique content for each)</w:t>
+      </w:r>
+    </w:p>
+    <w:p>
+      <w:pPr>
+        <w:numPr>
+          <w:ilvl w:val="1"/>
+          <w:numId w:val="1076"/>
+        </w:numPr>
+        <w:pStyle w:val="Compact"/>
+      </w:pPr>
+      <w:r>
+        <w:t xml:space="preserve">Blog content (2-3 posts per week)</w:t>
+      </w:r>
+    </w:p>
+    <w:p>
+      <w:pPr>
+        <w:numPr>
+          <w:ilvl w:val="1"/>
+          <w:numId w:val="1076"/>
+        </w:numPr>
+        <w:pStyle w:val="Compact"/>
+      </w:pPr>
+      <w:r>
+        <w:t xml:space="preserve">Backlink strategy (guest posts, partnerships)</w:t>
+      </w:r>
+    </w:p>
+    <w:p>
+      <w:pPr>
+        <w:numPr>
+          <w:ilvl w:val="1"/>
+          <w:numId w:val="1076"/>
+        </w:numPr>
+        <w:pStyle w:val="Compact"/>
+      </w:pPr>
+      <w:r>
+        <w:rPr>
+          <w:bCs/>
+          <w:b/>
+        </w:rPr>
+        <w:t xml:space="preserve">Projected CAC:</w:t>
+      </w:r>
+      <w:r>
+        <w:t xml:space="preserve"> </w:t>
+      </w:r>
+      <w:r>
+        <w:t xml:space="preserve">$5 per user</w:t>
+      </w:r>
+    </w:p>
+    <w:p>
+      <w:pPr>
+        <w:numPr>
+          <w:ilvl w:val="1"/>
+          <w:numId w:val="1076"/>
+        </w:numPr>
+        <w:pStyle w:val="Compact"/>
+      </w:pPr>
+      <w:r>
+        <w:rPr>
+          <w:bCs/>
+          <w:b/>
+        </w:rPr>
+        <w:t xml:space="preserve">Timeline:</w:t>
+      </w:r>
+      <w:r>
+        <w:t xml:space="preserve"> </w:t>
+      </w:r>
+      <w:r>
+        <w:t xml:space="preserve">6-12 months to see results</w:t>
+      </w:r>
+    </w:p>
+    <w:p>
+      <w:pPr>
+        <w:numPr>
+          <w:ilvl w:val="0"/>
+          <w:numId w:val="1075"/>
+        </w:numPr>
+        <w:pStyle w:val="Compact"/>
+      </w:pPr>
+      <w:r>
+        <w:rPr>
+          <w:bCs/>
+          <w:b/>
+        </w:rPr>
+        <w:t xml:space="preserve">Content Marketing:</w:t>
+      </w:r>
+    </w:p>
+    <w:p>
+      <w:pPr>
+        <w:numPr>
+          <w:ilvl w:val="1"/>
+          <w:numId w:val="1077"/>
+        </w:numPr>
+        <w:pStyle w:val="Compact"/>
+      </w:pPr>
+      <w:r>
+        <w:t xml:space="preserve">Blog: Wine region guides,</w:t>
+      </w:r>
+      <w:r>
+        <w:t xml:space="preserve"> </w:t>
+      </w:r>
+      <w:r>
+        <w:t xml:space="preserve">“</w:t>
+      </w:r>
+      <w:r>
+        <w:t xml:space="preserve">how to plan a wine trip,</w:t>
+      </w:r>
+      <w:r>
+        <w:t xml:space="preserve">”</w:t>
+      </w:r>
+      <w:r>
+        <w:t xml:space="preserve"> </w:t>
+      </w:r>
+      <w:r>
+        <w:t xml:space="preserve">varietal education</w:t>
+      </w:r>
+    </w:p>
+    <w:p>
+      <w:pPr>
+        <w:numPr>
+          <w:ilvl w:val="1"/>
+          <w:numId w:val="1077"/>
+        </w:numPr>
+        <w:pStyle w:val="Compact"/>
+      </w:pPr>
+      <w:r>
+        <w:t xml:space="preserve">YouTube: Winery video tours, wine education</w:t>
+      </w:r>
+    </w:p>
+    <w:p>
+      <w:pPr>
+        <w:numPr>
+          <w:ilvl w:val="1"/>
+          <w:numId w:val="1077"/>
+        </w:numPr>
+        <w:pStyle w:val="Compact"/>
+      </w:pPr>
+      <w:r>
+        <w:t xml:space="preserve">Instagram: Beautiful winery photos, user-generated content</w:t>
+      </w:r>
+    </w:p>
+    <w:p>
+      <w:pPr>
+        <w:numPr>
+          <w:ilvl w:val="1"/>
+          <w:numId w:val="1077"/>
+        </w:numPr>
+        <w:pStyle w:val="Compact"/>
+      </w:pPr>
+      <w:r>
+        <w:t xml:space="preserve">Pinterest: Wine trip planning boards, itineraries</w:t>
+      </w:r>
+    </w:p>
+    <w:p>
+      <w:pPr>
+        <w:numPr>
+          <w:ilvl w:val="1"/>
+          <w:numId w:val="1077"/>
+        </w:numPr>
+        <w:pStyle w:val="Compact"/>
+      </w:pPr>
+      <w:r>
+        <w:rPr>
+          <w:bCs/>
+          <w:b/>
+        </w:rPr>
+        <w:t xml:space="preserve">Projected CAC:</w:t>
+      </w:r>
+      <w:r>
+        <w:t xml:space="preserve"> </w:t>
+      </w:r>
+      <w:r>
+        <w:t xml:space="preserve">$10-12 per user</w:t>
+      </w:r>
+    </w:p>
+    <w:p>
+      <w:pPr>
+        <w:numPr>
+          <w:ilvl w:val="0"/>
+          <w:numId w:val="1075"/>
+        </w:numPr>
+        <w:pStyle w:val="Compact"/>
+      </w:pPr>
+      <w:r>
+        <w:rPr>
+          <w:bCs/>
+          <w:b/>
+        </w:rPr>
+        <w:t xml:space="preserve">Email Marketing:</w:t>
+      </w:r>
+    </w:p>
+    <w:p>
+      <w:pPr>
+        <w:numPr>
+          <w:ilvl w:val="1"/>
           <w:numId w:val="1078"/>
         </w:numPr>
         <w:pStyle w:val="Compact"/>
       </w:pPr>
       <w:r>
-        <w:rPr>
-          <w:bCs/>
-          <w:b/>
-        </w:rPr>
-        <w:t xml:space="preserve">SEO (Search Engine Optimization):</w:t>
+        <w:t xml:space="preserve">Build subscriber list (blog signups, booking confirmations)</w:t>
+      </w:r>
+    </w:p>
+    <w:p>
+      <w:pPr>
+        <w:numPr>
+          <w:ilvl w:val="1"/>
+          <w:numId w:val="1078"/>
+        </w:numPr>
+        <w:pStyle w:val="Compact"/>
+      </w:pPr>
+      <w:r>
+        <w:t xml:space="preserve">Weekly newsletter: Featured wineries, wine tips, special offers</w:t>
+      </w:r>
+    </w:p>
+    <w:p>
+      <w:pPr>
+        <w:numPr>
+          <w:ilvl w:val="1"/>
+          <w:numId w:val="1078"/>
+        </w:numPr>
+        <w:pStyle w:val="Compact"/>
+      </w:pPr>
+      <w:r>
+        <w:t xml:space="preserve">Automated sequences: Welcome, post-booking, re-engagement</w:t>
+      </w:r>
+    </w:p>
+    <w:p>
+      <w:pPr>
+        <w:numPr>
+          <w:ilvl w:val="1"/>
+          <w:numId w:val="1078"/>
+        </w:numPr>
+        <w:pStyle w:val="Compact"/>
+      </w:pPr>
+      <w:r>
+        <w:rPr>
+          <w:bCs/>
+          <w:b/>
+        </w:rPr>
+        <w:t xml:space="preserve">Projected CAC:</w:t>
+      </w:r>
+      <w:r>
+        <w:t xml:space="preserve"> </w:t>
+      </w:r>
+      <w:r>
+        <w:t xml:space="preserve">$2-5 per user (very low)</w:t>
+      </w:r>
+    </w:p>
+    <w:p>
+      <w:pPr>
+        <w:numPr>
+          <w:ilvl w:val="0"/>
+          <w:numId w:val="1075"/>
+        </w:numPr>
+        <w:pStyle w:val="Compact"/>
+      </w:pPr>
+      <w:r>
+        <w:rPr>
+          <w:bCs/>
+          <w:b/>
+        </w:rPr>
+        <w:t xml:space="preserve">Referral Program:</w:t>
       </w:r>
     </w:p>
     <w:p>
@@ -10354,31 +10536,7 @@
         <w:pStyle w:val="Compact"/>
       </w:pPr>
       <w:r>
-        <w:t xml:space="preserve">Target keywords:</w:t>
-      </w:r>
-      <w:r>
-        <w:t xml:space="preserve"> </w:t>
-      </w:r>
-      <w:r>
-        <w:t xml:space="preserve">“</w:t>
-      </w:r>
-      <w:r>
-        <w:t xml:space="preserve">[region] wine tasting reservations,</w:t>
-      </w:r>
-      <w:r>
-        <w:t xml:space="preserve">”</w:t>
-      </w:r>
-      <w:r>
-        <w:t xml:space="preserve"> </w:t>
-      </w:r>
-      <w:r>
-        <w:t xml:space="preserve">“</w:t>
-      </w:r>
-      <w:r>
-        <w:t xml:space="preserve">book wine tasting [region]</w:t>
-      </w:r>
-      <w:r>
-        <w:t xml:space="preserve">”</w:t>
+        <w:t xml:space="preserve">Give users $10 credit for each friend who books</w:t>
       </w:r>
     </w:p>
     <w:p>
@@ -10390,7 +10548,7 @@
         <w:pStyle w:val="Compact"/>
       </w:pPr>
       <w:r>
-        <w:t xml:space="preserve">Create comprehensive region guides (10,000+ words)</w:t>
+        <w:t xml:space="preserve">Friend gets $10 off first booking</w:t>
       </w:r>
     </w:p>
     <w:p>
@@ -10402,7 +10560,7 @@
         <w:pStyle w:val="Compact"/>
       </w:pPr>
       <w:r>
-        <w:t xml:space="preserve">Winery profile pages (unique content for each)</w:t>
+        <w:t xml:space="preserve">Track referrals with unique codes</w:t>
       </w:r>
     </w:p>
     <w:p>
@@ -10414,30 +10572,6 @@
         <w:pStyle w:val="Compact"/>
       </w:pPr>
       <w:r>
-        <w:t xml:space="preserve">Blog content (2-3 posts per week)</w:t>
-      </w:r>
-    </w:p>
-    <w:p>
-      <w:pPr>
-        <w:numPr>
-          <w:ilvl w:val="1"/>
-          <w:numId w:val="1079"/>
-        </w:numPr>
-        <w:pStyle w:val="Compact"/>
-      </w:pPr>
-      <w:r>
-        <w:t xml:space="preserve">Backlink strategy (guest posts, partnerships)</w:t>
-      </w:r>
-    </w:p>
-    <w:p>
-      <w:pPr>
-        <w:numPr>
-          <w:ilvl w:val="1"/>
-          <w:numId w:val="1079"/>
-        </w:numPr>
-        <w:pStyle w:val="Compact"/>
-      </w:pPr>
-      <w:r>
         <w:rPr>
           <w:bCs/>
           <w:b/>
@@ -10448,149 +10582,35 @@
         <w:t xml:space="preserve"> </w:t>
       </w:r>
       <w:r>
-        <w:t xml:space="preserve">$5 per user</w:t>
-      </w:r>
-    </w:p>
-    <w:p>
-      <w:pPr>
-        <w:numPr>
-          <w:ilvl w:val="1"/>
-          <w:numId w:val="1079"/>
-        </w:numPr>
-        <w:pStyle w:val="Compact"/>
-      </w:pPr>
-      <w:r>
-        <w:rPr>
-          <w:bCs/>
-          <w:b/>
-        </w:rPr>
-        <w:t xml:space="preserve">Timeline:</w:t>
-      </w:r>
-      <w:r>
-        <w:t xml:space="preserve"> </w:t>
-      </w:r>
-      <w:r>
-        <w:t xml:space="preserve">6-12 months to see results</w:t>
+        <w:t xml:space="preserve">$10 per user</w:t>
+      </w:r>
+    </w:p>
+    <w:p>
+      <w:pPr>
+        <w:pStyle w:val="FirstParagraph"/>
+      </w:pPr>
+      <w:r>
+        <w:rPr>
+          <w:bCs/>
+          <w:b/>
+        </w:rPr>
+        <w:t xml:space="preserve">Paid Channels (Short-Term):</w:t>
       </w:r>
     </w:p>
     <w:p>
       <w:pPr>
         <w:numPr>
           <w:ilvl w:val="0"/>
-          <w:numId w:val="1078"/>
-        </w:numPr>
-        <w:pStyle w:val="Compact"/>
-      </w:pPr>
-      <w:r>
-        <w:rPr>
-          <w:bCs/>
-          <w:b/>
-        </w:rPr>
-        <w:t xml:space="preserve">Content Marketing:</w:t>
-      </w:r>
-    </w:p>
-    <w:p>
-      <w:pPr>
-        <w:numPr>
-          <w:ilvl w:val="1"/>
           <w:numId w:val="1080"/>
         </w:numPr>
         <w:pStyle w:val="Compact"/>
       </w:pPr>
       <w:r>
-        <w:t xml:space="preserve">Blog: Wine region guides,</w:t>
-      </w:r>
-      <w:r>
-        <w:t xml:space="preserve"> </w:t>
-      </w:r>
-      <w:r>
-        <w:t xml:space="preserve">“</w:t>
-      </w:r>
-      <w:r>
-        <w:t xml:space="preserve">how to plan a wine trip,</w:t>
-      </w:r>
-      <w:r>
-        <w:t xml:space="preserve">”</w:t>
-      </w:r>
-      <w:r>
-        <w:t xml:space="preserve"> </w:t>
-      </w:r>
-      <w:r>
-        <w:t xml:space="preserve">varietal education</w:t>
-      </w:r>
-    </w:p>
-    <w:p>
-      <w:pPr>
-        <w:numPr>
-          <w:ilvl w:val="1"/>
-          <w:numId w:val="1080"/>
-        </w:numPr>
-        <w:pStyle w:val="Compact"/>
-      </w:pPr>
-      <w:r>
-        <w:t xml:space="preserve">YouTube: Winery video tours, wine education</w:t>
-      </w:r>
-    </w:p>
-    <w:p>
-      <w:pPr>
-        <w:numPr>
-          <w:ilvl w:val="1"/>
-          <w:numId w:val="1080"/>
-        </w:numPr>
-        <w:pStyle w:val="Compact"/>
-      </w:pPr>
-      <w:r>
-        <w:t xml:space="preserve">Instagram: Beautiful winery photos, user-generated content</w:t>
-      </w:r>
-    </w:p>
-    <w:p>
-      <w:pPr>
-        <w:numPr>
-          <w:ilvl w:val="1"/>
-          <w:numId w:val="1080"/>
-        </w:numPr>
-        <w:pStyle w:val="Compact"/>
-      </w:pPr>
-      <w:r>
-        <w:t xml:space="preserve">Pinterest: Wine trip planning boards, itineraries</w:t>
-      </w:r>
-    </w:p>
-    <w:p>
-      <w:pPr>
-        <w:numPr>
-          <w:ilvl w:val="1"/>
-          <w:numId w:val="1080"/>
-        </w:numPr>
-        <w:pStyle w:val="Compact"/>
-      </w:pPr>
-      <w:r>
-        <w:rPr>
-          <w:bCs/>
-          <w:b/>
-        </w:rPr>
-        <w:t xml:space="preserve">Projected CAC:</w:t>
-      </w:r>
-      <w:r>
-        <w:t xml:space="preserve"> </w:t>
-      </w:r>
-      <w:r>
-        <w:t xml:space="preserve">$10-12 per user</w:t>
-      </w:r>
-    </w:p>
-    <w:p>
-      <w:pPr>
-        <w:numPr>
-          <w:ilvl w:val="0"/>
-          <w:numId w:val="1078"/>
-        </w:numPr>
-        <w:pStyle w:val="Compact"/>
-      </w:pPr>
-      <w:r>
-        <w:rPr>
-          <w:bCs/>
-          <w:b/>
-        </w:rPr>
-        <w:t xml:space="preserve">Email Marketing:</w:t>
+        <w:rPr>
+          <w:bCs/>
+          <w:b/>
+        </w:rPr>
+        <w:t xml:space="preserve">Facebook/Instagram Ads:</w:t>
       </w:r>
     </w:p>
     <w:p>
@@ -10602,7 +10622,7 @@
         <w:pStyle w:val="Compact"/>
       </w:pPr>
       <w:r>
-        <w:t xml:space="preserve">Build subscriber list (blog signups, booking confirmations)</w:t>
+        <w:t xml:space="preserve">Target: Wine enthusiasts, 30-55 years old, $75K+ income</w:t>
       </w:r>
     </w:p>
     <w:p>
@@ -10614,7 +10634,7 @@
         <w:pStyle w:val="Compact"/>
       </w:pPr>
       <w:r>
-        <w:t xml:space="preserve">Weekly newsletter: Featured wineries, wine tips, special offers</w:t>
+        <w:t xml:space="preserve">Lookalike audiences (based on existing users)</w:t>
       </w:r>
     </w:p>
     <w:p>
@@ -10626,7 +10646,7 @@
         <w:pStyle w:val="Compact"/>
       </w:pPr>
       <w:r>
-        <w:t xml:space="preserve">Automated sequences: Welcome, post-booking, re-engagement</w:t>
+        <w:t xml:space="preserve">Retargeting (visited site but didn’t book)</w:t>
       </w:r>
     </w:p>
     <w:p>
@@ -10638,6 +10658,18 @@
         <w:pStyle w:val="Compact"/>
       </w:pPr>
       <w:r>
+        <w:t xml:space="preserve">Creative: Beautiful winery photos, social proof (reviews)</w:t>
+      </w:r>
+    </w:p>
+    <w:p>
+      <w:pPr>
+        <w:numPr>
+          <w:ilvl w:val="1"/>
+          <w:numId w:val="1081"/>
+        </w:numPr>
+        <w:pStyle w:val="Compact"/>
+      </w:pPr>
+      <w:r>
         <w:rPr>
           <w:bCs/>
           <w:b/>
@@ -10648,23 +10680,23 @@
         <w:t xml:space="preserve"> </w:t>
       </w:r>
       <w:r>
-        <w:t xml:space="preserve">$2-5 per user (very low)</w:t>
+        <w:t xml:space="preserve">$20-25 per user</w:t>
       </w:r>
     </w:p>
     <w:p>
       <w:pPr>
         <w:numPr>
           <w:ilvl w:val="0"/>
-          <w:numId w:val="1078"/>
-        </w:numPr>
-        <w:pStyle w:val="Compact"/>
-      </w:pPr>
-      <w:r>
-        <w:rPr>
-          <w:bCs/>
-          <w:b/>
-        </w:rPr>
-        <w:t xml:space="preserve">Referral Program:</w:t>
+          <w:numId w:val="1080"/>
+        </w:numPr>
+        <w:pStyle w:val="Compact"/>
+      </w:pPr>
+      <w:r>
+        <w:rPr>
+          <w:bCs/>
+          <w:b/>
+        </w:rPr>
+        <w:t xml:space="preserve">Google Ads:</w:t>
       </w:r>
     </w:p>
     <w:p>
@@ -10676,7 +10708,19 @@
         <w:pStyle w:val="Compact"/>
       </w:pPr>
       <w:r>
-        <w:t xml:space="preserve">Give users $10 credit for each friend who books</w:t>
+        <w:t xml:space="preserve">Search ads:</w:t>
+      </w:r>
+      <w:r>
+        <w:t xml:space="preserve"> </w:t>
+      </w:r>
+      <w:r>
+        <w:t xml:space="preserve">“</w:t>
+      </w:r>
+      <w:r>
+        <w:t xml:space="preserve">[region] wine tasting reservations</w:t>
+      </w:r>
+      <w:r>
+        <w:t xml:space="preserve">”</w:t>
       </w:r>
     </w:p>
     <w:p>
@@ -10688,7 +10732,7 @@
         <w:pStyle w:val="Compact"/>
       </w:pPr>
       <w:r>
-        <w:t xml:space="preserve">Friend gets $10 off first booking</w:t>
+        <w:t xml:space="preserve">Display ads: Retargeting on Google Display Network</w:t>
       </w:r>
     </w:p>
     <w:p>
@@ -10700,7 +10744,7 @@
         <w:pStyle w:val="Compact"/>
       </w:pPr>
       <w:r>
-        <w:t xml:space="preserve">Track referrals with unique codes</w:t>
+        <w:t xml:space="preserve">YouTube pre-roll ads (wine-related videos)</w:t>
       </w:r>
     </w:p>
     <w:p>
@@ -10722,7 +10766,81 @@
         <w:t xml:space="preserve"> </w:t>
       </w:r>
       <w:r>
-        <w:t xml:space="preserve">$10 per user</w:t>
+        <w:t xml:space="preserve">$25-30 per user</w:t>
+      </w:r>
+    </w:p>
+    <w:p>
+      <w:pPr>
+        <w:numPr>
+          <w:ilvl w:val="0"/>
+          <w:numId w:val="1080"/>
+        </w:numPr>
+        <w:pStyle w:val="Compact"/>
+      </w:pPr>
+      <w:r>
+        <w:rPr>
+          <w:bCs/>
+          <w:b/>
+        </w:rPr>
+        <w:t xml:space="preserve">Influencer Marketing:</w:t>
+      </w:r>
+    </w:p>
+    <w:p>
+      <w:pPr>
+        <w:numPr>
+          <w:ilvl w:val="1"/>
+          <w:numId w:val="1083"/>
+        </w:numPr>
+        <w:pStyle w:val="Compact"/>
+      </w:pPr>
+      <w:r>
+        <w:t xml:space="preserve">Partner with wine Instagram influencers (10K-100K followers)</w:t>
+      </w:r>
+    </w:p>
+    <w:p>
+      <w:pPr>
+        <w:numPr>
+          <w:ilvl w:val="1"/>
+          <w:numId w:val="1083"/>
+        </w:numPr>
+        <w:pStyle w:val="Compact"/>
+      </w:pPr>
+      <w:r>
+        <w:t xml:space="preserve">Provide free bookings for content</w:t>
+      </w:r>
+    </w:p>
+    <w:p>
+      <w:pPr>
+        <w:numPr>
+          <w:ilvl w:val="1"/>
+          <w:numId w:val="1083"/>
+        </w:numPr>
+        <w:pStyle w:val="Compact"/>
+      </w:pPr>
+      <w:r>
+        <w:t xml:space="preserve">Track with unique discount codes</w:t>
+      </w:r>
+    </w:p>
+    <w:p>
+      <w:pPr>
+        <w:numPr>
+          <w:ilvl w:val="1"/>
+          <w:numId w:val="1083"/>
+        </w:numPr>
+        <w:pStyle w:val="Compact"/>
+      </w:pPr>
+      <w:r>
+        <w:rPr>
+          <w:bCs/>
+          <w:b/>
+        </w:rPr>
+        <w:t xml:space="preserve">Projected CAC:</w:t>
+      </w:r>
+      <w:r>
+        <w:t xml:space="preserve"> </w:t>
+      </w:r>
+      <w:r>
+        <w:t xml:space="preserve">$15-20 per user</w:t>
       </w:r>
     </w:p>
     <w:p>
@@ -10734,109 +10852,23 @@
           <w:bCs/>
           <w:b/>
         </w:rPr>
-        <w:t xml:space="preserve">Paid Channels (Short-Term):</w:t>
+        <w:t xml:space="preserve">Partnership Channels:</w:t>
       </w:r>
     </w:p>
     <w:p>
       <w:pPr>
         <w:numPr>
           <w:ilvl w:val="0"/>
-          <w:numId w:val="1083"/>
-        </w:numPr>
-        <w:pStyle w:val="Compact"/>
-      </w:pPr>
-      <w:r>
-        <w:rPr>
-          <w:bCs/>
-          <w:b/>
-        </w:rPr>
-        <w:t xml:space="preserve">Facebook/Instagram Ads:</w:t>
-      </w:r>
-    </w:p>
-    <w:p>
-      <w:pPr>
-        <w:numPr>
-          <w:ilvl w:val="1"/>
           <w:numId w:val="1084"/>
         </w:numPr>
         <w:pStyle w:val="Compact"/>
       </w:pPr>
       <w:r>
-        <w:t xml:space="preserve">Target: Wine enthusiasts, 30-55 years old, $75K+ income</w:t>
-      </w:r>
-    </w:p>
-    <w:p>
-      <w:pPr>
-        <w:numPr>
-          <w:ilvl w:val="1"/>
-          <w:numId w:val="1084"/>
-        </w:numPr>
-        <w:pStyle w:val="Compact"/>
-      </w:pPr>
-      <w:r>
-        <w:t xml:space="preserve">Lookalike audiences (based on existing users)</w:t>
-      </w:r>
-    </w:p>
-    <w:p>
-      <w:pPr>
-        <w:numPr>
-          <w:ilvl w:val="1"/>
-          <w:numId w:val="1084"/>
-        </w:numPr>
-        <w:pStyle w:val="Compact"/>
-      </w:pPr>
-      <w:r>
-        <w:t xml:space="preserve">Retargeting (visited site but didn’t book)</w:t>
-      </w:r>
-    </w:p>
-    <w:p>
-      <w:pPr>
-        <w:numPr>
-          <w:ilvl w:val="1"/>
-          <w:numId w:val="1084"/>
-        </w:numPr>
-        <w:pStyle w:val="Compact"/>
-      </w:pPr>
-      <w:r>
-        <w:t xml:space="preserve">Creative: Beautiful winery photos, social proof (reviews)</w:t>
-      </w:r>
-    </w:p>
-    <w:p>
-      <w:pPr>
-        <w:numPr>
-          <w:ilvl w:val="1"/>
-          <w:numId w:val="1084"/>
-        </w:numPr>
-        <w:pStyle w:val="Compact"/>
-      </w:pPr>
-      <w:r>
-        <w:rPr>
-          <w:bCs/>
-          <w:b/>
-        </w:rPr>
-        <w:t xml:space="preserve">Projected CAC:</w:t>
-      </w:r>
-      <w:r>
-        <w:t xml:space="preserve"> </w:t>
-      </w:r>
-      <w:r>
-        <w:t xml:space="preserve">$20-25 per user</w:t>
-      </w:r>
-    </w:p>
-    <w:p>
-      <w:pPr>
-        <w:numPr>
-          <w:ilvl w:val="0"/>
-          <w:numId w:val="1083"/>
-        </w:numPr>
-        <w:pStyle w:val="Compact"/>
-      </w:pPr>
-      <w:r>
-        <w:rPr>
-          <w:bCs/>
-          <w:b/>
-        </w:rPr>
-        <w:t xml:space="preserve">Google Ads:</w:t>
+        <w:rPr>
+          <w:bCs/>
+          <w:b/>
+        </w:rPr>
+        <w:t xml:space="preserve">Wine Associations:</w:t>
       </w:r>
     </w:p>
     <w:p>
@@ -10848,19 +10880,7 @@
         <w:pStyle w:val="Compact"/>
       </w:pPr>
       <w:r>
-        <w:t xml:space="preserve">Search ads:</w:t>
-      </w:r>
-      <w:r>
-        <w:t xml:space="preserve"> </w:t>
-      </w:r>
-      <w:r>
-        <w:t xml:space="preserve">“</w:t>
-      </w:r>
-      <w:r>
-        <w:t xml:space="preserve">[region] wine tasting reservations</w:t>
-      </w:r>
-      <w:r>
-        <w:t xml:space="preserve">”</w:t>
+        <w:t xml:space="preserve">Co-market with regional wine commissions</w:t>
       </w:r>
     </w:p>
     <w:p>
@@ -10872,7 +10892,7 @@
         <w:pStyle w:val="Compact"/>
       </w:pPr>
       <w:r>
-        <w:t xml:space="preserve">Display ads: Retargeting on Google Display Network</w:t>
+        <w:t xml:space="preserve">Get listed on official tourism websites</w:t>
       </w:r>
     </w:p>
     <w:p>
@@ -10884,7 +10904,7 @@
         <w:pStyle w:val="Compact"/>
       </w:pPr>
       <w:r>
-        <w:t xml:space="preserve">YouTube pre-roll ads (wine-related videos)</w:t>
+        <w:t xml:space="preserve">Cross-promote in newsletters</w:t>
       </w:r>
     </w:p>
     <w:p>
@@ -10906,23 +10926,23 @@
         <w:t xml:space="preserve"> </w:t>
       </w:r>
       <w:r>
-        <w:t xml:space="preserve">$25-30 per user</w:t>
+        <w:t xml:space="preserve">$5-10 per user</w:t>
       </w:r>
     </w:p>
     <w:p>
       <w:pPr>
         <w:numPr>
           <w:ilvl w:val="0"/>
-          <w:numId w:val="1083"/>
-        </w:numPr>
-        <w:pStyle w:val="Compact"/>
-      </w:pPr>
-      <w:r>
-        <w:rPr>
-          <w:bCs/>
-          <w:b/>
-        </w:rPr>
-        <w:t xml:space="preserve">Influencer Marketing:</w:t>
+          <w:numId w:val="1084"/>
+        </w:numPr>
+        <w:pStyle w:val="Compact"/>
+      </w:pPr>
+      <w:r>
+        <w:rPr>
+          <w:bCs/>
+          <w:b/>
+        </w:rPr>
+        <w:t xml:space="preserve">Tourism Boards:</w:t>
       </w:r>
     </w:p>
     <w:p>
@@ -10934,7 +10954,7 @@
         <w:pStyle w:val="Compact"/>
       </w:pPr>
       <w:r>
-        <w:t xml:space="preserve">Partner with wine Instagram influencers (10K-100K followers)</w:t>
+        <w:t xml:space="preserve">Partner with regional visitor bureaus</w:t>
       </w:r>
     </w:p>
     <w:p>
@@ -10946,7 +10966,7 @@
         <w:pStyle w:val="Compact"/>
       </w:pPr>
       <w:r>
-        <w:t xml:space="preserve">Provide free bookings for content</w:t>
+        <w:t xml:space="preserve">Cross-promotion in destination marketing</w:t>
       </w:r>
     </w:p>
     <w:p>
@@ -10958,7 +10978,7 @@
         <w:pStyle w:val="Compact"/>
       </w:pPr>
       <w:r>
-        <w:t xml:space="preserve">Track with unique discount codes</w:t>
+        <w:t xml:space="preserve">Event sponsorships and wine festivals</w:t>
       </w:r>
     </w:p>
     <w:p>
@@ -10980,241 +11000,7 @@
         <w:t xml:space="preserve"> </w:t>
       </w:r>
       <w:r>
-        <w:t xml:space="preserve">$15-20 per user</w:t>
-      </w:r>
-    </w:p>
-    <w:p>
-      <w:pPr>
-        <w:pStyle w:val="FirstParagraph"/>
-      </w:pPr>
-      <w:r>
-        <w:rPr>
-          <w:bCs/>
-          <w:b/>
-        </w:rPr>
-        <w:t xml:space="preserve">Partnership Channels:</w:t>
-      </w:r>
-    </w:p>
-    <w:p>
-      <w:pPr>
-        <w:numPr>
-          <w:ilvl w:val="0"/>
-          <w:numId w:val="1087"/>
-        </w:numPr>
-        <w:pStyle w:val="Compact"/>
-      </w:pPr>
-      <w:r>
-        <w:rPr>
-          <w:bCs/>
-          <w:b/>
-        </w:rPr>
-        <w:t xml:space="preserve">Wine Associations:</w:t>
-      </w:r>
-    </w:p>
-    <w:p>
-      <w:pPr>
-        <w:numPr>
-          <w:ilvl w:val="1"/>
-          <w:numId w:val="1088"/>
-        </w:numPr>
-        <w:pStyle w:val="Compact"/>
-      </w:pPr>
-      <w:r>
-        <w:t xml:space="preserve">Co-market with regional wine commissions</w:t>
-      </w:r>
-    </w:p>
-    <w:p>
-      <w:pPr>
-        <w:numPr>
-          <w:ilvl w:val="1"/>
-          <w:numId w:val="1088"/>
-        </w:numPr>
-        <w:pStyle w:val="Compact"/>
-      </w:pPr>
-      <w:r>
-        <w:t xml:space="preserve">Get listed on official tourism websites</w:t>
-      </w:r>
-    </w:p>
-    <w:p>
-      <w:pPr>
-        <w:numPr>
-          <w:ilvl w:val="1"/>
-          <w:numId w:val="1088"/>
-        </w:numPr>
-        <w:pStyle w:val="Compact"/>
-      </w:pPr>
-      <w:r>
-        <w:t xml:space="preserve">Cross-promote in newsletters</w:t>
-      </w:r>
-    </w:p>
-    <w:p>
-      <w:pPr>
-        <w:numPr>
-          <w:ilvl w:val="1"/>
-          <w:numId w:val="1088"/>
-        </w:numPr>
-        <w:pStyle w:val="Compact"/>
-      </w:pPr>
-      <w:r>
-        <w:rPr>
-          <w:bCs/>
-          <w:b/>
-        </w:rPr>
-        <w:t xml:space="preserve">Projected CAC:</w:t>
-      </w:r>
-      <w:r>
-        <w:t xml:space="preserve"> </w:t>
-      </w:r>
-      <w:r>
-        <w:t xml:space="preserve">$5-10 per user</w:t>
-      </w:r>
-    </w:p>
-    <w:p>
-      <w:pPr>
-        <w:numPr>
-          <w:ilvl w:val="0"/>
-          <w:numId w:val="1087"/>
-        </w:numPr>
-        <w:pStyle w:val="Compact"/>
-      </w:pPr>
-      <w:r>
-        <w:rPr>
-          <w:bCs/>
-          <w:b/>
-        </w:rPr>
-        <w:t xml:space="preserve">Hotels &amp; Accommodations:</w:t>
-      </w:r>
-    </w:p>
-    <w:p>
-      <w:pPr>
-        <w:numPr>
-          <w:ilvl w:val="1"/>
-          <w:numId w:val="1089"/>
-        </w:numPr>
-        <w:pStyle w:val="Compact"/>
-      </w:pPr>
-      <w:r>
-        <w:t xml:space="preserve">Partner with hotels in wine regions</w:t>
-      </w:r>
-    </w:p>
-    <w:p>
-      <w:pPr>
-        <w:numPr>
-          <w:ilvl w:val="1"/>
-          <w:numId w:val="1089"/>
-        </w:numPr>
-        <w:pStyle w:val="Compact"/>
-      </w:pPr>
-      <w:r>
-        <w:t xml:space="preserve">Concierge referrals</w:t>
-      </w:r>
-    </w:p>
-    <w:p>
-      <w:pPr>
-        <w:numPr>
-          <w:ilvl w:val="1"/>
-          <w:numId w:val="1089"/>
-        </w:numPr>
-        <w:pStyle w:val="Compact"/>
-      </w:pPr>
-      <w:r>
-        <w:t xml:space="preserve">Co-branded marketing materials in hotel rooms</w:t>
-      </w:r>
-    </w:p>
-    <w:p>
-      <w:pPr>
-        <w:numPr>
-          <w:ilvl w:val="1"/>
-          <w:numId w:val="1089"/>
-        </w:numPr>
-        <w:pStyle w:val="Compact"/>
-      </w:pPr>
-      <w:r>
-        <w:rPr>
-          <w:bCs/>
-          <w:b/>
-        </w:rPr>
-        <w:t xml:space="preserve">Projected CAC:</w:t>
-      </w:r>
-      <w:r>
-        <w:t xml:space="preserve"> </w:t>
-      </w:r>
-      <w:r>
         <w:t xml:space="preserve">$10-15 per user</w:t>
-      </w:r>
-    </w:p>
-    <w:p>
-      <w:pPr>
-        <w:numPr>
-          <w:ilvl w:val="0"/>
-          <w:numId w:val="1087"/>
-        </w:numPr>
-        <w:pStyle w:val="Compact"/>
-      </w:pPr>
-      <w:r>
-        <w:rPr>
-          <w:bCs/>
-          <w:b/>
-        </w:rPr>
-        <w:t xml:space="preserve">Car Services:</w:t>
-      </w:r>
-    </w:p>
-    <w:p>
-      <w:pPr>
-        <w:numPr>
-          <w:ilvl w:val="1"/>
-          <w:numId w:val="1090"/>
-        </w:numPr>
-        <w:pStyle w:val="Compact"/>
-      </w:pPr>
-      <w:r>
-        <w:t xml:space="preserve">Partner with wine country transportation</w:t>
-      </w:r>
-    </w:p>
-    <w:p>
-      <w:pPr>
-        <w:numPr>
-          <w:ilvl w:val="1"/>
-          <w:numId w:val="1090"/>
-        </w:numPr>
-        <w:pStyle w:val="Compact"/>
-      </w:pPr>
-      <w:r>
-        <w:t xml:space="preserve">They promote us to their customers</w:t>
-      </w:r>
-    </w:p>
-    <w:p>
-      <w:pPr>
-        <w:numPr>
-          <w:ilvl w:val="1"/>
-          <w:numId w:val="1090"/>
-        </w:numPr>
-        <w:pStyle w:val="Compact"/>
-      </w:pPr>
-      <w:r>
-        <w:t xml:space="preserve">We promote them to our users (symbiotic)</w:t>
-      </w:r>
-    </w:p>
-    <w:p>
-      <w:pPr>
-        <w:numPr>
-          <w:ilvl w:val="1"/>
-          <w:numId w:val="1090"/>
-        </w:numPr>
-        <w:pStyle w:val="Compact"/>
-      </w:pPr>
-      <w:r>
-        <w:rPr>
-          <w:bCs/>
-          <w:b/>
-        </w:rPr>
-        <w:t xml:space="preserve">Projected CAC:</w:t>
-      </w:r>
-      <w:r>
-        <w:t xml:space="preserve"> </w:t>
-      </w:r>
-      <w:r>
-        <w:t xml:space="preserve">$10 per user</w:t>
       </w:r>
     </w:p>
     <w:p>
@@ -12425,7 +12211,7 @@
         <w:t xml:space="preserve"> </w:t>
       </w:r>
       <w:r>
-        <w:t xml:space="preserve">- Other revenue (events, affiliates, tools): $11K (Year 1) to $150K (Year 3)</w:t>
+        <w:t xml:space="preserve">- Other revenue (event ticketing, premium winery tools, wine club referrals): $6K (Year 1) to $105K (Year 3)</w:t>
       </w:r>
     </w:p>
     <w:p>
@@ -12854,31 +12640,31 @@
               <w:jc w:val="left"/>
             </w:pPr>
             <w:r>
+              <w:t xml:space="preserve">$1K</w:t>
+            </w:r>
+          </w:p>
+        </w:tc>
+        <w:tc>
+          <w:tcPr/>
+          <w:p>
+            <w:pPr>
+              <w:pStyle w:val="Compact"/>
+              <w:jc w:val="left"/>
+            </w:pPr>
+            <w:r>
+              <w:t xml:space="preserve">$3K</w:t>
+            </w:r>
+          </w:p>
+        </w:tc>
+        <w:tc>
+          <w:tcPr/>
+          <w:p>
+            <w:pPr>
+              <w:pStyle w:val="Compact"/>
+              <w:jc w:val="left"/>
+            </w:pPr>
+            <w:r>
               <w:t xml:space="preserve">$2K</w:t>
-            </w:r>
-          </w:p>
-        </w:tc>
-        <w:tc>
-          <w:tcPr/>
-          <w:p>
-            <w:pPr>
-              <w:pStyle w:val="Compact"/>
-              <w:jc w:val="left"/>
-            </w:pPr>
-            <w:r>
-              <w:t xml:space="preserve">$5K</w:t>
-            </w:r>
-          </w:p>
-        </w:tc>
-        <w:tc>
-          <w:tcPr/>
-          <w:p>
-            <w:pPr>
-              <w:pStyle w:val="Compact"/>
-              <w:jc w:val="left"/>
-            </w:pPr>
-            <w:r>
-              <w:t xml:space="preserve">$4K</w:t>
             </w:r>
           </w:p>
         </w:tc>
@@ -12894,7 +12680,7 @@
                 <w:bCs/>
                 <w:b/>
               </w:rPr>
-              <w:t xml:space="preserve">$11K</w:t>
+              <w:t xml:space="preserve">$6K</w:t>
             </w:r>
           </w:p>
         </w:tc>
@@ -12944,7 +12730,7 @@
                 <w:bCs/>
                 <w:b/>
               </w:rPr>
-              <w:t xml:space="preserve">$4K</w:t>
+              <w:t xml:space="preserve">$3K</w:t>
             </w:r>
           </w:p>
         </w:tc>
@@ -12960,7 +12746,7 @@
                 <w:bCs/>
                 <w:b/>
               </w:rPr>
-              <w:t xml:space="preserve">$25K</w:t>
+              <w:t xml:space="preserve">$23K</w:t>
             </w:r>
           </w:p>
         </w:tc>
@@ -12976,7 +12762,7 @@
                 <w:bCs/>
                 <w:b/>
               </w:rPr>
-              <w:t xml:space="preserve">$45K</w:t>
+              <w:t xml:space="preserve">$43K</w:t>
             </w:r>
           </w:p>
         </w:tc>
@@ -12992,7 +12778,7 @@
                 <w:bCs/>
                 <w:b/>
               </w:rPr>
-              <w:t xml:space="preserve">$74K</w:t>
+              <w:t xml:space="preserve">$69K</w:t>
             </w:r>
           </w:p>
         </w:tc>
@@ -13840,7 +13626,7 @@
         <w:t xml:space="preserve"> </w:t>
       </w:r>
       <w:r>
-        <w:t xml:space="preserve">-$76K (expected loss in Year 1)</w:t>
+        <w:t xml:space="preserve">-$81K (expected loss in Year 1)</w:t>
       </w:r>
       <w:r>
         <w:t xml:space="preserve"> </w:t>
@@ -13856,7 +13642,7 @@
         <w:t xml:space="preserve"> </w:t>
       </w:r>
       <w:r>
-        <w:t xml:space="preserve">$6K/month average</w:t>
+        <w:t xml:space="preserve">$6.75K/month average</w:t>
       </w:r>
     </w:p>
     <w:p>
@@ -14283,43 +14069,43 @@
               <w:jc w:val="left"/>
             </w:pPr>
             <w:r>
-              <w:t xml:space="preserve">$12K</w:t>
-            </w:r>
-          </w:p>
-        </w:tc>
-        <w:tc>
-          <w:tcPr/>
-          <w:p>
-            <w:pPr>
-              <w:pStyle w:val="Compact"/>
-              <w:jc w:val="left"/>
-            </w:pPr>
-            <w:r>
-              <w:t xml:space="preserve">$13K</w:t>
-            </w:r>
-          </w:p>
-        </w:tc>
-        <w:tc>
-          <w:tcPr/>
-          <w:p>
-            <w:pPr>
-              <w:pStyle w:val="Compact"/>
-              <w:jc w:val="left"/>
-            </w:pPr>
-            <w:r>
-              <w:t xml:space="preserve">$15K</w:t>
-            </w:r>
-          </w:p>
-        </w:tc>
-        <w:tc>
-          <w:tcPr/>
-          <w:p>
-            <w:pPr>
-              <w:pStyle w:val="Compact"/>
-              <w:jc w:val="left"/>
-            </w:pPr>
-            <w:r>
-              <w:t xml:space="preserve">$18K</w:t>
+              <w:t xml:space="preserve">$8K</w:t>
+            </w:r>
+          </w:p>
+        </w:tc>
+        <w:tc>
+          <w:tcPr/>
+          <w:p>
+            <w:pPr>
+              <w:pStyle w:val="Compact"/>
+              <w:jc w:val="left"/>
+            </w:pPr>
+            <w:r>
+              <w:t xml:space="preserve">$10K</w:t>
+            </w:r>
+          </w:p>
+        </w:tc>
+        <w:tc>
+          <w:tcPr/>
+          <w:p>
+            <w:pPr>
+              <w:pStyle w:val="Compact"/>
+              <w:jc w:val="left"/>
+            </w:pPr>
+            <w:r>
+              <w:t xml:space="preserve">$11K</w:t>
+            </w:r>
+          </w:p>
+        </w:tc>
+        <w:tc>
+          <w:tcPr/>
+          <w:p>
+            <w:pPr>
+              <w:pStyle w:val="Compact"/>
+              <w:jc w:val="left"/>
+            </w:pPr>
+            <w:r>
+              <w:t xml:space="preserve">$11K</w:t>
             </w:r>
           </w:p>
         </w:tc>
@@ -14335,7 +14121,7 @@
                 <w:bCs/>
                 <w:b/>
               </w:rPr>
-              <w:t xml:space="preserve">$58K</w:t>
+              <w:t xml:space="preserve">$40K</w:t>
             </w:r>
           </w:p>
         </w:tc>
@@ -14369,7 +14155,7 @@
                 <w:bCs/>
                 <w:b/>
               </w:rPr>
-              <w:t xml:space="preserve">$117K</w:t>
+              <w:t xml:space="preserve">$113K</w:t>
             </w:r>
           </w:p>
         </w:tc>
@@ -14385,7 +14171,7 @@
                 <w:bCs/>
                 <w:b/>
               </w:rPr>
-              <w:t xml:space="preserve">$148K</w:t>
+              <w:t xml:space="preserve">$145K</w:t>
             </w:r>
           </w:p>
         </w:tc>
@@ -14401,7 +14187,7 @@
                 <w:bCs/>
                 <w:b/>
               </w:rPr>
-              <w:t xml:space="preserve">$170K</w:t>
+              <w:t xml:space="preserve">$166K</w:t>
             </w:r>
           </w:p>
         </w:tc>
@@ -14417,7 +14203,7 @@
                 <w:bCs/>
                 <w:b/>
               </w:rPr>
-              <w:t xml:space="preserve">$171K</w:t>
+              <w:t xml:space="preserve">$164K</w:t>
             </w:r>
           </w:p>
         </w:tc>
@@ -14433,7 +14219,7 @@
                 <w:bCs/>
                 <w:b/>
               </w:rPr>
-              <w:t xml:space="preserve">$606K</w:t>
+              <w:t xml:space="preserve">$588K</w:t>
             </w:r>
           </w:p>
         </w:tc>
@@ -15281,7 +15067,7 @@
         <w:t xml:space="preserve"> </w:t>
       </w:r>
       <w:r>
-        <w:t xml:space="preserve">$169K (profitable!)</w:t>
+        <w:t xml:space="preserve">$151K (profitable!)</w:t>
       </w:r>
       <w:r>
         <w:t xml:space="preserve"> </w:t>
@@ -15724,43 +15510,43 @@
               <w:jc w:val="left"/>
             </w:pPr>
             <w:r>
-              <w:t xml:space="preserve">$35K</w:t>
-            </w:r>
-          </w:p>
-        </w:tc>
-        <w:tc>
-          <w:tcPr/>
-          <w:p>
-            <w:pPr>
-              <w:pStyle w:val="Compact"/>
-              <w:jc w:val="left"/>
-            </w:pPr>
-            <w:r>
-              <w:t xml:space="preserve">$38K</w:t>
-            </w:r>
-          </w:p>
-        </w:tc>
-        <w:tc>
-          <w:tcPr/>
-          <w:p>
-            <w:pPr>
-              <w:pStyle w:val="Compact"/>
-              <w:jc w:val="left"/>
-            </w:pPr>
-            <w:r>
-              <w:t xml:space="preserve">$40K</w:t>
-            </w:r>
-          </w:p>
-        </w:tc>
-        <w:tc>
-          <w:tcPr/>
-          <w:p>
-            <w:pPr>
-              <w:pStyle w:val="Compact"/>
-              <w:jc w:val="left"/>
-            </w:pPr>
-            <w:r>
-              <w:t xml:space="preserve">$37K</w:t>
+              <w:t xml:space="preserve">$25K</w:t>
+            </w:r>
+          </w:p>
+        </w:tc>
+        <w:tc>
+          <w:tcPr/>
+          <w:p>
+            <w:pPr>
+              <w:pStyle w:val="Compact"/>
+              <w:jc w:val="left"/>
+            </w:pPr>
+            <w:r>
+              <w:t xml:space="preserve">$26K</w:t>
+            </w:r>
+          </w:p>
+        </w:tc>
+        <w:tc>
+          <w:tcPr/>
+          <w:p>
+            <w:pPr>
+              <w:pStyle w:val="Compact"/>
+              <w:jc w:val="left"/>
+            </w:pPr>
+            <w:r>
+              <w:t xml:space="preserve">$28K</w:t>
+            </w:r>
+          </w:p>
+        </w:tc>
+        <w:tc>
+          <w:tcPr/>
+          <w:p>
+            <w:pPr>
+              <w:pStyle w:val="Compact"/>
+              <w:jc w:val="left"/>
+            </w:pPr>
+            <w:r>
+              <w:t xml:space="preserve">$26K</w:t>
             </w:r>
           </w:p>
         </w:tc>
@@ -15776,7 +15562,7 @@
                 <w:bCs/>
                 <w:b/>
               </w:rPr>
-              <w:t xml:space="preserve">$150K</w:t>
+              <w:t xml:space="preserve">$105K</w:t>
             </w:r>
           </w:p>
         </w:tc>
@@ -15810,7 +15596,7 @@
                 <w:bCs/>
                 <w:b/>
               </w:rPr>
-              <w:t xml:space="preserve">$475K</w:t>
+              <w:t xml:space="preserve">$465K</w:t>
             </w:r>
           </w:p>
         </w:tc>
@@ -15826,7 +15612,7 @@
                 <w:bCs/>
                 <w:b/>
               </w:rPr>
-              <w:t xml:space="preserve">$503K</w:t>
+              <w:t xml:space="preserve">$491K</w:t>
             </w:r>
           </w:p>
         </w:tc>
@@ -15842,7 +15628,7 @@
                 <w:bCs/>
                 <w:b/>
               </w:rPr>
-              <w:t xml:space="preserve">$525K</w:t>
+              <w:t xml:space="preserve">$513K</w:t>
             </w:r>
           </w:p>
         </w:tc>
@@ -15858,7 +15644,7 @@
                 <w:bCs/>
                 <w:b/>
               </w:rPr>
-              <w:t xml:space="preserve">$507K</w:t>
+              <w:t xml:space="preserve">$496K</w:t>
             </w:r>
           </w:p>
         </w:tc>
@@ -15874,7 +15660,7 @@
                 <w:bCs/>
                 <w:b/>
               </w:rPr>
-              <w:t xml:space="preserve">$2,010K</w:t>
+              <w:t xml:space="preserve">$1,965K</w:t>
             </w:r>
           </w:p>
         </w:tc>
@@ -16722,7 +16508,7 @@
         <w:t xml:space="preserve"> </w:t>
       </w:r>
       <w:r>
-        <w:t xml:space="preserve">$1,144K (highly profitable)</w:t>
+        <w:t xml:space="preserve">$1,099K (highly profitable)</w:t>
       </w:r>
       <w:r>
         <w:t xml:space="preserve"> </w:t>
@@ -16738,7 +16524,7 @@
         <w:t xml:space="preserve"> </w:t>
       </w:r>
       <w:r>
-        <w:t xml:space="preserve">57%</w:t>
+        <w:t xml:space="preserve">56%</w:t>
       </w:r>
     </w:p>
     <w:p>
@@ -16810,15 +16596,15 @@
     <w:tbl>
       <w:tblPr>
         <w:tblStyle w:val="Table"/>
-        <w:tblW w:type="auto" w:w="0"/>
+        <w:tblW w:type="pct" w:w="5000"/>
         <w:tblLook w:firstRow="1" w:lastRow="0" w:firstColumn="0" w:lastColumn="0" w:noHBand="0" w:noVBand="0" w:val="0020"/>
         <w:jc w:val="start"/>
       </w:tblPr>
       <w:tblGrid>
-        <w:gridCol w:w="1980"/>
-        <w:gridCol w:w="1980"/>
-        <w:gridCol w:w="1980"/>
-        <w:gridCol w:w="1980"/>
+        <w:gridCol w:w="2436"/>
+        <w:gridCol w:w="2436"/>
+        <w:gridCol w:w="1827"/>
+        <w:gridCol w:w="1218"/>
       </w:tblGrid>
       <w:tr>
         <w:trPr>
@@ -16906,7 +16692,7 @@
               <w:jc w:val="left"/>
             </w:pPr>
             <w:r>
-              <w:t xml:space="preserve">51%</w:t>
+              <w:t xml:space="preserve">52%</w:t>
             </w:r>
           </w:p>
         </w:tc>
@@ -17032,31 +16818,31 @@
               <w:jc w:val="left"/>
             </w:pPr>
             <w:r>
-              <w:t xml:space="preserve">Other (events, affiliates, tools)</w:t>
-            </w:r>
-          </w:p>
-        </w:tc>
-        <w:tc>
-          <w:tcPr/>
-          <w:p>
-            <w:pPr>
-              <w:pStyle w:val="Compact"/>
-              <w:jc w:val="left"/>
-            </w:pPr>
-            <w:r>
-              <w:t xml:space="preserve">$150,000</w:t>
-            </w:r>
-          </w:p>
-        </w:tc>
-        <w:tc>
-          <w:tcPr/>
-          <w:p>
-            <w:pPr>
-              <w:pStyle w:val="Compact"/>
-              <w:jc w:val="left"/>
-            </w:pPr>
-            <w:r>
-              <w:t xml:space="preserve">7%</w:t>
+              <w:t xml:space="preserve">Other (event ticketing, premium tools, wine club referrals)</w:t>
+            </w:r>
+          </w:p>
+        </w:tc>
+        <w:tc>
+          <w:tcPr/>
+          <w:p>
+            <w:pPr>
+              <w:pStyle w:val="Compact"/>
+              <w:jc w:val="left"/>
+            </w:pPr>
+            <w:r>
+              <w:t xml:space="preserve">$105,000</w:t>
+            </w:r>
+          </w:p>
+        </w:tc>
+        <w:tc>
+          <w:tcPr/>
+          <w:p>
+            <w:pPr>
+              <w:pStyle w:val="Compact"/>
+              <w:jc w:val="left"/>
+            </w:pPr>
+            <w:r>
+              <w:t xml:space="preserve">6%</w:t>
             </w:r>
           </w:p>
         </w:tc>
@@ -17102,7 +16888,7 @@
                 <w:bCs/>
                 <w:b/>
               </w:rPr>
-              <w:t xml:space="preserve">$2,010,000</w:t>
+              <w:t xml:space="preserve">$1,965,000</w:t>
             </w:r>
           </w:p>
         </w:tc>
@@ -17387,7 +17173,7 @@
               <w:jc w:val="left"/>
             </w:pPr>
             <w:r>
-              <w:t xml:space="preserve">$4K</w:t>
+              <w:t xml:space="preserve">$3K</w:t>
             </w:r>
           </w:p>
         </w:tc>
@@ -17411,19 +17197,19 @@
               <w:jc w:val="left"/>
             </w:pPr>
             <w:r>
-              <w:t xml:space="preserve">-$32K</w:t>
-            </w:r>
-          </w:p>
-        </w:tc>
-        <w:tc>
-          <w:tcPr/>
-          <w:p>
-            <w:pPr>
-              <w:pStyle w:val="Compact"/>
-              <w:jc w:val="left"/>
-            </w:pPr>
-            <w:r>
-              <w:t xml:space="preserve">$688K</w:t>
+              <w:t xml:space="preserve">-$33K</w:t>
+            </w:r>
+          </w:p>
+        </w:tc>
+        <w:tc>
+          <w:tcPr/>
+          <w:p>
+            <w:pPr>
+              <w:pStyle w:val="Compact"/>
+              <w:jc w:val="left"/>
+            </w:pPr>
+            <w:r>
+              <w:t xml:space="preserve">$683K</w:t>
             </w:r>
           </w:p>
         </w:tc>
@@ -17449,7 +17235,7 @@
               <w:jc w:val="left"/>
             </w:pPr>
             <w:r>
-              <w:t xml:space="preserve">$25K</w:t>
+              <w:t xml:space="preserve">$23K</w:t>
             </w:r>
           </w:p>
         </w:tc>
@@ -17473,19 +17259,19 @@
               <w:jc w:val="left"/>
             </w:pPr>
             <w:r>
-              <w:t xml:space="preserve">-$14K</w:t>
-            </w:r>
-          </w:p>
-        </w:tc>
-        <w:tc>
-          <w:tcPr/>
-          <w:p>
-            <w:pPr>
-              <w:pStyle w:val="Compact"/>
-              <w:jc w:val="left"/>
-            </w:pPr>
-            <w:r>
-              <w:t xml:space="preserve">$674K</w:t>
+              <w:t xml:space="preserve">-$16K</w:t>
+            </w:r>
+          </w:p>
+        </w:tc>
+        <w:tc>
+          <w:tcPr/>
+          <w:p>
+            <w:pPr>
+              <w:pStyle w:val="Compact"/>
+              <w:jc w:val="left"/>
+            </w:pPr>
+            <w:r>
+              <w:t xml:space="preserve">$667K</w:t>
             </w:r>
           </w:p>
         </w:tc>
@@ -17511,7 +17297,7 @@
               <w:jc w:val="left"/>
             </w:pPr>
             <w:r>
-              <w:t xml:space="preserve">$45K</w:t>
+              <w:t xml:space="preserve">$43K</w:t>
             </w:r>
           </w:p>
         </w:tc>
@@ -17535,19 +17321,19 @@
               <w:jc w:val="left"/>
             </w:pPr>
             <w:r>
-              <w:t xml:space="preserve">$4K</w:t>
-            </w:r>
-          </w:p>
-        </w:tc>
-        <w:tc>
-          <w:tcPr/>
-          <w:p>
-            <w:pPr>
-              <w:pStyle w:val="Compact"/>
-              <w:jc w:val="left"/>
-            </w:pPr>
-            <w:r>
-              <w:t xml:space="preserve">$678K</w:t>
+              <w:t xml:space="preserve">$2K</w:t>
+            </w:r>
+          </w:p>
+        </w:tc>
+        <w:tc>
+          <w:tcPr/>
+          <w:p>
+            <w:pPr>
+              <w:pStyle w:val="Compact"/>
+              <w:jc w:val="left"/>
+            </w:pPr>
+            <w:r>
+              <w:t xml:space="preserve">$669K</w:t>
             </w:r>
           </w:p>
         </w:tc>
@@ -17581,7 +17367,7 @@
                 <w:bCs/>
                 <w:b/>
               </w:rPr>
-              <w:t xml:space="preserve">$74K</w:t>
+              <w:t xml:space="preserve">$69K</w:t>
             </w:r>
           </w:p>
         </w:tc>
@@ -17613,7 +17399,7 @@
                 <w:bCs/>
                 <w:b/>
               </w:rPr>
-              <w:t xml:space="preserve">-$76K</w:t>
+              <w:t xml:space="preserve">-$81K</w:t>
             </w:r>
           </w:p>
         </w:tc>
@@ -17629,7 +17415,7 @@
                 <w:bCs/>
                 <w:b/>
               </w:rPr>
-              <w:t xml:space="preserve">$674K</w:t>
+              <w:t xml:space="preserve">$669K</w:t>
             </w:r>
           </w:p>
         </w:tc>
@@ -17747,7 +17533,7 @@
               <w:jc w:val="left"/>
             </w:pPr>
             <w:r>
-              <w:t xml:space="preserve">$117K</w:t>
+              <w:t xml:space="preserve">$113K</w:t>
             </w:r>
           </w:p>
         </w:tc>
@@ -17771,19 +17557,19 @@
               <w:jc w:val="left"/>
             </w:pPr>
             <w:r>
-              <w:t xml:space="preserve">$19K</w:t>
-            </w:r>
-          </w:p>
-        </w:tc>
-        <w:tc>
-          <w:tcPr/>
-          <w:p>
-            <w:pPr>
-              <w:pStyle w:val="Compact"/>
-              <w:jc w:val="left"/>
-            </w:pPr>
-            <w:r>
-              <w:t xml:space="preserve">$693K</w:t>
+              <w:t xml:space="preserve">$15K</w:t>
+            </w:r>
+          </w:p>
+        </w:tc>
+        <w:tc>
+          <w:tcPr/>
+          <w:p>
+            <w:pPr>
+              <w:pStyle w:val="Compact"/>
+              <w:jc w:val="left"/>
+            </w:pPr>
+            <w:r>
+              <w:t xml:space="preserve">$684K</w:t>
             </w:r>
           </w:p>
         </w:tc>
@@ -17809,7 +17595,7 @@
               <w:jc w:val="left"/>
             </w:pPr>
             <w:r>
-              <w:t xml:space="preserve">$148K</w:t>
+              <w:t xml:space="preserve">$145K</w:t>
             </w:r>
           </w:p>
         </w:tc>
@@ -17833,19 +17619,19 @@
               <w:jc w:val="left"/>
             </w:pPr>
             <w:r>
-              <w:t xml:space="preserve">$45K</w:t>
-            </w:r>
-          </w:p>
-        </w:tc>
-        <w:tc>
-          <w:tcPr/>
-          <w:p>
-            <w:pPr>
-              <w:pStyle w:val="Compact"/>
-              <w:jc w:val="left"/>
-            </w:pPr>
-            <w:r>
-              <w:t xml:space="preserve">$738K</w:t>
+              <w:t xml:space="preserve">$42K</w:t>
+            </w:r>
+          </w:p>
+        </w:tc>
+        <w:tc>
+          <w:tcPr/>
+          <w:p>
+            <w:pPr>
+              <w:pStyle w:val="Compact"/>
+              <w:jc w:val="left"/>
+            </w:pPr>
+            <w:r>
+              <w:t xml:space="preserve">$726K</w:t>
             </w:r>
           </w:p>
         </w:tc>
@@ -17871,7 +17657,7 @@
               <w:jc w:val="left"/>
             </w:pPr>
             <w:r>
-              <w:t xml:space="preserve">$170K</w:t>
+              <w:t xml:space="preserve">$166K</w:t>
             </w:r>
           </w:p>
         </w:tc>
@@ -17895,19 +17681,19 @@
               <w:jc w:val="left"/>
             </w:pPr>
             <w:r>
-              <w:t xml:space="preserve">$53K</w:t>
-            </w:r>
-          </w:p>
-        </w:tc>
-        <w:tc>
-          <w:tcPr/>
-          <w:p>
-            <w:pPr>
-              <w:pStyle w:val="Compact"/>
-              <w:jc w:val="left"/>
-            </w:pPr>
-            <w:r>
-              <w:t xml:space="preserve">$791K</w:t>
+              <w:t xml:space="preserve">$49K</w:t>
+            </w:r>
+          </w:p>
+        </w:tc>
+        <w:tc>
+          <w:tcPr/>
+          <w:p>
+            <w:pPr>
+              <w:pStyle w:val="Compact"/>
+              <w:jc w:val="left"/>
+            </w:pPr>
+            <w:r>
+              <w:t xml:space="preserve">$775K</w:t>
             </w:r>
           </w:p>
         </w:tc>
@@ -17933,7 +17719,7 @@
               <w:jc w:val="left"/>
             </w:pPr>
             <w:r>
-              <w:t xml:space="preserve">$171K</w:t>
+              <w:t xml:space="preserve">$164K</w:t>
             </w:r>
           </w:p>
         </w:tc>
@@ -17957,19 +17743,19 @@
               <w:jc w:val="left"/>
             </w:pPr>
             <w:r>
-              <w:t xml:space="preserve">$52K</w:t>
-            </w:r>
-          </w:p>
-        </w:tc>
-        <w:tc>
-          <w:tcPr/>
-          <w:p>
-            <w:pPr>
-              <w:pStyle w:val="Compact"/>
-              <w:jc w:val="left"/>
-            </w:pPr>
-            <w:r>
-              <w:t xml:space="preserve">$843K</w:t>
+              <w:t xml:space="preserve">$45K</w:t>
+            </w:r>
+          </w:p>
+        </w:tc>
+        <w:tc>
+          <w:tcPr/>
+          <w:p>
+            <w:pPr>
+              <w:pStyle w:val="Compact"/>
+              <w:jc w:val="left"/>
+            </w:pPr>
+            <w:r>
+              <w:t xml:space="preserve">$820K</w:t>
             </w:r>
           </w:p>
         </w:tc>
@@ -18003,7 +17789,7 @@
                 <w:bCs/>
                 <w:b/>
               </w:rPr>
-              <w:t xml:space="preserve">$606K</w:t>
+              <w:t xml:space="preserve">$588K</w:t>
             </w:r>
           </w:p>
         </w:tc>
@@ -18035,7 +17821,7 @@
                 <w:bCs/>
                 <w:b/>
               </w:rPr>
-              <w:t xml:space="preserve">$169K</w:t>
+              <w:t xml:space="preserve">$151K</w:t>
             </w:r>
           </w:p>
         </w:tc>
@@ -18051,7 +17837,7 @@
                 <w:bCs/>
                 <w:b/>
               </w:rPr>
-              <w:t xml:space="preserve">$843K</w:t>
+              <w:t xml:space="preserve">$820K</w:t>
             </w:r>
           </w:p>
         </w:tc>
@@ -18169,7 +17955,7 @@
               <w:jc w:val="left"/>
             </w:pPr>
             <w:r>
-              <w:t xml:space="preserve">$475K</w:t>
+              <w:t xml:space="preserve">$465K</w:t>
             </w:r>
           </w:p>
         </w:tc>
@@ -18193,19 +17979,19 @@
               <w:jc w:val="left"/>
             </w:pPr>
             <w:r>
-              <w:t xml:space="preserve">$277K</w:t>
-            </w:r>
-          </w:p>
-        </w:tc>
-        <w:tc>
-          <w:tcPr/>
-          <w:p>
-            <w:pPr>
-              <w:pStyle w:val="Compact"/>
-              <w:jc w:val="left"/>
-            </w:pPr>
-            <w:r>
-              <w:t xml:space="preserve">$1,120K</w:t>
+              <w:t xml:space="preserve">$267K</w:t>
+            </w:r>
+          </w:p>
+        </w:tc>
+        <w:tc>
+          <w:tcPr/>
+          <w:p>
+            <w:pPr>
+              <w:pStyle w:val="Compact"/>
+              <w:jc w:val="left"/>
+            </w:pPr>
+            <w:r>
+              <w:t xml:space="preserve">$1,087K</w:t>
             </w:r>
           </w:p>
         </w:tc>
@@ -18231,7 +18017,7 @@
               <w:jc w:val="left"/>
             </w:pPr>
             <w:r>
-              <w:t xml:space="preserve">$503K</w:t>
+              <w:t xml:space="preserve">$491K</w:t>
             </w:r>
           </w:p>
         </w:tc>
@@ -18255,19 +18041,19 @@
               <w:jc w:val="left"/>
             </w:pPr>
             <w:r>
-              <w:t xml:space="preserve">$298K</w:t>
-            </w:r>
-          </w:p>
-        </w:tc>
-        <w:tc>
-          <w:tcPr/>
-          <w:p>
-            <w:pPr>
-              <w:pStyle w:val="Compact"/>
-              <w:jc w:val="left"/>
-            </w:pPr>
-            <w:r>
-              <w:t xml:space="preserve">$1,418K</w:t>
+              <w:t xml:space="preserve">$286K</w:t>
+            </w:r>
+          </w:p>
+        </w:tc>
+        <w:tc>
+          <w:tcPr/>
+          <w:p>
+            <w:pPr>
+              <w:pStyle w:val="Compact"/>
+              <w:jc w:val="left"/>
+            </w:pPr>
+            <w:r>
+              <w:t xml:space="preserve">$1,373K</w:t>
             </w:r>
           </w:p>
         </w:tc>
@@ -18293,7 +18079,7 @@
               <w:jc w:val="left"/>
             </w:pPr>
             <w:r>
-              <w:t xml:space="preserve">$525K</w:t>
+              <w:t xml:space="preserve">$513K</w:t>
             </w:r>
           </w:p>
         </w:tc>
@@ -18317,19 +18103,19 @@
               <w:jc w:val="left"/>
             </w:pPr>
             <w:r>
-              <w:t xml:space="preserve">$294K</w:t>
-            </w:r>
-          </w:p>
-        </w:tc>
-        <w:tc>
-          <w:tcPr/>
-          <w:p>
-            <w:pPr>
-              <w:pStyle w:val="Compact"/>
-              <w:jc w:val="left"/>
-            </w:pPr>
-            <w:r>
-              <w:t xml:space="preserve">$1,712K</w:t>
+              <w:t xml:space="preserve">$282K</w:t>
+            </w:r>
+          </w:p>
+        </w:tc>
+        <w:tc>
+          <w:tcPr/>
+          <w:p>
+            <w:pPr>
+              <w:pStyle w:val="Compact"/>
+              <w:jc w:val="left"/>
+            </w:pPr>
+            <w:r>
+              <w:t xml:space="preserve">$1,655K</w:t>
             </w:r>
           </w:p>
         </w:tc>
@@ -18355,7 +18141,7 @@
               <w:jc w:val="left"/>
             </w:pPr>
             <w:r>
-              <w:t xml:space="preserve">$507K</w:t>
+              <w:t xml:space="preserve">$496K</w:t>
             </w:r>
           </w:p>
         </w:tc>
@@ -18379,19 +18165,19 @@
               <w:jc w:val="left"/>
             </w:pPr>
             <w:r>
-              <w:t xml:space="preserve">$275K</w:t>
-            </w:r>
-          </w:p>
-        </w:tc>
-        <w:tc>
-          <w:tcPr/>
-          <w:p>
-            <w:pPr>
-              <w:pStyle w:val="Compact"/>
-              <w:jc w:val="left"/>
-            </w:pPr>
-            <w:r>
-              <w:t xml:space="preserve">$1,987K</w:t>
+              <w:t xml:space="preserve">$264K</w:t>
+            </w:r>
+          </w:p>
+        </w:tc>
+        <w:tc>
+          <w:tcPr/>
+          <w:p>
+            <w:pPr>
+              <w:pStyle w:val="Compact"/>
+              <w:jc w:val="left"/>
+            </w:pPr>
+            <w:r>
+              <w:t xml:space="preserve">$1,919K</w:t>
             </w:r>
           </w:p>
         </w:tc>
@@ -18425,7 +18211,7 @@
                 <w:bCs/>
                 <w:b/>
               </w:rPr>
-              <w:t xml:space="preserve">$2,010K</w:t>
+              <w:t xml:space="preserve">$1,965K</w:t>
             </w:r>
           </w:p>
         </w:tc>
@@ -18457,7 +18243,7 @@
                 <w:bCs/>
                 <w:b/>
               </w:rPr>
-              <w:t xml:space="preserve">$1,144K</w:t>
+              <w:t xml:space="preserve">$1,099K</w:t>
             </w:r>
           </w:p>
         </w:tc>
@@ -18473,7 +18259,7 @@
                 <w:bCs/>
                 <w:b/>
               </w:rPr>
-              <w:t xml:space="preserve">$1,987K</w:t>
+              <w:t xml:space="preserve">$1,919K</w:t>
             </w:r>
           </w:p>
         </w:tc>
@@ -18520,19 +18306,19 @@
         <w:t xml:space="preserve"> </w:t>
       </w:r>
       <w:r>
-        <w:t xml:space="preserve">- Year 1: -$76K loss (expected during MVP phase)</w:t>
-      </w:r>
-      <w:r>
-        <w:t xml:space="preserve"> </w:t>
-      </w:r>
-      <w:r>
-        <w:t xml:space="preserve">- Year 2: $169K profit (22% margin)</w:t>
-      </w:r>
-      <w:r>
-        <w:t xml:space="preserve"> </w:t>
-      </w:r>
-      <w:r>
-        <w:t xml:space="preserve">- Year 3: $1,144K profit (57% margin)</w:t>
+        <w:t xml:space="preserve">- Year 1: -$81K loss (expected during MVP phase)</w:t>
+      </w:r>
+      <w:r>
+        <w:t xml:space="preserve"> </w:t>
+      </w:r>
+      <w:r>
+        <w:t xml:space="preserve">- Year 2: $151K profit (26% margin)</w:t>
+      </w:r>
+      <w:r>
+        <w:t xml:space="preserve"> </w:t>
+      </w:r>
+      <w:r>
+        <w:t xml:space="preserve">- Year 3: $1,099K profit (56% margin)</w:t>
       </w:r>
     </w:p>
     <w:p>
@@ -18567,19 +18353,19 @@
         <w:t xml:space="preserve"> </w:t>
       </w:r>
       <w:r>
-        <w:t xml:space="preserve">- Year 1: $82K revenue</w:t>
-      </w:r>
-      <w:r>
-        <w:t xml:space="preserve"> </w:t>
-      </w:r>
-      <w:r>
-        <w:t xml:space="preserve">- Year 2: $686K revenue</w:t>
-      </w:r>
-      <w:r>
-        <w:t xml:space="preserve"> </w:t>
-      </w:r>
-      <w:r>
-        <w:t xml:space="preserve">- Year 3: $2.27M revenue</w:t>
+        <w:t xml:space="preserve">- Year 1: $77K revenue</w:t>
+      </w:r>
+      <w:r>
+        <w:t xml:space="preserve"> </w:t>
+      </w:r>
+      <w:r>
+        <w:t xml:space="preserve">- Year 2: $668K revenue</w:t>
+      </w:r>
+      <w:r>
+        <w:t xml:space="preserve"> </w:t>
+      </w:r>
+      <w:r>
+        <w:t xml:space="preserve">- Year 3: $2.23M revenue</w:t>
       </w:r>
     </w:p>
     <w:p>
@@ -18597,19 +18383,19 @@
         <w:t xml:space="preserve"> </w:t>
       </w:r>
       <w:r>
-        <w:t xml:space="preserve">- Year 1: $74K revenue</w:t>
-      </w:r>
-      <w:r>
-        <w:t xml:space="preserve"> </w:t>
-      </w:r>
-      <w:r>
-        <w:t xml:space="preserve">- Year 2: $606K revenue</w:t>
-      </w:r>
-      <w:r>
-        <w:t xml:space="preserve"> </w:t>
-      </w:r>
-      <w:r>
-        <w:t xml:space="preserve">- Year 3: $2.01M revenue</w:t>
+        <w:t xml:space="preserve">- Year 1: $69K revenue</w:t>
+      </w:r>
+      <w:r>
+        <w:t xml:space="preserve"> </w:t>
+      </w:r>
+      <w:r>
+        <w:t xml:space="preserve">- Year 2: $588K revenue</w:t>
+      </w:r>
+      <w:r>
+        <w:t xml:space="preserve"> </w:t>
+      </w:r>
+      <w:r>
+        <w:t xml:space="preserve">- Year 3: $1.97M revenue</w:t>
       </w:r>
     </w:p>
     <w:p>
@@ -18627,19 +18413,19 @@
         <w:t xml:space="preserve"> </w:t>
       </w:r>
       <w:r>
-        <w:t xml:space="preserve">- Year 1: $50K revenue</w:t>
-      </w:r>
-      <w:r>
-        <w:t xml:space="preserve"> </w:t>
-      </w:r>
-      <w:r>
-        <w:t xml:space="preserve">- Year 2: $450K revenue</w:t>
-      </w:r>
-      <w:r>
-        <w:t xml:space="preserve"> </w:t>
-      </w:r>
-      <w:r>
-        <w:t xml:space="preserve">- Year 3: $1.5M revenue</w:t>
+        <w:t xml:space="preserve">- Year 1: $47K revenue</w:t>
+      </w:r>
+      <w:r>
+        <w:t xml:space="preserve"> </w:t>
+      </w:r>
+      <w:r>
+        <w:t xml:space="preserve">- Year 2: $440K revenue</w:t>
+      </w:r>
+      <w:r>
+        <w:t xml:space="preserve"> </w:t>
+      </w:r>
+      <w:r>
+        <w:t xml:space="preserve">- Year 3: $1.48M revenue</w:t>
       </w:r>
     </w:p>
     <w:p>
@@ -22224,7 +22010,7 @@
       <w:pPr>
         <w:numPr>
           <w:ilvl w:val="0"/>
-          <w:numId w:val="1091"/>
+          <w:numId w:val="1087"/>
         </w:numPr>
         <w:pStyle w:val="Compact"/>
       </w:pPr>
@@ -22246,7 +22032,7 @@
       <w:pPr>
         <w:numPr>
           <w:ilvl w:val="0"/>
-          <w:numId w:val="1091"/>
+          <w:numId w:val="1087"/>
         </w:numPr>
         <w:pStyle w:val="Compact"/>
       </w:pPr>
@@ -22268,7 +22054,7 @@
       <w:pPr>
         <w:numPr>
           <w:ilvl w:val="0"/>
-          <w:numId w:val="1091"/>
+          <w:numId w:val="1087"/>
         </w:numPr>
         <w:pStyle w:val="Compact"/>
       </w:pPr>
@@ -22290,7 +22076,7 @@
       <w:pPr>
         <w:numPr>
           <w:ilvl w:val="0"/>
-          <w:numId w:val="1091"/>
+          <w:numId w:val="1087"/>
         </w:numPr>
         <w:pStyle w:val="Compact"/>
       </w:pPr>
@@ -23608,7 +23394,7 @@
       <w:pPr>
         <w:numPr>
           <w:ilvl w:val="0"/>
-          <w:numId w:val="1092"/>
+          <w:numId w:val="1088"/>
         </w:numPr>
         <w:pStyle w:val="Compact"/>
       </w:pPr>
@@ -23630,7 +23416,7 @@
       <w:pPr>
         <w:numPr>
           <w:ilvl w:val="0"/>
-          <w:numId w:val="1092"/>
+          <w:numId w:val="1088"/>
         </w:numPr>
         <w:pStyle w:val="Compact"/>
       </w:pPr>
@@ -23652,7 +23438,7 @@
       <w:pPr>
         <w:numPr>
           <w:ilvl w:val="0"/>
-          <w:numId w:val="1092"/>
+          <w:numId w:val="1088"/>
         </w:numPr>
         <w:pStyle w:val="Compact"/>
       </w:pPr>
@@ -23674,7 +23460,7 @@
       <w:pPr>
         <w:numPr>
           <w:ilvl w:val="0"/>
-          <w:numId w:val="1092"/>
+          <w:numId w:val="1088"/>
         </w:numPr>
         <w:pStyle w:val="Compact"/>
       </w:pPr>
@@ -23696,7 +23482,7 @@
       <w:pPr>
         <w:numPr>
           <w:ilvl w:val="0"/>
-          <w:numId w:val="1092"/>
+          <w:numId w:val="1088"/>
         </w:numPr>
         <w:pStyle w:val="Compact"/>
       </w:pPr>
@@ -23730,7 +23516,7 @@
       <w:pPr>
         <w:numPr>
           <w:ilvl w:val="0"/>
-          <w:numId w:val="1093"/>
+          <w:numId w:val="1089"/>
         </w:numPr>
         <w:pStyle w:val="Compact"/>
       </w:pPr>
@@ -23742,7 +23528,7 @@
       <w:pPr>
         <w:numPr>
           <w:ilvl w:val="0"/>
-          <w:numId w:val="1093"/>
+          <w:numId w:val="1089"/>
         </w:numPr>
         <w:pStyle w:val="Compact"/>
       </w:pPr>
@@ -23754,7 +23540,7 @@
       <w:pPr>
         <w:numPr>
           <w:ilvl w:val="0"/>
-          <w:numId w:val="1093"/>
+          <w:numId w:val="1089"/>
         </w:numPr>
         <w:pStyle w:val="Compact"/>
       </w:pPr>
@@ -23766,7 +23552,7 @@
       <w:pPr>
         <w:numPr>
           <w:ilvl w:val="0"/>
-          <w:numId w:val="1093"/>
+          <w:numId w:val="1089"/>
         </w:numPr>
         <w:pStyle w:val="Compact"/>
       </w:pPr>
@@ -23790,7 +23576,7 @@
       <w:pPr>
         <w:numPr>
           <w:ilvl w:val="0"/>
-          <w:numId w:val="1094"/>
+          <w:numId w:val="1090"/>
         </w:numPr>
         <w:pStyle w:val="Compact"/>
       </w:pPr>
@@ -23812,7 +23598,7 @@
       <w:pPr>
         <w:numPr>
           <w:ilvl w:val="0"/>
-          <w:numId w:val="1094"/>
+          <w:numId w:val="1090"/>
         </w:numPr>
         <w:pStyle w:val="Compact"/>
       </w:pPr>
@@ -23834,7 +23620,7 @@
       <w:pPr>
         <w:numPr>
           <w:ilvl w:val="0"/>
-          <w:numId w:val="1094"/>
+          <w:numId w:val="1090"/>
         </w:numPr>
         <w:pStyle w:val="Compact"/>
       </w:pPr>
@@ -23856,7 +23642,7 @@
       <w:pPr>
         <w:numPr>
           <w:ilvl w:val="0"/>
-          <w:numId w:val="1094"/>
+          <w:numId w:val="1090"/>
         </w:numPr>
         <w:pStyle w:val="Compact"/>
       </w:pPr>
@@ -24633,7 +24419,34 @@
     <w:abstractNumId w:val="991"/>
   </w:num>
   <w:num w:numId="1057">
-    <w:abstractNumId w:val="991"/>
+    <w:abstractNumId w:val="99412"/>
+    <w:lvlOverride w:ilvl="0">
+      <w:startOverride w:val="2"/>
+    </w:lvlOverride>
+    <w:lvlOverride w:ilvl="1">
+      <w:startOverride w:val="2"/>
+    </w:lvlOverride>
+    <w:lvlOverride w:ilvl="2">
+      <w:startOverride w:val="2"/>
+    </w:lvlOverride>
+    <w:lvlOverride w:ilvl="3">
+      <w:startOverride w:val="2"/>
+    </w:lvlOverride>
+    <w:lvlOverride w:ilvl="4">
+      <w:startOverride w:val="2"/>
+    </w:lvlOverride>
+    <w:lvlOverride w:ilvl="5">
+      <w:startOverride w:val="2"/>
+    </w:lvlOverride>
+    <w:lvlOverride w:ilvl="6">
+      <w:startOverride w:val="2"/>
+    </w:lvlOverride>
+    <w:lvlOverride w:ilvl="7">
+      <w:startOverride w:val="2"/>
+    </w:lvlOverride>
+    <w:lvlOverride w:ilvl="8">
+      <w:startOverride w:val="2"/>
+    </w:lvlOverride>
   </w:num>
   <w:num w:numId="1058">
     <w:abstractNumId w:val="991"/>
@@ -24822,42 +24635,6 @@
     <w:abstractNumId w:val="991"/>
   </w:num>
   <w:num w:numId="1075">
-    <w:abstractNumId w:val="99412"/>
-    <w:lvlOverride w:ilvl="0">
-      <w:startOverride w:val="2"/>
-    </w:lvlOverride>
-    <w:lvlOverride w:ilvl="1">
-      <w:startOverride w:val="2"/>
-    </w:lvlOverride>
-    <w:lvlOverride w:ilvl="2">
-      <w:startOverride w:val="2"/>
-    </w:lvlOverride>
-    <w:lvlOverride w:ilvl="3">
-      <w:startOverride w:val="2"/>
-    </w:lvlOverride>
-    <w:lvlOverride w:ilvl="4">
-      <w:startOverride w:val="2"/>
-    </w:lvlOverride>
-    <w:lvlOverride w:ilvl="5">
-      <w:startOverride w:val="2"/>
-    </w:lvlOverride>
-    <w:lvlOverride w:ilvl="6">
-      <w:startOverride w:val="2"/>
-    </w:lvlOverride>
-    <w:lvlOverride w:ilvl="7">
-      <w:startOverride w:val="2"/>
-    </w:lvlOverride>
-    <w:lvlOverride w:ilvl="8">
-      <w:startOverride w:val="2"/>
-    </w:lvlOverride>
-  </w:num>
-  <w:num w:numId="1076">
-    <w:abstractNumId w:val="991"/>
-  </w:num>
-  <w:num w:numId="1077">
-    <w:abstractNumId w:val="991"/>
-  </w:num>
-  <w:num w:numId="1078">
     <w:abstractNumId w:val="99411"/>
     <w:lvlOverride w:ilvl="0">
       <w:startOverride w:val="1"/>
@@ -24887,19 +24664,19 @@
       <w:startOverride w:val="1"/>
     </w:lvlOverride>
   </w:num>
+  <w:num w:numId="1076">
+    <w:abstractNumId w:val="991"/>
+  </w:num>
+  <w:num w:numId="1077">
+    <w:abstractNumId w:val="991"/>
+  </w:num>
+  <w:num w:numId="1078">
+    <w:abstractNumId w:val="991"/>
+  </w:num>
   <w:num w:numId="1079">
     <w:abstractNumId w:val="991"/>
   </w:num>
   <w:num w:numId="1080">
-    <w:abstractNumId w:val="991"/>
-  </w:num>
-  <w:num w:numId="1081">
-    <w:abstractNumId w:val="991"/>
-  </w:num>
-  <w:num w:numId="1082">
-    <w:abstractNumId w:val="991"/>
-  </w:num>
-  <w:num w:numId="1083">
     <w:abstractNumId w:val="99411"/>
     <w:lvlOverride w:ilvl="0">
       <w:startOverride w:val="1"/>
@@ -24929,16 +24706,16 @@
       <w:startOverride w:val="1"/>
     </w:lvlOverride>
   </w:num>
-  <w:num w:numId="1084">
+  <w:num w:numId="1081">
     <w:abstractNumId w:val="991"/>
   </w:num>
-  <w:num w:numId="1085">
+  <w:num w:numId="1082">
     <w:abstractNumId w:val="991"/>
   </w:num>
-  <w:num w:numId="1086">
+  <w:num w:numId="1083">
     <w:abstractNumId w:val="991"/>
   </w:num>
-  <w:num w:numId="1087">
+  <w:num w:numId="1084">
     <w:abstractNumId w:val="99411"/>
     <w:lvlOverride w:ilvl="0">
       <w:startOverride w:val="1"/>
@@ -24968,19 +24745,16 @@
       <w:startOverride w:val="1"/>
     </w:lvlOverride>
   </w:num>
-  <w:num w:numId="1088">
+  <w:num w:numId="1085">
     <w:abstractNumId w:val="991"/>
   </w:num>
-  <w:num w:numId="1089">
+  <w:num w:numId="1086">
     <w:abstractNumId w:val="991"/>
   </w:num>
-  <w:num w:numId="1090">
+  <w:num w:numId="1087">
     <w:abstractNumId w:val="991"/>
   </w:num>
-  <w:num w:numId="1091">
-    <w:abstractNumId w:val="991"/>
-  </w:num>
-  <w:num w:numId="1092">
+  <w:num w:numId="1088">
     <w:abstractNumId w:val="99411"/>
     <w:lvlOverride w:ilvl="0">
       <w:startOverride w:val="1"/>
@@ -25010,10 +24784,10 @@
       <w:startOverride w:val="1"/>
     </w:lvlOverride>
   </w:num>
-  <w:num w:numId="1093">
+  <w:num w:numId="1089">
     <w:abstractNumId w:val="991"/>
   </w:num>
-  <w:num w:numId="1094">
+  <w:num w:numId="1090">
     <w:abstractNumId w:val="991"/>
   </w:num>
 </w:numbering>
